--- a/fuentes/63560006_CF02_CFA.docx
+++ b/fuentes/63560006_CF02_CFA.docx
@@ -1,6 +1,6 @@
 
 <file path=word/document.xml><?xml version="1.0" encoding="utf-8"?>
-<w:document xmlns:wpc="http://schemas.microsoft.com/office/word/2010/wordprocessingCanvas" xmlns:cx="http://schemas.microsoft.com/office/drawing/2014/chartex" xmlns:cx1="http://schemas.microsoft.com/office/drawing/2015/9/8/chartex" xmlns:cx2="http://schemas.microsoft.com/office/drawing/2015/10/21/chartex" xmlns:cx3="http://schemas.microsoft.com/office/drawing/2016/5/9/chartex" xmlns:cx4="http://schemas.microsoft.com/office/drawing/2016/5/10/chartex" xmlns:cx5="http://schemas.microsoft.com/office/drawing/2016/5/11/chartex" xmlns:cx6="http://schemas.microsoft.com/office/drawing/2016/5/12/chartex" xmlns:cx7="http://schemas.microsoft.com/office/drawing/2016/5/13/chartex" xmlns:cx8="http://schemas.microsoft.com/office/drawing/2016/5/14/chartex" xmlns:mc="http://schemas.openxmlformats.org/markup-compatibility/2006" xmlns:aink="http://schemas.microsoft.com/office/drawing/2016/ink" xmlns:am3d="http://schemas.microsoft.com/office/drawing/2017/model3d" xmlns:o="urn:schemas-microsoft-com:office:office" xmlns:oel="http://schemas.microsoft.com/office/2019/extlst" xmlns:r="http://schemas.openxmlformats.org/officeDocument/2006/relationships" xmlns:m="http://schemas.openxmlformats.org/officeDocument/2006/math" xmlns:v="urn:schemas-microsoft-com:vml" xmlns:wp14="http://schemas.microsoft.com/office/word/2010/wordprocessingDrawing" xmlns:wp="http://schemas.openxmlformats.org/drawingml/2006/wordprocessingDrawing" xmlns:w10="urn:schemas-microsoft-com:office:word" xmlns:w="http://schemas.openxmlformats.org/wordprocessingml/2006/main" xmlns:w14="http://schemas.microsoft.com/office/word/2010/wordml" xmlns:w15="http://schemas.microsoft.com/office/word/2012/wordml" xmlns:w16cex="http://schemas.microsoft.com/office/word/2018/wordml/cex" xmlns:w16cid="http://schemas.microsoft.com/office/word/2016/wordml/cid" xmlns:w16="http://schemas.microsoft.com/office/word/2018/wordml" xmlns:w16du="http://schemas.microsoft.com/office/word/2023/wordml/word16du" xmlns:w16sdtdh="http://schemas.microsoft.com/office/word/2020/wordml/sdtdatahash" xmlns:w16sdtfl="http://schemas.microsoft.com/office/word/2024/wordml/sdtformatlock" xmlns:w16se="http://schemas.microsoft.com/office/word/2015/wordml/symex" xmlns:wpg="http://schemas.microsoft.com/office/word/2010/wordprocessingGroup" xmlns:wpi="http://schemas.microsoft.com/office/word/2010/wordprocessingInk" xmlns:wne="http://schemas.microsoft.com/office/word/2006/wordml" xmlns:wps="http://schemas.microsoft.com/office/word/2010/wordprocessingShape" mc:Ignorable="w14 w15 w16se w16cid w16 w16cex w16sdtdh w16sdtfl w16du wp14">
+<w:document xmlns:wpc="http://schemas.microsoft.com/office/word/2010/wordprocessingCanvas" xmlns:cx="http://schemas.microsoft.com/office/drawing/2014/chartex" xmlns:cx1="http://schemas.microsoft.com/office/drawing/2015/9/8/chartex" xmlns:cx2="http://schemas.microsoft.com/office/drawing/2015/10/21/chartex" xmlns:cx3="http://schemas.microsoft.com/office/drawing/2016/5/9/chartex" xmlns:cx4="http://schemas.microsoft.com/office/drawing/2016/5/10/chartex" xmlns:cx5="http://schemas.microsoft.com/office/drawing/2016/5/11/chartex" xmlns:cx6="http://schemas.microsoft.com/office/drawing/2016/5/12/chartex" xmlns:cx7="http://schemas.microsoft.com/office/drawing/2016/5/13/chartex" xmlns:cx8="http://schemas.microsoft.com/office/drawing/2016/5/14/chartex" xmlns:mc="http://schemas.openxmlformats.org/markup-compatibility/2006" xmlns:aink="http://schemas.microsoft.com/office/drawing/2016/ink" xmlns:am3d="http://schemas.microsoft.com/office/drawing/2017/model3d" xmlns:o="urn:schemas-microsoft-com:office:office" xmlns:r="http://schemas.openxmlformats.org/officeDocument/2006/relationships" xmlns:m="http://schemas.openxmlformats.org/officeDocument/2006/math" xmlns:v="urn:schemas-microsoft-com:vml" xmlns:wp14="http://schemas.microsoft.com/office/word/2010/wordprocessingDrawing" xmlns:wp="http://schemas.openxmlformats.org/drawingml/2006/wordprocessingDrawing" xmlns:w10="urn:schemas-microsoft-com:office:word" xmlns:w="http://schemas.openxmlformats.org/wordprocessingml/2006/main" xmlns:w14="http://schemas.microsoft.com/office/word/2010/wordml" xmlns:w15="http://schemas.microsoft.com/office/word/2012/wordml" xmlns:w16cex="http://schemas.microsoft.com/office/word/2018/wordml/cex" xmlns:w16cid="http://schemas.microsoft.com/office/word/2016/wordml/cid" xmlns:w16="http://schemas.microsoft.com/office/word/2018/wordml" xmlns:w16sdtdh="http://schemas.microsoft.com/office/word/2020/wordml/sdtdatahash" xmlns:w16se="http://schemas.microsoft.com/office/word/2015/wordml/symex" xmlns:wpg="http://schemas.microsoft.com/office/word/2010/wordprocessingGroup" xmlns:wpi="http://schemas.microsoft.com/office/word/2010/wordprocessingInk" xmlns:wne="http://schemas.microsoft.com/office/word/2006/wordml" xmlns:wps="http://schemas.microsoft.com/office/word/2010/wordprocessingShape" mc:Ignorable="w14 w15 w16se w16cid w16 w16cex w16sdtdh wp14">
   <w:body>
     <w:p>
       <w:pPr>
@@ -205,7 +205,7 @@
               </wp:anchor>
             </w:drawing>
           </mc:Choice>
-          <mc:Fallback xmlns:w16cei="http://schemas.microsoft.com/office/word/2026/wordml/cei">
+          <mc:Fallback xmlns:oel="http://schemas.microsoft.com/office/2019/extlst" xmlns:w16du="http://schemas.microsoft.com/office/word/2023/wordml/word16du" xmlns:w16sdtfl="http://schemas.microsoft.com/office/word/2024/wordml/sdtformatlock" xmlns:w16cei="http://schemas.microsoft.com/office/word/2026/wordml/cei">
             <w:pict>
               <v:rect w14:anchorId="4C256C62" id="Rectángulo 3" o:spid="_x0000_s1026" alt="&quot;&quot;" style="position:absolute;margin-left:-55.95pt;margin-top:26.4pt;width:613.85pt;height:164.25pt;z-index:-251655168;visibility:visible;mso-wrap-style:square;mso-height-percent:0;mso-wrap-distance-left:9pt;mso-wrap-distance-top:0;mso-wrap-distance-right:9pt;mso-wrap-distance-bottom:0;mso-position-horizontal:absolute;mso-position-horizontal-relative:text;mso-position-vertical:absolute;mso-position-vertical-relative:text;mso-height-percent:0;mso-height-relative:margin;v-text-anchor:middle" o:gfxdata="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" fillcolor="#00314d" stroked="f" strokeweight="1pt"/>
             </w:pict>
@@ -318,7 +318,7 @@
                 <v:stroke joinstyle="miter"/>
                 <v:path gradientshapeok="t" o:connecttype="rect"/>
               </v:shapetype>
-              <v:shape id="Cuadro de texto 2" o:spid="_x0000_s1026" type="#_x0000_t202" alt="&quot;&quot;" style="position:absolute;left:0;text-align:left;margin-left:-25.2pt;margin-top:21.9pt;width:549pt;height:102.95pt;z-index:251663360;visibility:visible;mso-wrap-style:square;mso-width-percent:0;mso-height-percent:0;mso-wrap-distance-left:9pt;mso-wrap-distance-top:3.6pt;mso-wrap-distance-right:9pt;mso-wrap-distance-bottom:3.6pt;mso-position-horizontal:absolute;mso-position-horizontal-relative:margin;mso-position-vertical:absolute;mso-position-vertical-relative:text;mso-width-percent:0;mso-height-percent:0;mso-width-relative:margin;mso-height-relative:margin;v-text-anchor:top" o:gfxdata="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" filled="f" stroked="f">
+              <v:shape id="Cuadro de texto 2" o:spid="_x0000_s1026" type="#_x0000_t202" alt="&quot;&quot;" style="position:absolute;left:0;text-align:left;margin-left:-25.2pt;margin-top:21.9pt;width:549pt;height:102.95pt;z-index:251663360;visibility:visible;mso-wrap-style:square;mso-width-percent:0;mso-height-percent:0;mso-wrap-distance-left:9pt;mso-wrap-distance-top:3.6pt;mso-wrap-distance-right:9pt;mso-wrap-distance-bottom:3.6pt;mso-position-horizontal:absolute;mso-position-horizontal-relative:margin;mso-position-vertical:absolute;mso-position-vertical-relative:text;mso-width-percent:0;mso-height-percent:0;mso-width-relative:margin;mso-height-relative:margin;v-text-anchor:top" o:gfxdata="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" filled="f" stroked="f">
                 <v:textbox>
                   <w:txbxContent>
                     <w:p>
@@ -489,20 +489,6 @@
     </w:p>
     <w:p>
       <w:pPr>
-        <w:pBdr>
-          <w:bottom w:val="single" w:sz="12" w:space="1" w:color="auto"/>
-        </w:pBdr>
-        <w:ind w:firstLine="1"/>
-        <w:rPr>
-          <w:rFonts w:ascii="Calibri" w:hAnsi="Calibri"/>
-          <w:color w:val="000000" w:themeColor="text1"/>
-          <w:kern w:val="0"/>
-          <w14:ligatures w14:val="none"/>
-        </w:rPr>
-      </w:pPr>
-    </w:p>
-    <w:p>
-      <w:pPr>
         <w:jc w:val="center"/>
       </w:pPr>
       <w:r>
@@ -582,6 +568,7 @@
           <w:docPartUnique/>
         </w:docPartObj>
       </w:sdtPr>
+      <w:sdtEndPr/>
       <w:sdtContent>
         <w:p>
           <w:pPr>
@@ -618,7 +605,7 @@
           <w:r>
             <w:fldChar w:fldCharType="separate"/>
           </w:r>
-          <w:hyperlink w:anchor="_Toc238885163" w:history="1">
+          <w:hyperlink w:anchor="_Toc241576954" w:history="1">
             <w:r>
               <w:rPr>
                 <w:rStyle w:val="Hipervnculo"/>
@@ -645,7 +632,7 @@
                 <w:noProof/>
                 <w:webHidden/>
               </w:rPr>
-              <w:instrText xml:space="preserve"> PAGEREF _Toc238885163 \h </w:instrText>
+              <w:instrText xml:space="preserve"> PAGEREF _Toc241576954 \h </w:instrText>
             </w:r>
             <w:r>
               <w:rPr>
@@ -691,7 +678,7 @@
               <w14:ligatures w14:val="none"/>
             </w:rPr>
           </w:pPr>
-          <w:hyperlink w:anchor="_Toc238885164" w:history="1">
+          <w:hyperlink w:anchor="_Toc241576955" w:history="1">
             <w:r>
               <w:rPr>
                 <w:rStyle w:val="Hipervnculo"/>
@@ -718,7 +705,7 @@
                 <w:noProof/>
                 <w:webHidden/>
               </w:rPr>
-              <w:instrText xml:space="preserve"> PAGEREF _Toc238885164 \h </w:instrText>
+              <w:instrText xml:space="preserve"> PAGEREF _Toc241576955 \h </w:instrText>
             </w:r>
             <w:r>
               <w:rPr>
@@ -764,7 +751,7 @@
               <w14:ligatures w14:val="none"/>
             </w:rPr>
           </w:pPr>
-          <w:hyperlink w:anchor="_Toc238885165" w:history="1">
+          <w:hyperlink w:anchor="_Toc241576956" w:history="1">
             <w:r>
               <w:rPr>
                 <w:rStyle w:val="Hipervnculo"/>
@@ -791,7 +778,7 @@
                 <w:noProof/>
                 <w:webHidden/>
               </w:rPr>
-              <w:instrText xml:space="preserve"> PAGEREF _Toc238885165 \h </w:instrText>
+              <w:instrText xml:space="preserve"> PAGEREF _Toc241576956 \h </w:instrText>
             </w:r>
             <w:r>
               <w:rPr>
@@ -837,7 +824,7 @@
               <w14:ligatures w14:val="none"/>
             </w:rPr>
           </w:pPr>
-          <w:hyperlink w:anchor="_Toc238885166" w:history="1">
+          <w:hyperlink w:anchor="_Toc241576957" w:history="1">
             <w:r>
               <w:rPr>
                 <w:rStyle w:val="Hipervnculo"/>
@@ -864,7 +851,7 @@
                 <w:noProof/>
                 <w:webHidden/>
               </w:rPr>
-              <w:instrText xml:space="preserve"> PAGEREF _Toc238885166 \h </w:instrText>
+              <w:instrText xml:space="preserve"> PAGEREF _Toc241576957 \h </w:instrText>
             </w:r>
             <w:r>
               <w:rPr>
@@ -910,7 +897,7 @@
               <w14:ligatures w14:val="none"/>
             </w:rPr>
           </w:pPr>
-          <w:hyperlink w:anchor="_Toc238885167" w:history="1">
+          <w:hyperlink w:anchor="_Toc241576958" w:history="1">
             <w:r>
               <w:rPr>
                 <w:rStyle w:val="Hipervnculo"/>
@@ -937,7 +924,7 @@
                 <w:noProof/>
                 <w:webHidden/>
               </w:rPr>
-              <w:instrText xml:space="preserve"> PAGEREF _Toc238885167 \h </w:instrText>
+              <w:instrText xml:space="preserve"> PAGEREF _Toc241576958 \h </w:instrText>
             </w:r>
             <w:r>
               <w:rPr>
@@ -983,7 +970,7 @@
               <w14:ligatures w14:val="none"/>
             </w:rPr>
           </w:pPr>
-          <w:hyperlink w:anchor="_Toc238885168" w:history="1">
+          <w:hyperlink w:anchor="_Toc241576959" w:history="1">
             <w:r>
               <w:rPr>
                 <w:rStyle w:val="Hipervnculo"/>
@@ -1010,7 +997,7 @@
                 <w:noProof/>
                 <w:webHidden/>
               </w:rPr>
-              <w:instrText xml:space="preserve"> PAGEREF _Toc238885168 \h </w:instrText>
+              <w:instrText xml:space="preserve"> PAGEREF _Toc241576959 \h </w:instrText>
             </w:r>
             <w:r>
               <w:rPr>
@@ -1056,7 +1043,7 @@
               <w14:ligatures w14:val="none"/>
             </w:rPr>
           </w:pPr>
-          <w:hyperlink w:anchor="_Toc238885169" w:history="1">
+          <w:hyperlink w:anchor="_Toc241576960" w:history="1">
             <w:r>
               <w:rPr>
                 <w:rStyle w:val="Hipervnculo"/>
@@ -1083,7 +1070,7 @@
                 <w:noProof/>
                 <w:webHidden/>
               </w:rPr>
-              <w:instrText xml:space="preserve"> PAGEREF _Toc238885169 \h </w:instrText>
+              <w:instrText xml:space="preserve"> PAGEREF _Toc241576960 \h </w:instrText>
             </w:r>
             <w:r>
               <w:rPr>
@@ -1129,7 +1116,7 @@
               <w14:ligatures w14:val="none"/>
             </w:rPr>
           </w:pPr>
-          <w:hyperlink w:anchor="_Toc238885170" w:history="1">
+          <w:hyperlink w:anchor="_Toc241576961" w:history="1">
             <w:r>
               <w:rPr>
                 <w:rStyle w:val="Hipervnculo"/>
@@ -1156,7 +1143,7 @@
                 <w:noProof/>
                 <w:webHidden/>
               </w:rPr>
-              <w:instrText xml:space="preserve"> PAGEREF _Toc238885170 \h </w:instrText>
+              <w:instrText xml:space="preserve"> PAGEREF _Toc241576961 \h </w:instrText>
             </w:r>
             <w:r>
               <w:rPr>
@@ -1202,7 +1189,7 @@
               <w14:ligatures w14:val="none"/>
             </w:rPr>
           </w:pPr>
-          <w:hyperlink w:anchor="_Toc238885171" w:history="1">
+          <w:hyperlink w:anchor="_Toc241576962" w:history="1">
             <w:r>
               <w:rPr>
                 <w:rStyle w:val="Hipervnculo"/>
@@ -1229,7 +1216,7 @@
                 <w:noProof/>
                 <w:webHidden/>
               </w:rPr>
-              <w:instrText xml:space="preserve"> PAGEREF _Toc238885171 \h </w:instrText>
+              <w:instrText xml:space="preserve"> PAGEREF _Toc241576962 \h </w:instrText>
             </w:r>
             <w:r>
               <w:rPr>
@@ -1275,7 +1262,7 @@
               <w14:ligatures w14:val="none"/>
             </w:rPr>
           </w:pPr>
-          <w:hyperlink w:anchor="_Toc238885172" w:history="1">
+          <w:hyperlink w:anchor="_Toc241576963" w:history="1">
             <w:r>
               <w:rPr>
                 <w:rStyle w:val="Hipervnculo"/>
@@ -1302,7 +1289,7 @@
                 <w:noProof/>
                 <w:webHidden/>
               </w:rPr>
-              <w:instrText xml:space="preserve"> PAGEREF _Toc238885172 \h </w:instrText>
+              <w:instrText xml:space="preserve"> PAGEREF _Toc241576963 \h </w:instrText>
             </w:r>
             <w:r>
               <w:rPr>
@@ -1348,7 +1335,7 @@
               <w14:ligatures w14:val="none"/>
             </w:rPr>
           </w:pPr>
-          <w:hyperlink w:anchor="_Toc238885173" w:history="1">
+          <w:hyperlink w:anchor="_Toc241576964" w:history="1">
             <w:r>
               <w:rPr>
                 <w:rStyle w:val="Hipervnculo"/>
@@ -1375,7 +1362,7 @@
                 <w:noProof/>
                 <w:webHidden/>
               </w:rPr>
-              <w:instrText xml:space="preserve"> PAGEREF _Toc238885173 \h </w:instrText>
+              <w:instrText xml:space="preserve"> PAGEREF _Toc241576964 \h </w:instrText>
             </w:r>
             <w:r>
               <w:rPr>
@@ -1421,7 +1408,7 @@
               <w14:ligatures w14:val="none"/>
             </w:rPr>
           </w:pPr>
-          <w:hyperlink w:anchor="_Toc238885174" w:history="1">
+          <w:hyperlink w:anchor="_Toc241576965" w:history="1">
             <w:r>
               <w:rPr>
                 <w:rStyle w:val="Hipervnculo"/>
@@ -1448,7 +1435,7 @@
                 <w:noProof/>
                 <w:webHidden/>
               </w:rPr>
-              <w:instrText xml:space="preserve"> PAGEREF _Toc238885174 \h </w:instrText>
+              <w:instrText xml:space="preserve"> PAGEREF _Toc241576965 \h </w:instrText>
             </w:r>
             <w:r>
               <w:rPr>
@@ -1468,7 +1455,7 @@
                 <w:noProof/>
                 <w:webHidden/>
               </w:rPr>
-              <w:t>52</w:t>
+              <w:t>53</w:t>
             </w:r>
             <w:r>
               <w:rPr>
@@ -1496,7 +1483,7 @@
       <w:pPr>
         <w:pStyle w:val="Titulosgenerales"/>
       </w:pPr>
-      <w:bookmarkStart w:id="0" w:name="_Toc238885163"/>
+      <w:bookmarkStart w:id="0" w:name="_Toc241576954"/>
       <w:r>
         <w:lastRenderedPageBreak/>
         <w:t>Introducción</w:t>
@@ -1535,7 +1522,7 @@
       <w:pPr>
         <w:pStyle w:val="Ttulo1"/>
       </w:pPr>
-      <w:bookmarkStart w:id="1" w:name="_Toc238885164"/>
+      <w:bookmarkStart w:id="1" w:name="_Toc241576955"/>
       <w:r>
         <w:lastRenderedPageBreak/>
         <w:t>Maquinaria y equipos para la preparación de café</w:t>
@@ -1640,19 +1627,19 @@
         <w:t>I</w:t>
       </w:r>
       <w:r>
-        <w:t xml:space="preserve">ncluye la caldera (o intercambiador de calor), los termostatos y las lanzas de vapor y agua caliente. La caldera almacena agua a alta temperatura (120 </w:t>
+        <w:t>ncluye la caldera (o intercambiador de calor), los termostatos y las lanzas de vapor y agua caliente. La caldera almacena agua a alta temperatura (120</w:t>
       </w:r>
       <w:r>
         <w:t>-</w:t>
       </w:r>
       <w:r>
-        <w:t xml:space="preserve"> 130 °C para generar vapor a 1</w:t>
-      </w:r>
-      <w:r>
-        <w:t xml:space="preserve"> -</w:t>
-      </w:r>
-      <w:r>
-        <w:t xml:space="preserve"> 1,2 bares). En las máquinas de caldera simple, la misma caldera suministra tanto el agua para el </w:t>
+        <w:t>130 °C para generar vapor a 1</w:t>
+      </w:r>
+      <w:r>
+        <w:t>-</w:t>
+      </w:r>
+      <w:r>
+        <w:t xml:space="preserve">1,2 bares). En las máquinas de caldera simple, la misma caldera suministra tanto el agua para el </w:t>
       </w:r>
       <w:r>
         <w:rPr>
@@ -1670,13 +1657,13 @@
         <w:t>cooling flush</w:t>
       </w:r>
       <w:r>
-        <w:t xml:space="preserve"> (purgado) antes de la extracción para bajar la temperatura del grupo. En las máquinas de doble caldera o con intercambiador de calor, el agua de extracción circula por un circuito independiente, manteniendo una temperatura estable sin necesidad de purgas largas. La lanza de vapor extrae vapor para texturizar la leche; su boquilla tiene una o dos salidas y debe limpiarse después de cada uso. La lanza de agua caliente suministra agua a unos 90 </w:t>
+        <w:t xml:space="preserve"> (purgado) antes de la extracción para bajar la temperatura del grupo. En las máquinas de doble caldera o con intercambiador de calor, el agua de extracción circula por un circuito independiente, manteniendo una temperatura estable sin necesidad de purgas largas. La lanza de vapor extrae vapor para texturizar la leche; su boquilla tiene una o dos salidas y debe limpiarse después de cada uso. La lanza de agua caliente suministra agua a unos 90</w:t>
       </w:r>
       <w:r>
         <w:t>-</w:t>
       </w:r>
       <w:r>
-        <w:t xml:space="preserve"> 95 °C para preparar americanos, té o tareas de limpieza. </w:t>
+        <w:t xml:space="preserve">95 °C para preparar americanos, té o tareas de limpieza. </w:t>
       </w:r>
     </w:p>
     <w:p>
@@ -1735,16 +1722,16 @@
         <w:t xml:space="preserve"> y vaporizar leche simultáneamente. La presión de la caldera (1</w:t>
       </w:r>
       <w:r>
-        <w:t xml:space="preserve"> - </w:t>
+        <w:t>-</w:t>
       </w:r>
       <w:r>
         <w:t>1,2 bares) se correlaciona con la temperatura del vapor (120</w:t>
       </w:r>
       <w:r>
-        <w:t xml:space="preserve"> -</w:t>
-      </w:r>
-      <w:r>
-        <w:t xml:space="preserve"> 130 °C).</w:t>
+        <w:t>-</w:t>
+      </w:r>
+      <w:r>
+        <w:t>130 °C).</w:t>
       </w:r>
     </w:p>
     <w:p>
@@ -1795,10 +1782,10 @@
         <w:t xml:space="preserve"> i</w:t>
       </w:r>
       <w:r>
-        <w:t xml:space="preserve">nstrumentos que miden la presión de la bomba (8 </w:t>
-      </w:r>
-      <w:r>
-        <w:t xml:space="preserve">- </w:t>
+        <w:t>nstrumentos que miden la presión de la bomba (8</w:t>
+      </w:r>
+      <w:r>
+        <w:t>-</w:t>
       </w:r>
       <w:r>
         <w:t>10 bares) y la presión de la caldera. Son la referencia visual para diagnosticar el estado de la máquina.</w:t>
@@ -1872,7 +1859,6 @@
           <w:numId w:val="32"/>
         </w:numPr>
       </w:pPr>
-      <w:proofErr w:type="spellStart"/>
       <w:r>
         <w:rPr>
           <w:b/>
@@ -1880,7 +1866,6 @@
         </w:rPr>
         <w:t>Termobloque</w:t>
       </w:r>
-      <w:proofErr w:type="spellEnd"/>
     </w:p>
     <w:p>
       <w:pPr>
@@ -2504,7 +2489,15 @@
               <w:rPr>
                 <w:rStyle w:val="Extranjerismo"/>
               </w:rPr>
-              <w:t>cooling flush.</w:t>
+              <w:t>cooling flush</w:t>
+            </w:r>
+            <w:r>
+              <w:rPr>
+                <w:rStyle w:val="Extranjerismo"/>
+                <w:spacing w:val="0"/>
+                <w:lang w:val="es-419"/>
+              </w:rPr>
+              <w:t>.</w:t>
             </w:r>
           </w:p>
         </w:tc>
@@ -2587,10 +2580,10 @@
               <w:pStyle w:val="TextoTablas"/>
             </w:pPr>
             <w:r>
-              <w:t xml:space="preserve">Cafeterías de volumen medio (20 </w:t>
-            </w:r>
-            <w:r>
-              <w:t xml:space="preserve">- </w:t>
+              <w:t>Cafeterías de volumen medio (20</w:t>
+            </w:r>
+            <w:r>
+              <w:t>-</w:t>
             </w:r>
             <w:r>
               <w:t>80 cafés diarios)</w:t>
@@ -2666,7 +2659,15 @@
       </w:r>
       <w:proofErr w:type="spellEnd"/>
       <w:r>
-        <w:t xml:space="preserve"> Simonelli (2021) y Rancilio (2020).</w:t>
+        <w:t xml:space="preserve"> </w:t>
+      </w:r>
+      <w:proofErr w:type="spellStart"/>
+      <w:r>
+        <w:t>Simonelli</w:t>
+      </w:r>
+      <w:proofErr w:type="spellEnd"/>
+      <w:r>
+        <w:t xml:space="preserve"> (2021) y Rancilio (2020).</w:t>
       </w:r>
     </w:p>
     <w:p>
@@ -2705,7 +2706,7 @@
         <w:t>espresso</w:t>
       </w:r>
       <w:r>
-        <w:t xml:space="preserve"> de calidad. Explore el siguiente recurso para conocer sus principales características y diferencias.</w:t>
+        <w:t xml:space="preserve"> de calidad. </w:t>
       </w:r>
     </w:p>
     <w:p>
@@ -2907,7 +2908,7 @@
       </w:r>
       <w:proofErr w:type="spellEnd"/>
       <w:r>
-        <w:t>: con base plana de 58 mm de diámetro. Se utiliza para compactar el café molido en la cesta del portafiltro con presión nivelada de 10 - 15 kg. La base debe mantenerse limpia y sin rayones.</w:t>
+        <w:t>: con base plana de 58 mm de diámetro. Se utiliza para compactar el café molido en la cesta del portafiltro con presión nivelada de 10-15 kg. La base debe mantenerse limpia y sin rayones.</w:t>
       </w:r>
     </w:p>
     <w:p>
@@ -3031,7 +3032,7 @@
         <w:t>espresso</w:t>
       </w:r>
       <w:r>
-        <w:t xml:space="preserve"> (60 - 90 ml), capuchino (150 - 180 ml) y </w:t>
+        <w:t xml:space="preserve"> (60-90 ml), capuchino (150-180 ml) y </w:t>
       </w:r>
       <w:r>
         <w:rPr>
@@ -3040,7 +3041,7 @@
         <w:t>latte</w:t>
       </w:r>
       <w:r>
-        <w:t xml:space="preserve"> (200 - 250 ml). Deben precalentarse sobre la bandeja superior de la máquina de </w:t>
+        <w:t xml:space="preserve"> (200-250 ml). Deben precalentarse sobre la bandeja superior de la máquina de </w:t>
       </w:r>
       <w:r>
         <w:rPr>
@@ -3065,7 +3066,7 @@
       <w:pPr>
         <w:pStyle w:val="Ttulo1"/>
       </w:pPr>
-      <w:bookmarkStart w:id="2" w:name="_Toc238885165"/>
+      <w:bookmarkStart w:id="2" w:name="_Toc241576956"/>
       <w:r>
         <w:lastRenderedPageBreak/>
         <w:t>Mantenimiento básico y rutinas de limpieza</w:t>
@@ -3226,13 +3227,13 @@
         <w:rPr>
           <w:lang w:val="es-419" w:eastAsia="es-CO"/>
         </w:rPr>
-        <w:t xml:space="preserve"> -</w:t>
-      </w:r>
-      <w:r>
-        <w:rPr>
-          <w:lang w:val="es-419" w:eastAsia="es-CO"/>
-        </w:rPr>
-        <w:t xml:space="preserve"> 3 segundos para eliminar posos residuales y estabilizar la temperatura. Después de cada uso de la lanza de vapor, se limpia la boquilla exterior con un paño húmedo y se purga brevemente. Al final de la jornada, se realizan las tareas más intensivas:</w:t>
+        <w:t>-</w:t>
+      </w:r>
+      <w:r>
+        <w:rPr>
+          <w:lang w:val="es-419" w:eastAsia="es-CO"/>
+        </w:rPr>
+        <w:t>3 segundos para eliminar posos residuales y estabilizar la temperatura. Después de cada uso de la lanza de vapor, se limpia la boquilla exterior con un paño húmedo y se purga brevemente. Al final de la jornada, se realizan las tareas más intensivas:</w:t>
       </w:r>
     </w:p>
     <w:p>
@@ -3305,13 +3306,13 @@
         <w:rPr>
           <w:lang w:val="es-419" w:eastAsia="es-CO"/>
         </w:rPr>
-        <w:t xml:space="preserve"> -</w:t>
-      </w:r>
-      <w:r>
-        <w:rPr>
-          <w:lang w:val="es-419" w:eastAsia="es-CO"/>
-        </w:rPr>
-        <w:t xml:space="preserve"> 15 s, se espera 5 s, y se repite 5 veces. Esto arrastra los residuos de café del sistema hidráulico.</w:t>
+        <w:t>-</w:t>
+      </w:r>
+      <w:r>
+        <w:rPr>
+          <w:lang w:val="es-419" w:eastAsia="es-CO"/>
+        </w:rPr>
+        <w:t>15 s, se espera 5 s, y se repite 5 veces. Esto arrastra los residuos de café del sistema hidráulico.</w:t>
       </w:r>
     </w:p>
     <w:p>
@@ -3335,13 +3336,13 @@
         <w:rPr>
           <w:lang w:val="es-419" w:eastAsia="es-CO"/>
         </w:rPr>
-        <w:t xml:space="preserve"> -</w:t>
-      </w:r>
-      <w:r>
-        <w:rPr>
-          <w:lang w:val="es-419" w:eastAsia="es-CO"/>
-        </w:rPr>
-        <w:t xml:space="preserve"> 3 s, se sumerge la boquilla en agua tibia y se vuelve a purgar para eliminar leche atrapada.</w:t>
+        <w:t>-</w:t>
+      </w:r>
+      <w:r>
+        <w:rPr>
+          <w:lang w:val="es-419" w:eastAsia="es-CO"/>
+        </w:rPr>
+        <w:t>3 s, se sumerge la boquilla en agua tibia y se vuelve a purgar para eliminar leche atrapada.</w:t>
       </w:r>
     </w:p>
     <w:p>
@@ -3429,23 +3430,39 @@
           <w:bCs/>
           <w:lang w:val="es-419" w:eastAsia="es-CO"/>
         </w:rPr>
-        <w:t xml:space="preserve">Paso 1 </w:t>
-      </w:r>
-      <w:r>
-        <w:rPr>
-          <w:b/>
-          <w:bCs/>
-          <w:lang w:val="es-419" w:eastAsia="es-CO"/>
-        </w:rPr>
-        <w:t>-</w:t>
-      </w:r>
-      <w:r>
-        <w:rPr>
-          <w:b/>
-          <w:bCs/>
-          <w:lang w:val="es-419" w:eastAsia="es-CO"/>
-        </w:rPr>
-        <w:t xml:space="preserve"> Cepillar cesta</w:t>
+        <w:t>Paso 1</w:t>
+      </w:r>
+      <w:r>
+        <w:rPr>
+          <w:b/>
+          <w:bCs/>
+          <w:lang w:val="es-419" w:eastAsia="es-CO"/>
+        </w:rPr>
+        <w:t xml:space="preserve">. </w:t>
+      </w:r>
+      <w:r>
+        <w:rPr>
+          <w:b/>
+          <w:bCs/>
+          <w:lang w:val="es-419" w:eastAsia="es-CO"/>
+        </w:rPr>
+        <w:t xml:space="preserve">Cepillar </w:t>
+      </w:r>
+      <w:r>
+        <w:rPr>
+          <w:b/>
+          <w:bCs/>
+          <w:lang w:val="es-419" w:eastAsia="es-CO"/>
+        </w:rPr>
+        <w:t xml:space="preserve">la </w:t>
+      </w:r>
+      <w:r>
+        <w:rPr>
+          <w:b/>
+          <w:bCs/>
+          <w:lang w:val="es-419" w:eastAsia="es-CO"/>
+        </w:rPr>
+        <w:t>cesta</w:t>
       </w:r>
       <w:r>
         <w:rPr>
@@ -3455,6 +3472,7 @@
         </w:rPr>
         <w:t xml:space="preserve">: </w:t>
       </w:r>
+      <w:proofErr w:type="spellStart"/>
       <w:r>
         <w:rPr>
           <w:lang w:val="es-419" w:eastAsia="es-CO"/>
@@ -3465,38 +3483,37 @@
         <w:rPr>
           <w:lang w:val="es-419" w:eastAsia="es-CO"/>
         </w:rPr>
-        <w:t>ortafiltro con su cesta extraíble y un cepillo de cerdas duras cepillando la cesta. Elimina los residuos de café después de cada extracción.</w:t>
-      </w:r>
-    </w:p>
-    <w:p>
-      <w:pPr>
-        <w:rPr>
-          <w:lang w:val="es-419" w:eastAsia="es-CO"/>
-        </w:rPr>
-      </w:pPr>
-      <w:r>
-        <w:rPr>
-          <w:b/>
-          <w:bCs/>
-          <w:lang w:val="es-419" w:eastAsia="es-CO"/>
-        </w:rPr>
-        <w:t xml:space="preserve">Paso 2 </w:t>
-      </w:r>
-      <w:r>
-        <w:rPr>
-          <w:b/>
-          <w:bCs/>
-          <w:lang w:val="es-419" w:eastAsia="es-CO"/>
-        </w:rPr>
-        <w:t>-</w:t>
-      </w:r>
-      <w:r>
-        <w:rPr>
-          <w:b/>
-          <w:bCs/>
-          <w:lang w:val="es-419" w:eastAsia="es-CO"/>
-        </w:rPr>
-        <w:t xml:space="preserve"> </w:t>
+        <w:t>ortafiltro</w:t>
+      </w:r>
+      <w:proofErr w:type="spellEnd"/>
+      <w:r>
+        <w:rPr>
+          <w:lang w:val="es-419" w:eastAsia="es-CO"/>
+        </w:rPr>
+        <w:t xml:space="preserve"> con su cesta extraíble y un cepillo de cerdas duras cepillando la cesta. Elimina los residuos de café después de cada extracción.</w:t>
+      </w:r>
+    </w:p>
+    <w:p>
+      <w:pPr>
+        <w:rPr>
+          <w:lang w:val="es-419" w:eastAsia="es-CO"/>
+        </w:rPr>
+      </w:pPr>
+      <w:r>
+        <w:rPr>
+          <w:b/>
+          <w:bCs/>
+          <w:lang w:val="es-419" w:eastAsia="es-CO"/>
+        </w:rPr>
+        <w:t>Paso 2</w:t>
+      </w:r>
+      <w:r>
+        <w:rPr>
+          <w:b/>
+          <w:bCs/>
+          <w:lang w:val="es-419" w:eastAsia="es-CO"/>
+        </w:rPr>
+        <w:t xml:space="preserve">. </w:t>
       </w:r>
       <w:r>
         <w:rPr>
@@ -3522,6 +3539,7 @@
         </w:rPr>
         <w:t xml:space="preserve">: </w:t>
       </w:r>
+      <w:proofErr w:type="spellStart"/>
       <w:r>
         <w:rPr>
           <w:lang w:val="es-419" w:eastAsia="es-CO"/>
@@ -3532,38 +3550,45 @@
         <w:rPr>
           <w:lang w:val="es-419" w:eastAsia="es-CO"/>
         </w:rPr>
-        <w:t>ortafiltro con disco ciego insertado en el grupo. Flechas azules indican contrapresión. Limpia el sistema hidráulico al final de la jornada (5 ciclos de 10 s).</w:t>
-      </w:r>
-    </w:p>
-    <w:p>
-      <w:pPr>
-        <w:rPr>
-          <w:lang w:val="es-419" w:eastAsia="es-CO"/>
-        </w:rPr>
-      </w:pPr>
-      <w:r>
-        <w:rPr>
-          <w:b/>
-          <w:bCs/>
-          <w:lang w:val="es-419" w:eastAsia="es-CO"/>
-        </w:rPr>
-        <w:t xml:space="preserve">Paso 3 </w:t>
-      </w:r>
-      <w:r>
-        <w:rPr>
-          <w:b/>
-          <w:bCs/>
-          <w:lang w:val="es-419" w:eastAsia="es-CO"/>
-        </w:rPr>
-        <w:t>-</w:t>
-      </w:r>
-      <w:r>
-        <w:rPr>
-          <w:b/>
-          <w:bCs/>
-          <w:lang w:val="es-419" w:eastAsia="es-CO"/>
-        </w:rPr>
-        <w:t xml:space="preserve"> Limpiar lanza de vapor</w:t>
+        <w:t>ortafiltro</w:t>
+      </w:r>
+      <w:proofErr w:type="spellEnd"/>
+      <w:r>
+        <w:rPr>
+          <w:lang w:val="es-419" w:eastAsia="es-CO"/>
+        </w:rPr>
+        <w:t xml:space="preserve"> con disco ciego insertado en el grupo. Flechas azules indican contrapresión. Limpia el sistema hidráulico al final de la jornada (5 ciclos de 10 s).</w:t>
+      </w:r>
+    </w:p>
+    <w:p>
+      <w:pPr>
+        <w:rPr>
+          <w:lang w:val="es-419" w:eastAsia="es-CO"/>
+        </w:rPr>
+      </w:pPr>
+      <w:r>
+        <w:rPr>
+          <w:b/>
+          <w:bCs/>
+          <w:lang w:val="es-419" w:eastAsia="es-CO"/>
+        </w:rPr>
+        <w:t>Paso 3</w:t>
+      </w:r>
+      <w:r>
+        <w:rPr>
+          <w:b/>
+          <w:bCs/>
+          <w:lang w:val="es-419" w:eastAsia="es-CO"/>
+        </w:rPr>
+        <w:t xml:space="preserve">. </w:t>
+      </w:r>
+      <w:r>
+        <w:rPr>
+          <w:b/>
+          <w:bCs/>
+          <w:lang w:val="es-419" w:eastAsia="es-CO"/>
+        </w:rPr>
+        <w:t>Limpiar lanza de vapor</w:t>
       </w:r>
       <w:r>
         <w:rPr>
@@ -3599,23 +3624,23 @@
           <w:lang w:val="es-419" w:eastAsia="es-CO"/>
         </w:rPr>
         <w:lastRenderedPageBreak/>
-        <w:t xml:space="preserve">Paso 4 </w:t>
-      </w:r>
-      <w:r>
-        <w:rPr>
-          <w:b/>
-          <w:bCs/>
-          <w:lang w:val="es-419" w:eastAsia="es-CO"/>
-        </w:rPr>
-        <w:t>-</w:t>
-      </w:r>
-      <w:r>
-        <w:rPr>
-          <w:b/>
-          <w:bCs/>
-          <w:lang w:val="es-419" w:eastAsia="es-CO"/>
-        </w:rPr>
-        <w:t xml:space="preserve"> Desinfectar bandeja</w:t>
+        <w:t>Paso 4</w:t>
+      </w:r>
+      <w:r>
+        <w:rPr>
+          <w:b/>
+          <w:bCs/>
+          <w:lang w:val="es-419" w:eastAsia="es-CO"/>
+        </w:rPr>
+        <w:t xml:space="preserve">. </w:t>
+      </w:r>
+      <w:r>
+        <w:rPr>
+          <w:b/>
+          <w:bCs/>
+          <w:lang w:val="es-419" w:eastAsia="es-CO"/>
+        </w:rPr>
+        <w:t>Desinfectar bandeja</w:t>
       </w:r>
       <w:r>
         <w:rPr>
@@ -3650,23 +3675,23 @@
           <w:bCs/>
           <w:lang w:val="es-419" w:eastAsia="es-CO"/>
         </w:rPr>
-        <w:t xml:space="preserve">Paso 5 </w:t>
-      </w:r>
-      <w:r>
-        <w:rPr>
-          <w:b/>
-          <w:bCs/>
-          <w:lang w:val="es-419" w:eastAsia="es-CO"/>
-        </w:rPr>
-        <w:t>-</w:t>
-      </w:r>
-      <w:r>
-        <w:rPr>
-          <w:b/>
-          <w:bCs/>
-          <w:lang w:val="es-419" w:eastAsia="es-CO"/>
-        </w:rPr>
-        <w:t xml:space="preserve"> Limpiar superficies externas</w:t>
+        <w:t>Paso 5</w:t>
+      </w:r>
+      <w:r>
+        <w:rPr>
+          <w:b/>
+          <w:bCs/>
+          <w:lang w:val="es-419" w:eastAsia="es-CO"/>
+        </w:rPr>
+        <w:t xml:space="preserve">. </w:t>
+      </w:r>
+      <w:r>
+        <w:rPr>
+          <w:b/>
+          <w:bCs/>
+          <w:lang w:val="es-419" w:eastAsia="es-CO"/>
+        </w:rPr>
+        <w:t>Limpiar superficies externas</w:t>
       </w:r>
       <w:r>
         <w:rPr>
@@ -3725,7 +3750,25 @@
         <w:rPr>
           <w:lang w:val="es-419" w:eastAsia="es-CO"/>
         </w:rPr>
-        <w:t xml:space="preserve"> no depende únicamente de una buena extracción; también es el resultado del cuidado diario de los equipos. Indague a continuación y conozca cómo una rutina de limpieza adecuada puede marcar la diferencia en cada taza de café:</w:t>
+        <w:t xml:space="preserve"> no depende únicamente de una buena extracción; también es el resultado del cuidado diario de los equipos. </w:t>
+      </w:r>
+      <w:r>
+        <w:rPr>
+          <w:lang w:val="es-419" w:eastAsia="es-CO"/>
+        </w:rPr>
+        <w:t xml:space="preserve">A continuación, se invita a escuchar el pódcast para conocer cómo </w:t>
+      </w:r>
+      <w:r>
+        <w:rPr>
+          <w:lang w:val="es-419" w:eastAsia="es-CO"/>
+        </w:rPr>
+        <w:t>una rutina de limpieza adecuada puede marcar la diferencia en cada taza de café</w:t>
+      </w:r>
+      <w:r>
+        <w:rPr>
+          <w:lang w:val="es-419" w:eastAsia="es-CO"/>
+        </w:rPr>
+        <w:t>:</w:t>
       </w:r>
     </w:p>
     <w:tbl>
@@ -3764,7 +3807,7 @@
                 <w:b/>
                 <w:bCs/>
               </w:rPr>
-              <w:t>El ojo del barista: identificando granos defectuosos.</w:t>
+              <w:t>El ojo del barista: identificando granos defectuosos</w:t>
             </w:r>
           </w:p>
         </w:tc>
@@ -3883,15 +3926,7 @@
               <w:t>: l</w:t>
             </w:r>
             <w:r>
-              <w:t xml:space="preserve">a humedad también puede dejar señales muy claras en el café. Una de ellas es el cardenillo, un polvillo amarillento o rojizo que altera la </w:t>
-            </w:r>
-            <w:proofErr w:type="spellStart"/>
-            <w:r>
-              <w:t>tostión</w:t>
-            </w:r>
-            <w:proofErr w:type="spellEnd"/>
-            <w:r>
-              <w:t xml:space="preserve"> y afecta el sabor de la bebida.</w:t>
+              <w:t>a humedad también puede dejar señales muy claras en el café. Una de ellas es el cardenillo, un polvillo amarillento o rojizo que altera la tostión y afecta el sabor de la bebida.</w:t>
             </w:r>
           </w:p>
           <w:p>
@@ -4007,13 +4042,13 @@
         <w:rPr>
           <w:lang w:val="es-419" w:eastAsia="es-CO"/>
         </w:rPr>
-        <w:t xml:space="preserve"> -</w:t>
-      </w:r>
-      <w:r>
-        <w:rPr>
-          <w:lang w:val="es-419" w:eastAsia="es-CO"/>
-        </w:rPr>
-        <w:t xml:space="preserve"> 300 cafés), se requieren procedimientos más profundos que no pueden hacerse diariamente por el tiempo que consumen.</w:t>
+        <w:t>-</w:t>
+      </w:r>
+      <w:r>
+        <w:rPr>
+          <w:lang w:val="es-419" w:eastAsia="es-CO"/>
+        </w:rPr>
+        <w:t>300 cafés), se requieren procedimientos más profundos que no pueden hacerse diariamente por el tiempo que consumen.</w:t>
       </w:r>
     </w:p>
     <w:p>
@@ -4045,13 +4080,13 @@
         <w:rPr>
           <w:lang w:val="es-419" w:eastAsia="es-CO"/>
         </w:rPr>
-        <w:t xml:space="preserve"> -</w:t>
-      </w:r>
-      <w:r>
-        <w:rPr>
-          <w:lang w:val="es-419" w:eastAsia="es-CO"/>
-        </w:rPr>
-        <w:t xml:space="preserve"> 2 g de detergente especial (</w:t>
+        <w:t>-</w:t>
+      </w:r>
+      <w:r>
+        <w:rPr>
+          <w:lang w:val="es-419" w:eastAsia="es-CO"/>
+        </w:rPr>
+        <w:t>2 g de detergente especial (</w:t>
       </w:r>
       <w:r>
         <w:rPr>
@@ -4069,13 +4104,13 @@
         <w:rPr>
           <w:lang w:val="es-419" w:eastAsia="es-CO"/>
         </w:rPr>
-        <w:t xml:space="preserve"> -</w:t>
-      </w:r>
-      <w:r>
-        <w:rPr>
-          <w:lang w:val="es-419" w:eastAsia="es-CO"/>
-        </w:rPr>
-        <w:t xml:space="preserve"> 6 veces. Luego se retira el portafiltro, se enjuaga y se realizan 3 ciclos de </w:t>
+        <w:t>-</w:t>
+      </w:r>
+      <w:r>
+        <w:rPr>
+          <w:lang w:val="es-419" w:eastAsia="es-CO"/>
+        </w:rPr>
+        <w:t xml:space="preserve">6 veces. Luego se retira el portafiltro, se enjuaga y se realizan 3 ciclos de </w:t>
       </w:r>
       <w:r>
         <w:rPr>
@@ -4114,34 +4149,20 @@
         <w:rPr>
           <w:lang w:val="es-419" w:eastAsia="es-CO"/>
         </w:rPr>
-        <w:t>La limpieza del molino es esencial. Se desconecta el equipo de la corriente. Se retira la tolva y se cepillan las fresas con un cepillo de cerdas duras (nunca usar agua ni productos químicos). Se aspira el polvo de café acumulado. Si el molino tiene sistema de purga, se pueden usar pastillas limpiadoras (</w:t>
-      </w:r>
-      <w:proofErr w:type="spellStart"/>
-      <w:r>
-        <w:rPr>
-          <w:lang w:val="es-419" w:eastAsia="es-CO"/>
-        </w:rPr>
-        <w:t>Grindz</w:t>
-      </w:r>
-      <w:proofErr w:type="spellEnd"/>
-      <w:r>
-        <w:rPr>
-          <w:lang w:val="es-419" w:eastAsia="es-CO"/>
-        </w:rPr>
-        <w:t xml:space="preserve">) según las instrucciones del </w:t>
+        <w:t xml:space="preserve">La limpieza del molino es esencial. Se desconecta el equipo de la corriente. Se retira la tolva y se cepillan las fresas con un cepillo de cerdas duras (nunca usar agua ni productos químicos). Se aspira el polvo de café acumulado. Si el molino tiene sistema de purga, se pueden usar pastillas limpiadoras (Grindz) según las instrucciones del </w:t>
       </w:r>
       <w:r>
         <w:rPr>
           <w:lang w:val="es-419" w:eastAsia="es-CO"/>
         </w:rPr>
         <w:lastRenderedPageBreak/>
-        <w:t xml:space="preserve">fabricante, pero siempre purgando luego con 50 </w:t>
-      </w:r>
-      <w:r>
-        <w:rPr>
-          <w:lang w:val="es-419" w:eastAsia="es-CO"/>
-        </w:rPr>
-        <w:t xml:space="preserve">- </w:t>
+        <w:t>fabricante, pero siempre purgando con 50</w:t>
+      </w:r>
+      <w:r>
+        <w:rPr>
+          <w:lang w:val="es-419" w:eastAsia="es-CO"/>
+        </w:rPr>
+        <w:t>-</w:t>
       </w:r>
       <w:r>
         <w:rPr>
@@ -4183,13 +4204,13 @@
         <w:rPr>
           <w:lang w:val="es-419" w:eastAsia="es-CO"/>
         </w:rPr>
-        <w:t xml:space="preserve"> -</w:t>
-      </w:r>
-      <w:r>
-        <w:rPr>
-          <w:lang w:val="es-419" w:eastAsia="es-CO"/>
-        </w:rPr>
-        <w:t xml:space="preserve"> 6 meses o anualmente, y requieren mayor planificación o incluso la intervención de un técnico especializado.</w:t>
+        <w:t>-</w:t>
+      </w:r>
+      <w:r>
+        <w:rPr>
+          <w:lang w:val="es-419" w:eastAsia="es-CO"/>
+        </w:rPr>
+        <w:t>6 meses o anualmente, y requieren mayor planificación o incluso la intervención de un técnico especializado.</w:t>
       </w:r>
     </w:p>
     <w:p>
@@ -4221,25 +4242,25 @@
         <w:rPr>
           <w:lang w:val="es-419" w:eastAsia="es-CO"/>
         </w:rPr>
-        <w:t xml:space="preserve"> -</w:t>
-      </w:r>
-      <w:r>
-        <w:rPr>
-          <w:lang w:val="es-419" w:eastAsia="es-CO"/>
-        </w:rPr>
-        <w:t xml:space="preserve"> 6 meses; el filtro de carbón activado, cada 6</w:t>
-      </w:r>
-      <w:r>
-        <w:rPr>
-          <w:lang w:val="es-419" w:eastAsia="es-CO"/>
-        </w:rPr>
-        <w:t xml:space="preserve"> -</w:t>
-      </w:r>
-      <w:r>
-        <w:rPr>
-          <w:lang w:val="es-419" w:eastAsia="es-CO"/>
-        </w:rPr>
-        <w:t xml:space="preserve"> 12 meses. La fecha de cambio debe registrarse. Un filtro saturado no retiene contaminantes y puede incluso liberar bacterias.</w:t>
+        <w:t>-</w:t>
+      </w:r>
+      <w:r>
+        <w:rPr>
+          <w:lang w:val="es-419" w:eastAsia="es-CO"/>
+        </w:rPr>
+        <w:t>6 meses; el filtro de carbón activado, cada 6</w:t>
+      </w:r>
+      <w:r>
+        <w:rPr>
+          <w:lang w:val="es-419" w:eastAsia="es-CO"/>
+        </w:rPr>
+        <w:t>-</w:t>
+      </w:r>
+      <w:r>
+        <w:rPr>
+          <w:lang w:val="es-419" w:eastAsia="es-CO"/>
+        </w:rPr>
+        <w:t>12 meses. La fecha de cambio debe registrarse. Un filtro saturado no retiene contaminantes y puede incluso liberar bacterias.</w:t>
       </w:r>
     </w:p>
     <w:p>
@@ -4284,25 +4305,25 @@
         <w:rPr>
           <w:lang w:val="es-419" w:eastAsia="es-CO"/>
         </w:rPr>
-        <w:t xml:space="preserve"> -</w:t>
-      </w:r>
-      <w:r>
-        <w:rPr>
-          <w:lang w:val="es-419" w:eastAsia="es-CO"/>
-        </w:rPr>
-        <w:t xml:space="preserve"> 1000 kg de café molido (aproximadamente cada 1</w:t>
-      </w:r>
-      <w:r>
-        <w:rPr>
-          <w:lang w:val="es-419" w:eastAsia="es-CO"/>
-        </w:rPr>
-        <w:t xml:space="preserve"> -</w:t>
-      </w:r>
-      <w:r>
-        <w:rPr>
-          <w:lang w:val="es-419" w:eastAsia="es-CO"/>
-        </w:rPr>
-        <w:t xml:space="preserve"> 2 años en una cafetería de volumen medio). Las señales de desgaste son: imposibilidad de alcanzar la fineza requerida para </w:t>
+        <w:t>-</w:t>
+      </w:r>
+      <w:r>
+        <w:rPr>
+          <w:lang w:val="es-419" w:eastAsia="es-CO"/>
+        </w:rPr>
+        <w:t>1000 kg de café molido (aproximadamente cada 1</w:t>
+      </w:r>
+      <w:r>
+        <w:rPr>
+          <w:lang w:val="es-419" w:eastAsia="es-CO"/>
+        </w:rPr>
+        <w:t>-</w:t>
+      </w:r>
+      <w:r>
+        <w:rPr>
+          <w:lang w:val="es-419" w:eastAsia="es-CO"/>
+        </w:rPr>
+        <w:t xml:space="preserve">2 años en una cafetería de volumen medio). Las señales de desgaste son: imposibilidad de alcanzar la fineza requerida para </w:t>
       </w:r>
       <w:r>
         <w:rPr>
@@ -4502,22 +4523,10 @@
               <w:t>2026</w:t>
             </w:r>
             <w:r>
-              <w:t xml:space="preserve"> – </w:t>
-            </w:r>
-            <w:r>
-              <w:t>05</w:t>
-            </w:r>
-            <w:r>
-              <w:t xml:space="preserve"> </w:t>
-            </w:r>
-            <w:r>
               <w:t>-</w:t>
             </w:r>
             <w:r>
-              <w:t xml:space="preserve"> </w:t>
-            </w:r>
-            <w:r>
-              <w:t>03</w:t>
+              <w:t>05-03</w:t>
             </w:r>
           </w:p>
         </w:tc>
@@ -4588,7 +4597,13 @@
               <w:pStyle w:val="TextoTablas"/>
             </w:pPr>
             <w:r>
-              <w:t>Flujo correcto, din residuos</w:t>
+              <w:t xml:space="preserve">Flujo correcto, </w:t>
+            </w:r>
+            <w:r>
+              <w:t>s</w:t>
+            </w:r>
+            <w:r>
+              <w:t>in residuos</w:t>
             </w:r>
           </w:p>
         </w:tc>
@@ -4606,22 +4621,10 @@
               <w:t>2026</w:t>
             </w:r>
             <w:r>
-              <w:t xml:space="preserve"> – </w:t>
-            </w:r>
-            <w:r>
-              <w:t>05</w:t>
-            </w:r>
-            <w:r>
-              <w:t xml:space="preserve"> </w:t>
-            </w:r>
-            <w:r>
               <w:t>-</w:t>
             </w:r>
             <w:r>
-              <w:t xml:space="preserve"> </w:t>
-            </w:r>
-            <w:r>
-              <w:t>03</w:t>
+              <w:t>05-03</w:t>
             </w:r>
           </w:p>
         </w:tc>
@@ -4705,7 +4708,13 @@
             </w:pPr>
             <w:r>
               <w:lastRenderedPageBreak/>
-              <w:t>2026 – 05 - 03</w:t>
+              <w:t>2026</w:t>
+            </w:r>
+            <w:r>
+              <w:t>-</w:t>
+            </w:r>
+            <w:r>
+              <w:t>05-03</w:t>
             </w:r>
           </w:p>
         </w:tc>
@@ -4785,7 +4794,19 @@
               <w:pStyle w:val="TextoTablas"/>
             </w:pPr>
             <w:r>
-              <w:t>2026 – 05 – 03</w:t>
+              <w:t>2026</w:t>
+            </w:r>
+            <w:r>
+              <w:t>-</w:t>
+            </w:r>
+            <w:r>
+              <w:t>05</w:t>
+            </w:r>
+            <w:r>
+              <w:t>-</w:t>
+            </w:r>
+            <w:r>
+              <w:t>03</w:t>
             </w:r>
           </w:p>
         </w:tc>
@@ -4866,19 +4887,6 @@
         <w:rPr>
           <w:lang w:val="es-419" w:eastAsia="es-CO"/>
         </w:rPr>
-        <w:t>Nota. SENA, (2026).</w:t>
-      </w:r>
-    </w:p>
-    <w:p>
-      <w:pPr>
-        <w:rPr>
-          <w:lang w:val="es-419" w:eastAsia="es-CO"/>
-        </w:rPr>
-      </w:pPr>
-      <w:r>
-        <w:rPr>
-          <w:lang w:val="es-419" w:eastAsia="es-CO"/>
-        </w:rPr>
         <w:t>Además de los registros diarios, se deben conservar los certificados de fumigación (control de plagas) y los manuales de mantenimiento de los equipos. La bitácora debe archivarse en una carpeta de fácil acceso, no en un cajón cerrado. Algunas cafeterías optan por sistemas digitales (hojas de cálculo en la nube) que permiten el acceso remoto a los inspectores.</w:t>
       </w:r>
     </w:p>
@@ -4901,7 +4909,7 @@
       <w:pPr>
         <w:pStyle w:val="Ttulo1"/>
       </w:pPr>
-      <w:bookmarkStart w:id="4" w:name="_Toc238885166"/>
+      <w:bookmarkStart w:id="4" w:name="_Toc241576957"/>
       <w:r>
         <w:lastRenderedPageBreak/>
         <w:t>Insumos, materias primas y grano de café</w:t>
@@ -4990,23 +4998,10 @@
       </w:r>
       <w:r>
         <w:rPr>
-          <w:lang w:val="es-419" w:eastAsia="es-CO"/>
-        </w:rPr>
-        <w:t xml:space="preserve"> </w:t>
-      </w:r>
-      <w:r>
-        <w:rPr>
           <w:rFonts w:ascii="Cambria Math" w:hAnsi="Cambria Math" w:cs="Cambria Math"/>
           <w:lang w:val="es-419" w:eastAsia="es-CO"/>
         </w:rPr>
         <w:t>‑</w:t>
-      </w:r>
-      <w:r>
-        <w:rPr>
-          <w:rFonts w:ascii="Cambria Math" w:hAnsi="Cambria Math" w:cs="Cambria Math"/>
-          <w:lang w:val="es-419" w:eastAsia="es-CO"/>
-        </w:rPr>
-        <w:t xml:space="preserve"> </w:t>
       </w:r>
       <w:r>
         <w:rPr>
@@ -5389,7 +5384,7 @@
                 <w:b/>
                 <w:bCs/>
               </w:rPr>
-              <w:t>: limpieza diaria.</w:t>
+              <w:t>: limpieza diaria</w:t>
             </w:r>
           </w:p>
         </w:tc>
@@ -5553,15 +5548,7 @@
               <w:t>backflush</w:t>
             </w:r>
             <w:r>
-              <w:t xml:space="preserve">, el lavado de los </w:t>
-            </w:r>
-            <w:proofErr w:type="spellStart"/>
-            <w:r>
-              <w:t>portafiltros</w:t>
-            </w:r>
-            <w:proofErr w:type="spellEnd"/>
-            <w:r>
-              <w:t>, las canastillas y la bandeja de goteo dejan la máquina lista para comenzar el siguiente día.</w:t>
+              <w:t>, el lavado de los portafiltros, las canastillas y la bandeja de goteo dejan la máquina lista para comenzar el siguiente día.</w:t>
             </w:r>
           </w:p>
           <w:p>
@@ -5770,21 +5757,7 @@
         <w:rPr>
           <w:lang w:val="es-419" w:eastAsia="es-CO"/>
         </w:rPr>
-        <w:t xml:space="preserve">Las alternativas vegetales (leche de avena, soja, almendra, coco) están cada vez más presentes en las cafeterías colombianas. Deben cumplir los mismos requisitos de temperatura y fechas. Es importante revisar las etiquetas para identificar alérgenos (soja, frutos secos) y estabilizantes. La leche de avena es actualmente la más popular por su capacidad de generar </w:t>
-      </w:r>
-      <w:proofErr w:type="spellStart"/>
-      <w:r>
-        <w:rPr>
-          <w:lang w:val="es-419" w:eastAsia="es-CO"/>
-        </w:rPr>
-        <w:t>microespuma</w:t>
-      </w:r>
-      <w:proofErr w:type="spellEnd"/>
-      <w:r>
-        <w:rPr>
-          <w:lang w:val="es-419" w:eastAsia="es-CO"/>
-        </w:rPr>
-        <w:t xml:space="preserve"> sedosa y su sabor neutro. Cada marca de leche vegetal requiere un ajuste en la técnica de cremado: generalmente, temperaturas </w:t>
+        <w:t xml:space="preserve">Las alternativas vegetales (leche de avena, soja, almendra, coco) están cada vez más presentes en las cafeterías colombianas. Deben cumplir los mismos requisitos de temperatura y fechas. Es importante revisar las etiquetas para identificar alérgenos (soja, frutos secos) y estabilizantes. La leche de avena es actualmente la más popular por su capacidad de generar microespuma sedosa y su sabor neutro. Cada marca de leche vegetal requiere un ajuste en la técnica de cremado: generalmente, temperaturas </w:t>
       </w:r>
       <w:r>
         <w:rPr>
@@ -5795,12 +5768,6 @@
       </w:r>
       <w:r>
         <w:rPr>
-          <w:lang w:val="es-419" w:eastAsia="es-CO"/>
-        </w:rPr>
-        <w:t xml:space="preserve"> </w:t>
-      </w:r>
-      <w:r>
-        <w:rPr>
           <w:rFonts w:ascii="Cambria Math" w:hAnsi="Cambria Math" w:cs="Cambria Math"/>
           <w:lang w:val="es-419" w:eastAsia="es-CO"/>
         </w:rPr>
@@ -5808,65 +5775,78 @@
       </w:r>
       <w:r>
         <w:rPr>
+          <w:lang w:val="es-419" w:eastAsia="es-CO"/>
+        </w:rPr>
+        <w:t>58</w:t>
+      </w:r>
+      <w:r>
+        <w:rPr>
+          <w:rFonts w:ascii="Calibri" w:hAnsi="Calibri" w:cs="Calibri"/>
+          <w:lang w:val="es-419" w:eastAsia="es-CO"/>
+        </w:rPr>
+        <w:t> °</w:t>
+      </w:r>
+      <w:r>
+        <w:rPr>
+          <w:lang w:val="es-419" w:eastAsia="es-CO"/>
+        </w:rPr>
+        <w:t>C) y menos tiempo de estiramiento porque no toleran igual calor que la leche de vaca.</w:t>
+      </w:r>
+    </w:p>
+    <w:p>
+      <w:pPr>
+        <w:rPr>
+          <w:b/>
+          <w:bCs/>
+          <w:lang w:val="es-419" w:eastAsia="es-CO"/>
+        </w:rPr>
+      </w:pPr>
+      <w:r>
+        <w:rPr>
+          <w:b/>
+          <w:bCs/>
+          <w:lang w:val="es-419" w:eastAsia="es-CO"/>
+        </w:rPr>
+        <w:t>Agua y otros insumos</w:t>
+      </w:r>
+    </w:p>
+    <w:p>
+      <w:pPr>
+        <w:rPr>
+          <w:lang w:val="es-419" w:eastAsia="es-CO"/>
+        </w:rPr>
+      </w:pPr>
+      <w:r>
+        <w:rPr>
+          <w:lang w:val="es-419" w:eastAsia="es-CO"/>
+        </w:rPr>
+        <w:t>El agua para preparar café debe ser potable según el Decreto 1575 de 2007 del Ministerio de la Protección Social. Además de la calidad microbiológica, se deben medir parámetros fisicoquímicos: TDS (sólidos disueltos totales) entre 75</w:t>
+      </w:r>
+      <w:r>
+        <w:rPr>
           <w:rFonts w:ascii="Cambria Math" w:hAnsi="Cambria Math" w:cs="Cambria Math"/>
           <w:lang w:val="es-419" w:eastAsia="es-CO"/>
         </w:rPr>
-        <w:t xml:space="preserve"> </w:t>
-      </w:r>
-      <w:r>
-        <w:rPr>
-          <w:lang w:val="es-419" w:eastAsia="es-CO"/>
-        </w:rPr>
-        <w:t>58</w:t>
+        <w:t>‑</w:t>
+      </w:r>
+      <w:r>
+        <w:rPr>
+          <w:lang w:val="es-419" w:eastAsia="es-CO"/>
+        </w:rPr>
+        <w:t>250</w:t>
       </w:r>
       <w:r>
         <w:rPr>
           <w:rFonts w:ascii="Calibri" w:hAnsi="Calibri" w:cs="Calibri"/>
           <w:lang w:val="es-419" w:eastAsia="es-CO"/>
         </w:rPr>
-        <w:t> °</w:t>
-      </w:r>
-      <w:r>
-        <w:rPr>
-          <w:lang w:val="es-419" w:eastAsia="es-CO"/>
-        </w:rPr>
-        <w:t>C) y menos tiempo de estiramiento porque no toleran igual calor que la leche de vaca.</w:t>
-      </w:r>
-    </w:p>
-    <w:p>
-      <w:pPr>
-        <w:rPr>
-          <w:b/>
-          <w:bCs/>
-          <w:lang w:val="es-419" w:eastAsia="es-CO"/>
-        </w:rPr>
-      </w:pPr>
-      <w:r>
-        <w:rPr>
-          <w:b/>
-          <w:bCs/>
-          <w:lang w:val="es-419" w:eastAsia="es-CO"/>
-        </w:rPr>
-        <w:t>Agua y otros insumos</w:t>
-      </w:r>
-    </w:p>
-    <w:p>
-      <w:pPr>
-        <w:rPr>
-          <w:lang w:val="es-419" w:eastAsia="es-CO"/>
-        </w:rPr>
-      </w:pPr>
-      <w:r>
-        <w:rPr>
-          <w:lang w:val="es-419" w:eastAsia="es-CO"/>
-        </w:rPr>
-        <w:t>El agua para preparar café debe ser potable según el Decreto 1575 de 2007 del Ministerio de la Protección Social. Además de la calidad microbiológica, se deben medir parámetros fisicoquímicos: TDS (sólidos disueltos totales) entre 75</w:t>
-      </w:r>
-      <w:r>
-        <w:rPr>
-          <w:lang w:val="es-419" w:eastAsia="es-CO"/>
-        </w:rPr>
-        <w:t xml:space="preserve"> </w:t>
+        <w:t> </w:t>
+      </w:r>
+      <w:r>
+        <w:rPr>
+          <w:lang w:val="es-419" w:eastAsia="es-CO"/>
+        </w:rPr>
+        <w:t>mg/L, pH 6,5</w:t>
       </w:r>
       <w:r>
         <w:rPr>
@@ -5877,96 +5857,37 @@
       </w:r>
       <w:r>
         <w:rPr>
+          <w:lang w:val="es-419" w:eastAsia="es-CO"/>
+        </w:rPr>
+        <w:t xml:space="preserve">7,5, dureza (como </w:t>
+      </w:r>
+      <w:proofErr w:type="spellStart"/>
+      <w:r>
+        <w:rPr>
+          <w:lang w:val="es-419" w:eastAsia="es-CO"/>
+        </w:rPr>
+        <w:t>CaCO</w:t>
+      </w:r>
+      <w:proofErr w:type="spellEnd"/>
+      <w:r>
+        <w:rPr>
+          <w:rFonts w:ascii="Calibri" w:hAnsi="Calibri" w:cs="Calibri"/>
+          <w:lang w:val="es-419" w:eastAsia="es-CO"/>
+        </w:rPr>
+        <w:t>₃</w:t>
+      </w:r>
+      <w:r>
+        <w:rPr>
+          <w:lang w:val="es-419" w:eastAsia="es-CO"/>
+        </w:rPr>
+        <w:t>) entre 50</w:t>
+      </w:r>
+      <w:r>
+        <w:rPr>
           <w:rFonts w:ascii="Cambria Math" w:hAnsi="Cambria Math" w:cs="Cambria Math"/>
           <w:lang w:val="es-419" w:eastAsia="es-CO"/>
         </w:rPr>
-        <w:t xml:space="preserve"> </w:t>
-      </w:r>
-      <w:r>
-        <w:rPr>
-          <w:lang w:val="es-419" w:eastAsia="es-CO"/>
-        </w:rPr>
-        <w:t>250</w:t>
-      </w:r>
-      <w:r>
-        <w:rPr>
-          <w:rFonts w:ascii="Calibri" w:hAnsi="Calibri" w:cs="Calibri"/>
-          <w:lang w:val="es-419" w:eastAsia="es-CO"/>
-        </w:rPr>
-        <w:t> </w:t>
-      </w:r>
-      <w:r>
-        <w:rPr>
-          <w:lang w:val="es-419" w:eastAsia="es-CO"/>
-        </w:rPr>
-        <w:t>mg/L, pH 6,5</w:t>
-      </w:r>
-      <w:r>
-        <w:rPr>
-          <w:lang w:val="es-419" w:eastAsia="es-CO"/>
-        </w:rPr>
-        <w:t xml:space="preserve"> </w:t>
-      </w:r>
-      <w:r>
-        <w:rPr>
-          <w:rFonts w:ascii="Cambria Math" w:hAnsi="Cambria Math" w:cs="Cambria Math"/>
-          <w:lang w:val="es-419" w:eastAsia="es-CO"/>
-        </w:rPr>
         <w:t>‑</w:t>
-      </w:r>
-      <w:r>
-        <w:rPr>
-          <w:rFonts w:ascii="Cambria Math" w:hAnsi="Cambria Math" w:cs="Cambria Math"/>
-          <w:lang w:val="es-419" w:eastAsia="es-CO"/>
-        </w:rPr>
-        <w:t xml:space="preserve"> </w:t>
-      </w:r>
-      <w:r>
-        <w:rPr>
-          <w:lang w:val="es-419" w:eastAsia="es-CO"/>
-        </w:rPr>
-        <w:t xml:space="preserve">7,5, dureza (como </w:t>
-      </w:r>
-      <w:proofErr w:type="spellStart"/>
-      <w:r>
-        <w:rPr>
-          <w:lang w:val="es-419" w:eastAsia="es-CO"/>
-        </w:rPr>
-        <w:t>CaCO</w:t>
-      </w:r>
-      <w:proofErr w:type="spellEnd"/>
-      <w:r>
-        <w:rPr>
-          <w:rFonts w:ascii="Calibri" w:hAnsi="Calibri" w:cs="Calibri"/>
-          <w:lang w:val="es-419" w:eastAsia="es-CO"/>
-        </w:rPr>
-        <w:t>₃</w:t>
-      </w:r>
-      <w:r>
-        <w:rPr>
-          <w:lang w:val="es-419" w:eastAsia="es-CO"/>
-        </w:rPr>
-        <w:t>) entre 50</w:t>
-      </w:r>
-      <w:r>
-        <w:rPr>
-          <w:lang w:val="es-419" w:eastAsia="es-CO"/>
-        </w:rPr>
-        <w:t xml:space="preserve"> </w:t>
-      </w:r>
-      <w:r>
-        <w:rPr>
-          <w:rFonts w:ascii="Cambria Math" w:hAnsi="Cambria Math" w:cs="Cambria Math"/>
-          <w:lang w:val="es-419" w:eastAsia="es-CO"/>
-        </w:rPr>
-        <w:t>‑</w:t>
-      </w:r>
-      <w:r>
-        <w:rPr>
-          <w:rFonts w:ascii="Cambria Math" w:hAnsi="Cambria Math" w:cs="Cambria Math"/>
-          <w:lang w:val="es-419" w:eastAsia="es-CO"/>
-        </w:rPr>
-        <w:t xml:space="preserve"> </w:t>
       </w:r>
       <w:r>
         <w:rPr>
@@ -6070,7 +5991,7 @@
       <w:pPr>
         <w:pStyle w:val="Ttulo1"/>
       </w:pPr>
-      <w:bookmarkStart w:id="5" w:name="_Toc238885167"/>
+      <w:bookmarkStart w:id="5" w:name="_Toc241576958"/>
       <w:r>
         <w:lastRenderedPageBreak/>
         <w:t>Higiene y seguridad en la estación de trabajo</w:t>
@@ -6253,21 +6174,7 @@
         <w:rPr>
           <w:lang w:val="es-419" w:eastAsia="es-CO"/>
         </w:rPr>
-        <w:t xml:space="preserve">La técnica de lavado de manos debe seguir estos pasos: mojar con agua potable, aplicar jabón </w:t>
-      </w:r>
-      <w:proofErr w:type="spellStart"/>
-      <w:r>
-        <w:rPr>
-          <w:lang w:val="es-419" w:eastAsia="es-CO"/>
-        </w:rPr>
-        <w:t>antibacterial</w:t>
-      </w:r>
-      <w:proofErr w:type="spellEnd"/>
-      <w:r>
-        <w:rPr>
-          <w:lang w:val="es-419" w:eastAsia="es-CO"/>
-        </w:rPr>
-        <w:t>, frotar durante al menos 20 segundos (dorso, palmas, entre dedos, uñas), enjuagar con agua corriente, secar con toallas desechables o secador de aire. Nunca usar el delantal para secarse.</w:t>
+        <w:t>La técnica de lavado de manos debe seguir estos pasos: mojar con agua potable, aplicar jabón antibacterial, frotar durante al menos 20 segundos (dorso, palmas, entre dedos, uñas), enjuagar con agua corriente, secar con toallas desechables o secador de aire. Nunca usar el delantal para secarse.</w:t>
       </w:r>
     </w:p>
     <w:p>
@@ -6344,7 +6251,7 @@
     </w:p>
     <w:p>
       <w:pPr>
-        <w:ind w:firstLine="0"/>
+        <w:ind w:firstLine="708"/>
         <w:rPr>
           <w:lang w:val="es-419" w:eastAsia="es-CO"/>
         </w:rPr>
@@ -6381,12 +6288,12 @@
     <w:tbl>
       <w:tblPr>
         <w:tblStyle w:val="SENA"/>
-        <w:tblW w:w="0" w:type="auto"/>
+        <w:tblW w:w="10060" w:type="dxa"/>
         <w:tblLook w:val="04A0" w:firstRow="1" w:lastRow="0" w:firstColumn="1" w:lastColumn="0" w:noHBand="0" w:noVBand="1"/>
       </w:tblPr>
       <w:tblGrid>
         <w:gridCol w:w="3256"/>
-        <w:gridCol w:w="6378"/>
+        <w:gridCol w:w="6804"/>
       </w:tblGrid>
       <w:tr>
         <w:trPr>
@@ -6409,7 +6316,7 @@
         </w:tc>
         <w:tc>
           <w:tcPr>
-            <w:tcW w:w="6378" w:type="dxa"/>
+            <w:tcW w:w="6804" w:type="dxa"/>
           </w:tcPr>
           <w:p>
             <w:pPr>
@@ -6440,7 +6347,7 @@
         </w:tc>
         <w:tc>
           <w:tcPr>
-            <w:tcW w:w="6378" w:type="dxa"/>
+            <w:tcW w:w="6804" w:type="dxa"/>
           </w:tcPr>
           <w:p>
             <w:pPr>
@@ -6468,7 +6375,7 @@
         </w:tc>
         <w:tc>
           <w:tcPr>
-            <w:tcW w:w="6378" w:type="dxa"/>
+            <w:tcW w:w="6804" w:type="dxa"/>
           </w:tcPr>
           <w:p>
             <w:pPr>
@@ -6499,7 +6406,7 @@
         </w:tc>
         <w:tc>
           <w:tcPr>
-            <w:tcW w:w="6378" w:type="dxa"/>
+            <w:tcW w:w="6804" w:type="dxa"/>
           </w:tcPr>
           <w:p>
             <w:pPr>
@@ -6530,7 +6437,7 @@
         </w:tc>
         <w:tc>
           <w:tcPr>
-            <w:tcW w:w="6378" w:type="dxa"/>
+            <w:tcW w:w="6804" w:type="dxa"/>
           </w:tcPr>
           <w:p>
             <w:pPr>
@@ -6561,7 +6468,7 @@
         </w:tc>
         <w:tc>
           <w:tcPr>
-            <w:tcW w:w="6378" w:type="dxa"/>
+            <w:tcW w:w="6804" w:type="dxa"/>
           </w:tcPr>
           <w:p>
             <w:pPr>
@@ -6576,19 +6483,6 @@
     </w:tbl>
     <w:p>
       <w:pPr>
-        <w:rPr>
-          <w:lang w:val="es-419" w:eastAsia="es-CO"/>
-        </w:rPr>
-      </w:pPr>
-      <w:r>
-        <w:rPr>
-          <w:lang w:val="es-419" w:eastAsia="es-CO"/>
-        </w:rPr>
-        <w:t>Nota. SENA, (2026).</w:t>
-      </w:r>
-    </w:p>
-    <w:p>
-      <w:pPr>
         <w:pStyle w:val="Prrafodelista"/>
         <w:numPr>
           <w:ilvl w:val="0"/>
@@ -6630,7 +6524,6 @@
           <w:bCs/>
           <w:lang w:val="es-419" w:eastAsia="es-CO"/>
         </w:rPr>
-        <w:lastRenderedPageBreak/>
         <w:t>Limpieza intermedia</w:t>
       </w:r>
       <w:r>
@@ -6657,6 +6550,7 @@
           <w:bCs/>
           <w:lang w:val="es-419" w:eastAsia="es-CO"/>
         </w:rPr>
+        <w:lastRenderedPageBreak/>
         <w:t>Utensilios de un solo uso</w:t>
       </w:r>
       <w:r>
@@ -6717,25 +6611,25 @@
         <w:rPr>
           <w:lang w:val="es-419" w:eastAsia="es-CO"/>
         </w:rPr>
-        <w:t xml:space="preserve"> -</w:t>
-      </w:r>
-      <w:r>
-        <w:rPr>
-          <w:lang w:val="es-419" w:eastAsia="es-CO"/>
-        </w:rPr>
-        <w:t xml:space="preserve"> 96 °C y vapor a 120</w:t>
-      </w:r>
-      <w:r>
-        <w:rPr>
-          <w:lang w:val="es-419" w:eastAsia="es-CO"/>
-        </w:rPr>
-        <w:t xml:space="preserve"> -</w:t>
-      </w:r>
-      <w:r>
-        <w:rPr>
-          <w:lang w:val="es-419" w:eastAsia="es-CO"/>
-        </w:rPr>
-        <w:t xml:space="preserve"> 130 °C, además de electricidad. Los riesgos más frecuentes son quemaduras (por salpicaduras o contacto con la caldera), cortes (al desmontar fresas del molino), electrocución (derrames sobre componentes eléctricos) y resbalones (pisos húmedos).</w:t>
+        <w:t>-</w:t>
+      </w:r>
+      <w:r>
+        <w:rPr>
+          <w:lang w:val="es-419" w:eastAsia="es-CO"/>
+        </w:rPr>
+        <w:t>96 °C y vapor a 120</w:t>
+      </w:r>
+      <w:r>
+        <w:rPr>
+          <w:lang w:val="es-419" w:eastAsia="es-CO"/>
+        </w:rPr>
+        <w:t>-</w:t>
+      </w:r>
+      <w:r>
+        <w:rPr>
+          <w:lang w:val="es-419" w:eastAsia="es-CO"/>
+        </w:rPr>
+        <w:t>130 °C, además de electricidad. Los riesgos más frecuentes son quemaduras (por salpicaduras o contacto con la caldera), cortes (al desmontar fresas del molino), electrocución (derrames sobre componentes eléctricos) y resbalones (pisos húmedos).</w:t>
       </w:r>
     </w:p>
     <w:p>
@@ -6879,6 +6773,21 @@
     </w:p>
     <w:p>
       <w:pPr>
+        <w:spacing w:before="0" w:after="160" w:line="259" w:lineRule="auto"/>
+        <w:ind w:firstLine="0"/>
+        <w:rPr>
+          <w:lang w:val="es-419" w:eastAsia="es-CO"/>
+        </w:rPr>
+      </w:pPr>
+      <w:r>
+        <w:rPr>
+          <w:lang w:val="es-419" w:eastAsia="es-CO"/>
+        </w:rPr>
+        <w:br w:type="page"/>
+      </w:r>
+    </w:p>
+    <w:p>
+      <w:pPr>
         <w:pStyle w:val="Figura"/>
         <w:rPr>
           <w:lang w:val="es-419"/>
@@ -6912,10 +6821,10 @@
           <w:lang w:val="es-419" w:eastAsia="es-CO"/>
         </w:rPr>
         <w:drawing>
-          <wp:inline distT="0" distB="0" distL="0" distR="0" wp14:anchorId="65F25F2D" wp14:editId="1EF93D02">
+          <wp:inline distT="0" distB="0" distL="0" distR="0" wp14:anchorId="65F25F2D" wp14:editId="2A6B2EFD">
             <wp:extent cx="4680000" cy="1954800"/>
             <wp:effectExtent l="0" t="0" r="6350" b="7620"/>
-            <wp:docPr id="6" name="Imagen 6" descr="Representa el procedimiento para cambiar las fresas de un molino de café en siete pasos consecutivos. Cada paso está representado por un círculo blanco conectado por una línea curva de color morado y un recuadro horizontal con un degradado de color. Los pasos son: 1) Desconectar el molino de la corriente eléctrica. 2) Retirar la tolva y el seguro de las fresas según el manual del fabricante. 3) Usar guantes de cuero para extraer las fresas. 4) Limpiar la cámara con una aspiradora, evitando el uso de aire comprimido y sin introducir los dedos en la cámara. 5) Instalar las nuevas fresas siguiendo las marcas de alineación del fabricante. 6) Ajustar el punto cero y retroceder uno o dos puntos de molienda. 7) Realizar una prueba con café y desechar las primeras dosis antes de iniciar la operación."/>
+            <wp:docPr id="6" name="Imagen 6" descr="Procedimiento en siete pasos para cambiar las fresas de un molino de café: desconectar, retirar, limpiar, instalar, ajustar y probar. "/>
             <wp:cNvGraphicFramePr>
               <a:graphicFrameLocks xmlns:a="http://schemas.openxmlformats.org/drawingml/2006/main" noChangeAspect="1"/>
             </wp:cNvGraphicFramePr>
@@ -6923,7 +6832,7 @@
               <a:graphicData uri="http://schemas.openxmlformats.org/drawingml/2006/picture">
                 <pic:pic xmlns:pic="http://schemas.openxmlformats.org/drawingml/2006/picture">
                   <pic:nvPicPr>
-                    <pic:cNvPr id="6" name="Imagen 6" descr="Representa el procedimiento para cambiar las fresas de un molino de café en siete pasos consecutivos. Cada paso está representado por un círculo blanco conectado por una línea curva de color morado y un recuadro horizontal con un degradado de color. Los pasos son: 1) Desconectar el molino de la corriente eléctrica. 2) Retirar la tolva y el seguro de las fresas según el manual del fabricante. 3) Usar guantes de cuero para extraer las fresas. 4) Limpiar la cámara con una aspiradora, evitando el uso de aire comprimido y sin introducir los dedos en la cámara. 5) Instalar las nuevas fresas siguiendo las marcas de alineación del fabricante. 6) Ajustar el punto cero y retroceder uno o dos puntos de molienda. 7) Realizar una prueba con café y desechar las primeras dosis antes de iniciar la operación."/>
+                    <pic:cNvPr id="6" name="Imagen 6" descr="Procedimiento en siete pasos para cambiar las fresas de un molino de café: desconectar, retirar, limpiar, instalar, ajustar y probar. "/>
                     <pic:cNvPicPr/>
                   </pic:nvPicPr>
                   <pic:blipFill>
@@ -6956,20 +6865,6 @@
     </w:p>
     <w:p>
       <w:pPr>
-        <w:ind w:left="1416" w:firstLine="708"/>
-        <w:rPr>
-          <w:lang w:val="es-419" w:eastAsia="es-CO"/>
-        </w:rPr>
-      </w:pPr>
-      <w:r>
-        <w:rPr>
-          <w:lang w:val="es-419" w:eastAsia="es-CO"/>
-        </w:rPr>
-        <w:t>Nota. SENA, (2026).</w:t>
-      </w:r>
-    </w:p>
-    <w:p>
-      <w:pPr>
         <w:pStyle w:val="Prrafodelista"/>
         <w:numPr>
           <w:ilvl w:val="0"/>
@@ -7077,6 +6972,21 @@
     </w:p>
     <w:p>
       <w:pPr>
+        <w:spacing w:before="0" w:after="160" w:line="259" w:lineRule="auto"/>
+        <w:ind w:firstLine="0"/>
+        <w:rPr>
+          <w:lang w:val="es-419" w:eastAsia="es-CO"/>
+        </w:rPr>
+      </w:pPr>
+      <w:r>
+        <w:rPr>
+          <w:lang w:val="es-419" w:eastAsia="es-CO"/>
+        </w:rPr>
+        <w:br w:type="page"/>
+      </w:r>
+    </w:p>
+    <w:p>
+      <w:pPr>
         <w:rPr>
           <w:b/>
           <w:bCs/>
@@ -7142,21 +7052,7 @@
         <w:rPr>
           <w:lang w:val="es-419" w:eastAsia="es-CO"/>
         </w:rPr>
-        <w:t xml:space="preserve">: restos de </w:t>
-      </w:r>
-      <w:proofErr w:type="spellStart"/>
-      <w:r>
-        <w:rPr>
-          <w:lang w:val="es-419" w:eastAsia="es-CO"/>
-        </w:rPr>
-        <w:t>ootecas</w:t>
-      </w:r>
-      <w:proofErr w:type="spellEnd"/>
-      <w:r>
-        <w:rPr>
-          <w:lang w:val="es-419" w:eastAsia="es-CO"/>
-        </w:rPr>
-        <w:t xml:space="preserve"> (cápsulas de huevos) y alas desprendidas de cucarachas, localizados en rincones, detrás de máquinas o cerca de desagües. Señalan actividad de cucarachas.</w:t>
+        <w:t>: restos de ootecas (cápsulas de huevos) y alas desprendidas de cucarachas, localizados en rincones, detrás de máquinas o cerca de desagües. Señalan actividad de cucarachas.</w:t>
       </w:r>
     </w:p>
     <w:p>
@@ -7249,7 +7145,7 @@
       <w:pPr>
         <w:pStyle w:val="Ttulo1"/>
       </w:pPr>
-      <w:bookmarkStart w:id="6" w:name="_Toc238885168"/>
+      <w:bookmarkStart w:id="6" w:name="_Toc241576959"/>
       <w:r>
         <w:lastRenderedPageBreak/>
         <w:t>Protocolo de servicio y etiqueta profesional</w:t>
@@ -7334,13 +7230,13 @@
         <w:rPr>
           <w:lang w:val="es-419" w:eastAsia="es-CO"/>
         </w:rPr>
-        <w:t xml:space="preserve"> -</w:t>
-      </w:r>
-      <w:r>
-        <w:rPr>
-          <w:lang w:val="es-419" w:eastAsia="es-CO"/>
-        </w:rPr>
-        <w:t xml:space="preserve"> 5 minutos para una bebida sencilla, y en horas pico se debe organizar la comanda por orden de llegada.</w:t>
+        <w:t>-</w:t>
+      </w:r>
+      <w:r>
+        <w:rPr>
+          <w:lang w:val="es-419" w:eastAsia="es-CO"/>
+        </w:rPr>
+        <w:t>5 minutos para una bebida sencilla, y en horas pico se debe organizar la comanda por orden de llegada.</w:t>
       </w:r>
     </w:p>
     <w:p>
@@ -7441,6 +7337,7 @@
         </w:rPr>
         <w:t xml:space="preserve">La bebida debe servirse en una taza precalentada. Las temperaturas de servicio ideales son: </w:t>
       </w:r>
+      <w:proofErr w:type="spellStart"/>
       <w:r>
         <w:rPr>
           <w:rStyle w:val="Extranjerismo"/>
@@ -7448,6 +7345,7 @@
         </w:rPr>
         <w:t>espresso</w:t>
       </w:r>
+      <w:proofErr w:type="spellEnd"/>
       <w:r>
         <w:rPr>
           <w:lang w:val="es-419" w:eastAsia="es-CO"/>
@@ -7458,25 +7356,25 @@
         <w:rPr>
           <w:lang w:val="es-419" w:eastAsia="es-CO"/>
         </w:rPr>
-        <w:t xml:space="preserve"> -</w:t>
-      </w:r>
-      <w:r>
-        <w:rPr>
-          <w:lang w:val="es-419" w:eastAsia="es-CO"/>
-        </w:rPr>
-        <w:t xml:space="preserve"> 70 °C en taza (la bebida sale a 90</w:t>
-      </w:r>
-      <w:r>
-        <w:rPr>
-          <w:lang w:val="es-419" w:eastAsia="es-CO"/>
-        </w:rPr>
-        <w:t xml:space="preserve"> -</w:t>
-      </w:r>
-      <w:r>
-        <w:rPr>
-          <w:lang w:val="es-419" w:eastAsia="es-CO"/>
-        </w:rPr>
-        <w:t xml:space="preserve"> 96 °</w:t>
+        <w:t>-</w:t>
+      </w:r>
+      <w:r>
+        <w:rPr>
+          <w:lang w:val="es-419" w:eastAsia="es-CO"/>
+        </w:rPr>
+        <w:t>70 °C en taza (la bebida sale a 90</w:t>
+      </w:r>
+      <w:r>
+        <w:rPr>
+          <w:lang w:val="es-419" w:eastAsia="es-CO"/>
+        </w:rPr>
+        <w:t>-</w:t>
+      </w:r>
+      <w:r>
+        <w:rPr>
+          <w:lang w:val="es-419" w:eastAsia="es-CO"/>
+        </w:rPr>
+        <w:t>96 °</w:t>
       </w:r>
       <w:r>
         <w:rPr>
@@ -7509,25 +7407,25 @@
         <w:rPr>
           <w:lang w:val="es-419" w:eastAsia="es-CO"/>
         </w:rPr>
-        <w:t xml:space="preserve"> -</w:t>
-      </w:r>
-      <w:r>
-        <w:rPr>
-          <w:lang w:val="es-419" w:eastAsia="es-CO"/>
-        </w:rPr>
-        <w:t xml:space="preserve"> 65 °C, americano 70</w:t>
-      </w:r>
-      <w:r>
-        <w:rPr>
-          <w:lang w:val="es-419" w:eastAsia="es-CO"/>
-        </w:rPr>
-        <w:t xml:space="preserve"> -</w:t>
-      </w:r>
-      <w:r>
-        <w:rPr>
-          <w:lang w:val="es-419" w:eastAsia="es-CO"/>
-        </w:rPr>
-        <w:t xml:space="preserve"> 75 °C, bebidas frías (</w:t>
+        <w:t>-</w:t>
+      </w:r>
+      <w:r>
+        <w:rPr>
+          <w:lang w:val="es-419" w:eastAsia="es-CO"/>
+        </w:rPr>
+        <w:t>65 °C, americano 70</w:t>
+      </w:r>
+      <w:r>
+        <w:rPr>
+          <w:lang w:val="es-419" w:eastAsia="es-CO"/>
+        </w:rPr>
+        <w:t>-</w:t>
+      </w:r>
+      <w:r>
+        <w:rPr>
+          <w:lang w:val="es-419" w:eastAsia="es-CO"/>
+        </w:rPr>
+        <w:t>75 °C, bebidas frías (</w:t>
       </w:r>
       <w:proofErr w:type="spellStart"/>
       <w:r>
@@ -7580,13 +7478,13 @@
         <w:rPr>
           <w:lang w:val="es-419" w:eastAsia="es-CO"/>
         </w:rPr>
-        <w:t xml:space="preserve"> -</w:t>
-      </w:r>
-      <w:r>
-        <w:rPr>
-          <w:lang w:val="es-419" w:eastAsia="es-CO"/>
-        </w:rPr>
-        <w:t xml:space="preserve"> 8 °C.</w:t>
+        <w:t>-</w:t>
+      </w:r>
+      <w:r>
+        <w:rPr>
+          <w:lang w:val="es-419" w:eastAsia="es-CO"/>
+        </w:rPr>
+        <w:t>8 °C.</w:t>
       </w:r>
     </w:p>
     <w:p>
@@ -7606,14 +7504,15 @@
         <w:rPr>
           <w:lang w:val="es-419" w:eastAsia="es-CO"/>
         </w:rPr>
-        <w:t xml:space="preserve"> -</w:t>
-      </w:r>
-      <w:r>
-        <w:rPr>
-          <w:lang w:val="es-419" w:eastAsia="es-CO"/>
-        </w:rPr>
-        <w:t xml:space="preserve"> 90 ml para </w:t>
-      </w:r>
+        <w:t>-</w:t>
+      </w:r>
+      <w:r>
+        <w:rPr>
+          <w:lang w:val="es-419" w:eastAsia="es-CO"/>
+        </w:rPr>
+        <w:t xml:space="preserve">90 ml para </w:t>
+      </w:r>
+      <w:proofErr w:type="spellStart"/>
       <w:r>
         <w:rPr>
           <w:rStyle w:val="Extranjerismo"/>
@@ -7621,6 +7520,7 @@
         </w:rPr>
         <w:t>espresso</w:t>
       </w:r>
+      <w:proofErr w:type="spellEnd"/>
       <w:r>
         <w:rPr>
           <w:lang w:val="es-419" w:eastAsia="es-CO"/>
@@ -7631,25 +7531,25 @@
         <w:rPr>
           <w:lang w:val="es-419" w:eastAsia="es-CO"/>
         </w:rPr>
-        <w:t xml:space="preserve"> -</w:t>
-      </w:r>
-      <w:r>
-        <w:rPr>
-          <w:lang w:val="es-419" w:eastAsia="es-CO"/>
-        </w:rPr>
-        <w:t xml:space="preserve"> 180 ml para capuchino; taza de cerámica o vaso alto de 200</w:t>
-      </w:r>
-      <w:r>
-        <w:rPr>
-          <w:lang w:val="es-419" w:eastAsia="es-CO"/>
-        </w:rPr>
-        <w:t xml:space="preserve"> -</w:t>
-      </w:r>
-      <w:r>
-        <w:rPr>
-          <w:lang w:val="es-419" w:eastAsia="es-CO"/>
-        </w:rPr>
-        <w:t xml:space="preserve"> 250 ml para </w:t>
+        <w:t>-</w:t>
+      </w:r>
+      <w:r>
+        <w:rPr>
+          <w:lang w:val="es-419" w:eastAsia="es-CO"/>
+        </w:rPr>
+        <w:t>180 ml para capuchino; taza de cerámica o vaso alto de 200</w:t>
+      </w:r>
+      <w:r>
+        <w:rPr>
+          <w:lang w:val="es-419" w:eastAsia="es-CO"/>
+        </w:rPr>
+        <w:t>-</w:t>
+      </w:r>
+      <w:r>
+        <w:rPr>
+          <w:lang w:val="es-419" w:eastAsia="es-CO"/>
+        </w:rPr>
+        <w:t xml:space="preserve">250 ml para </w:t>
       </w:r>
       <w:proofErr w:type="spellStart"/>
       <w:r>
@@ -7670,13 +7570,13 @@
         <w:rPr>
           <w:lang w:val="es-419" w:eastAsia="es-CO"/>
         </w:rPr>
-        <w:t xml:space="preserve"> -</w:t>
-      </w:r>
-      <w:r>
-        <w:rPr>
-          <w:lang w:val="es-419" w:eastAsia="es-CO"/>
-        </w:rPr>
-        <w:t xml:space="preserve"> 240 ml para americano; vaso alto de vidrio o plástico con hielo para bebidas frías.</w:t>
+        <w:t>-</w:t>
+      </w:r>
+      <w:r>
+        <w:rPr>
+          <w:lang w:val="es-419" w:eastAsia="es-CO"/>
+        </w:rPr>
+        <w:t>240 ml para americano; vaso alto de vidrio o plástico con hielo para bebidas frías.</w:t>
       </w:r>
     </w:p>
     <w:p>
@@ -7857,12 +7757,21 @@
         </w:rPr>
         <w:t xml:space="preserve">En cafetería informal o </w:t>
       </w:r>
+      <w:proofErr w:type="spellStart"/>
       <w:r>
         <w:rPr>
           <w:rStyle w:val="Extranjerismo"/>
           <w:lang w:val="es-419" w:eastAsia="es-CO"/>
         </w:rPr>
-        <w:t xml:space="preserve">take </w:t>
+        <w:t>take</w:t>
+      </w:r>
+      <w:proofErr w:type="spellEnd"/>
+      <w:r>
+        <w:rPr>
+          <w:rStyle w:val="Extranjerismo"/>
+          <w:lang w:val="es-419" w:eastAsia="es-CO"/>
+        </w:rPr>
+        <w:t xml:space="preserve"> </w:t>
       </w:r>
       <w:proofErr w:type="spellStart"/>
       <w:r>
@@ -7927,10 +7836,10 @@
           <w:lang w:val="es-419" w:eastAsia="es-CO"/>
         </w:rPr>
         <w:drawing>
-          <wp:inline distT="0" distB="0" distL="0" distR="0" wp14:anchorId="6E291A79" wp14:editId="3D7E6050">
+          <wp:inline distT="0" distB="0" distL="0" distR="0" wp14:anchorId="6E291A79" wp14:editId="3AA1EF19">
             <wp:extent cx="4680000" cy="1231200"/>
             <wp:effectExtent l="0" t="0" r="6350" b="7620"/>
-            <wp:docPr id="7" name="Imagen 7" descr="Recomendaciones para el servicio de la bebida al cliente. Cada recomendación aparece dentro de un recuadro de color conectado a un marco rectangular del mismo tono. Los mensajes indican: servir la taza por el lado derecho sin pasarla sobre el plato o los cubiertos del cliente; colocar la taza suavemente sobre la mesa; despedirse cordialmente diciendo “disfrute su café” sin esperar propina de forma invasiva; y, si el cliente solicita un endulzante, ofrecer diferentes opciones y presentarlo en un platillo pequeño, evitando colocarlo directamente sobre la mesa."/>
+            <wp:docPr id="7" name="Imagen 7" descr="Recomendaciones para servir café: entregar por la derecha, colocar suavemente, despedirse cordialmente y ofrecer endulzantes en un platillo. "/>
             <wp:cNvGraphicFramePr>
               <a:graphicFrameLocks xmlns:a="http://schemas.openxmlformats.org/drawingml/2006/main" noChangeAspect="1"/>
             </wp:cNvGraphicFramePr>
@@ -7938,7 +7847,7 @@
               <a:graphicData uri="http://schemas.openxmlformats.org/drawingml/2006/picture">
                 <pic:pic xmlns:pic="http://schemas.openxmlformats.org/drawingml/2006/picture">
                   <pic:nvPicPr>
-                    <pic:cNvPr id="7" name="Imagen 7" descr="Recomendaciones para el servicio de la bebida al cliente. Cada recomendación aparece dentro de un recuadro de color conectado a un marco rectangular del mismo tono. Los mensajes indican: servir la taza por el lado derecho sin pasarla sobre el plato o los cubiertos del cliente; colocar la taza suavemente sobre la mesa; despedirse cordialmente diciendo “disfrute su café” sin esperar propina de forma invasiva; y, si el cliente solicita un endulzante, ofrecer diferentes opciones y presentarlo en un platillo pequeño, evitando colocarlo directamente sobre la mesa."/>
+                    <pic:cNvPr id="7" name="Imagen 7" descr="Recomendaciones para servir café: entregar por la derecha, colocar suavemente, despedirse cordialmente y ofrecer endulzantes en un platillo. "/>
                     <pic:cNvPicPr/>
                   </pic:nvPicPr>
                   <pic:blipFill>
@@ -7971,20 +7880,6 @@
     </w:p>
     <w:p>
       <w:pPr>
-        <w:ind w:left="1415"/>
-        <w:rPr>
-          <w:lang w:val="es-419" w:eastAsia="es-CO"/>
-        </w:rPr>
-      </w:pPr>
-      <w:r>
-        <w:rPr>
-          <w:lang w:val="es-419" w:eastAsia="es-CO"/>
-        </w:rPr>
-        <w:t>Nota. SENA, (2026).</w:t>
-      </w:r>
-    </w:p>
-    <w:p>
-      <w:pPr>
         <w:spacing w:before="0" w:after="160" w:line="259" w:lineRule="auto"/>
         <w:ind w:firstLine="0"/>
         <w:rPr>
@@ -8002,7 +7897,7 @@
       <w:pPr>
         <w:pStyle w:val="Ttulo1"/>
       </w:pPr>
-      <w:bookmarkStart w:id="7" w:name="_Toc238885169"/>
+      <w:bookmarkStart w:id="7" w:name="_Toc241576960"/>
       <w:r>
         <w:lastRenderedPageBreak/>
         <w:t>Alistamiento preoperacional y verificación de equipos</w:t>
@@ -8047,7 +7942,6 @@
         </w:rPr>
         <w:t xml:space="preserve">A continuación, explore la siguiente lista de verificación y compruebe que la estación de trabajo cumpla con las condiciones necesarias antes de iniciar la preparación de bebidas. Cada elemento del </w:t>
       </w:r>
-      <w:proofErr w:type="spellStart"/>
       <w:r>
         <w:rPr>
           <w:rStyle w:val="Extranjerismo"/>
@@ -8055,7 +7949,6 @@
         </w:rPr>
         <w:t>checklist</w:t>
       </w:r>
-      <w:proofErr w:type="spellEnd"/>
       <w:r>
         <w:rPr>
           <w:lang w:val="es-419" w:eastAsia="es-CO"/>
@@ -8073,6 +7966,12 @@
           <w:lang w:val="es-419" w:eastAsia="es-CO"/>
         </w:rPr>
         <w:t xml:space="preserve">diríjase a </w:t>
+      </w:r>
+      <w:r>
+        <w:rPr>
+          <w:lang w:val="es-419" w:eastAsia="es-CO"/>
+        </w:rPr>
+        <w:t>Anexo_01_</w:t>
       </w:r>
       <w:r>
         <w:rPr>
@@ -8147,13 +8046,13 @@
         <w:rPr>
           <w:lang w:val="es-419" w:eastAsia="es-CO"/>
         </w:rPr>
-        <w:t xml:space="preserve"> -</w:t>
-      </w:r>
-      <w:r>
-        <w:rPr>
-          <w:lang w:val="es-419" w:eastAsia="es-CO"/>
-        </w:rPr>
-        <w:t xml:space="preserve"> 10 g para eliminar residuos del día anterior.</w:t>
+        <w:t>-</w:t>
+      </w:r>
+      <w:r>
+        <w:rPr>
+          <w:lang w:val="es-419" w:eastAsia="es-CO"/>
+        </w:rPr>
+        <w:t>10 g para eliminar residuos del día anterior.</w:t>
       </w:r>
     </w:p>
     <w:p>
@@ -8198,13 +8097,28 @@
         <w:rPr>
           <w:lang w:val="es-419" w:eastAsia="es-CO"/>
         </w:rPr>
-        <w:t xml:space="preserve"> -</w:t>
-      </w:r>
-      <w:r>
-        <w:rPr>
-          <w:lang w:val="es-419" w:eastAsia="es-CO"/>
-        </w:rPr>
-        <w:t xml:space="preserve"> 30 s). Medir el tiempo con cronómetro.</w:t>
+        <w:t>-</w:t>
+      </w:r>
+      <w:r>
+        <w:rPr>
+          <w:lang w:val="es-419" w:eastAsia="es-CO"/>
+        </w:rPr>
+        <w:t>30 s). Medir el tiempo con cronómetro.</w:t>
+      </w:r>
+    </w:p>
+    <w:p>
+      <w:pPr>
+        <w:spacing w:before="0" w:after="160" w:line="259" w:lineRule="auto"/>
+        <w:ind w:firstLine="0"/>
+        <w:rPr>
+          <w:lang w:val="es-419" w:eastAsia="es-CO"/>
+        </w:rPr>
+      </w:pPr>
+      <w:r>
+        <w:rPr>
+          <w:lang w:val="es-419" w:eastAsia="es-CO"/>
+        </w:rPr>
+        <w:br w:type="page"/>
       </w:r>
     </w:p>
     <w:p>
@@ -8224,6 +8138,7 @@
           <w:bCs/>
           <w:lang w:val="es-419" w:eastAsia="es-CO"/>
         </w:rPr>
+        <w:lastRenderedPageBreak/>
         <w:t>Ajuste según resultado</w:t>
       </w:r>
       <w:r>
@@ -8248,14 +8163,13 @@
         <w:rPr>
           <w:lang w:val="es-419" w:eastAsia="es-CO"/>
         </w:rPr>
-        <w:lastRenderedPageBreak/>
-        <w:t xml:space="preserve">Si el tiempo es inferior a 20 s (flujo rápido, crema clara, sabor ácido) → la molienda es demasiado gruesa. Girar el anillo de ajuste 1 </w:t>
-      </w:r>
-      <w:r>
-        <w:rPr>
-          <w:lang w:val="es-419" w:eastAsia="es-CO"/>
-        </w:rPr>
-        <w:t xml:space="preserve">- </w:t>
+        <w:t>Si el tiempo es inferior a 20 s (flujo rápido, crema clara, sabor ácido) → la molienda es demasiado gruesa. Girar el anillo de ajuste 1</w:t>
+      </w:r>
+      <w:r>
+        <w:rPr>
+          <w:lang w:val="es-419" w:eastAsia="es-CO"/>
+        </w:rPr>
+        <w:t>-</w:t>
       </w:r>
       <w:r>
         <w:rPr>
@@ -8285,13 +8199,13 @@
         <w:rPr>
           <w:lang w:val="es-419" w:eastAsia="es-CO"/>
         </w:rPr>
-        <w:t xml:space="preserve"> -</w:t>
-      </w:r>
-      <w:r>
-        <w:rPr>
-          <w:lang w:val="es-419" w:eastAsia="es-CO"/>
-        </w:rPr>
-        <w:t xml:space="preserve"> 2 puntos en sentido antihorario (más grueso). Purgar dos dosis y repetir.</w:t>
+        <w:t>-</w:t>
+      </w:r>
+      <w:r>
+        <w:rPr>
+          <w:lang w:val="es-419" w:eastAsia="es-CO"/>
+        </w:rPr>
+        <w:t>2 puntos en sentido antihorario (más grueso). Purgar dos dosis y repetir.</w:t>
       </w:r>
     </w:p>
     <w:p>
@@ -8362,105 +8276,71 @@
         <w:rPr>
           <w:lang w:val="es-419" w:eastAsia="es-CO"/>
         </w:rPr>
-        <w:t xml:space="preserve"> -</w:t>
-      </w:r>
-      <w:r>
-        <w:rPr>
-          <w:lang w:val="es-419" w:eastAsia="es-CO"/>
-        </w:rPr>
-        <w:t xml:space="preserve"> 96 °C, medida en la salida del difusor (grupo). Se puede verificar con un termómetro de contacto (menos preciso) o, idealmente, con un </w:t>
+        <w:t>-</w:t>
+      </w:r>
+      <w:r>
+        <w:rPr>
+          <w:lang w:val="es-419" w:eastAsia="es-CO"/>
+        </w:rPr>
+        <w:t xml:space="preserve">96 °C, medida en la salida del difusor (grupo). Se puede verificar con un termómetro de contacto (menos preciso) o, idealmente, con un termofiltro con termopar (instrumento de calibración profesional). Si la temperatura es baja, se debe ajustar el termostato de la caldera (para máquinas de caldera simple) o revisar el restrictor (para intercambiador de calor). Si es alta, se puede realizar un </w:t>
       </w:r>
       <w:proofErr w:type="spellStart"/>
       <w:r>
         <w:rPr>
-          <w:lang w:val="es-419" w:eastAsia="es-CO"/>
-        </w:rPr>
-        <w:t>termofiltro</w:t>
+          <w:rStyle w:val="Extranjerismo"/>
+          <w:lang w:val="es-419" w:eastAsia="es-CO"/>
+        </w:rPr>
+        <w:t>cooling</w:t>
       </w:r>
       <w:proofErr w:type="spellEnd"/>
       <w:r>
         <w:rPr>
-          <w:lang w:val="es-419" w:eastAsia="es-CO"/>
-        </w:rPr>
-        <w:t xml:space="preserve"> con termopar (instrumento de calibración profesional). Si la temperatura es baja, se debe ajustar el termostato de la caldera (para máquinas de caldera simple) o revisar el </w:t>
+          <w:rStyle w:val="Extranjerismo"/>
+          <w:lang w:val="es-419" w:eastAsia="es-CO"/>
+        </w:rPr>
+        <w:t xml:space="preserve"> </w:t>
       </w:r>
       <w:proofErr w:type="spellStart"/>
       <w:r>
         <w:rPr>
-          <w:lang w:val="es-419" w:eastAsia="es-CO"/>
-        </w:rPr>
-        <w:t>restrictor</w:t>
+          <w:rStyle w:val="Extranjerismo"/>
+          <w:lang w:val="es-419" w:eastAsia="es-CO"/>
+        </w:rPr>
+        <w:t>flush</w:t>
       </w:r>
       <w:proofErr w:type="spellEnd"/>
       <w:r>
         <w:rPr>
           <w:lang w:val="es-419" w:eastAsia="es-CO"/>
         </w:rPr>
-        <w:t xml:space="preserve"> (para intercambiador de calor). Si es alta, se puede realizar un </w:t>
-      </w:r>
-      <w:proofErr w:type="spellStart"/>
+        <w:t xml:space="preserve"> (purgar agua del grupo hasta que la temperatura baje al rango deseado).</w:t>
+      </w:r>
+    </w:p>
+    <w:p>
+      <w:pPr>
+        <w:rPr>
+          <w:lang w:val="es-419" w:eastAsia="es-CO"/>
+        </w:rPr>
+      </w:pPr>
+      <w:r>
+        <w:rPr>
+          <w:lang w:val="es-419" w:eastAsia="es-CO"/>
+        </w:rPr>
+        <w:t xml:space="preserve">La presión de la bomba debe ser 9 bares. Prueba de presión con disco ciego: insertar un portafiltro con disco ciego (sin orificios), accionar la bomba (como en un </w:t>
+      </w:r>
       <w:r>
         <w:rPr>
           <w:rStyle w:val="Extranjerismo"/>
           <w:lang w:val="es-419" w:eastAsia="es-CO"/>
         </w:rPr>
-        <w:t>cooling</w:t>
-      </w:r>
-      <w:proofErr w:type="spellEnd"/>
-      <w:r>
-        <w:rPr>
-          <w:rStyle w:val="Extranjerismo"/>
-          <w:lang w:val="es-419" w:eastAsia="es-CO"/>
-        </w:rPr>
-        <w:t xml:space="preserve"> </w:t>
-      </w:r>
-      <w:proofErr w:type="spellStart"/>
-      <w:r>
-        <w:rPr>
-          <w:rStyle w:val="Extranjerismo"/>
-          <w:lang w:val="es-419" w:eastAsia="es-CO"/>
-        </w:rPr>
-        <w:t>flush</w:t>
-      </w:r>
-      <w:proofErr w:type="spellEnd"/>
-      <w:r>
-        <w:rPr>
-          <w:lang w:val="es-419" w:eastAsia="es-CO"/>
-        </w:rPr>
-        <w:t xml:space="preserve"> (purgar agua del grupo hasta que la temperatura baje al rango deseado).</w:t>
-      </w:r>
-    </w:p>
-    <w:p>
-      <w:pPr>
-        <w:rPr>
-          <w:lang w:val="es-419" w:eastAsia="es-CO"/>
-        </w:rPr>
-      </w:pPr>
-      <w:r>
-        <w:rPr>
-          <w:lang w:val="es-419" w:eastAsia="es-CO"/>
-        </w:rPr>
-        <w:t xml:space="preserve">La presión de la bomba debe ser 9 bares. Prueba de presión con disco ciego: insertar un portafiltro con disco ciego (sin orificios), accionar la bomba (como en un </w:t>
-      </w:r>
-      <w:r>
-        <w:rPr>
-          <w:rStyle w:val="Extranjerismo"/>
-          <w:lang w:val="es-419" w:eastAsia="es-CO"/>
-        </w:rPr>
+        <w:lastRenderedPageBreak/>
         <w:t>backflush</w:t>
       </w:r>
       <w:r>
         <w:rPr>
           <w:lang w:val="es-419" w:eastAsia="es-CO"/>
         </w:rPr>
-        <w:t xml:space="preserve">) y leer el manómetro. Si la presión es inferior a 8 bares o superior a </w:t>
-      </w:r>
-      <w:r>
-        <w:rPr>
-          <w:lang w:val="es-419" w:eastAsia="es-CO"/>
-        </w:rPr>
-        <w:lastRenderedPageBreak/>
-        <w:t>10 bares, contactar al servicio técnico. Nunca se debe ajustar la presión sin conocimientos técnicos, porque puede afectar la seguridad de la máquina.</w:t>
+        <w:t>) y leer el manómetro. Si la presión es inferior a 8 bares o superior a 10 bares, contactar al servicio técnico. Nunca se debe ajustar la presión sin conocimientos técnicos, porque puede afectar la seguridad de la máquina.</w:t>
       </w:r>
     </w:p>
     <w:p>
@@ -8663,7 +8543,7 @@
       <w:pPr>
         <w:pStyle w:val="Ttulo1"/>
       </w:pPr>
-      <w:bookmarkStart w:id="8" w:name="_Toc238885170"/>
+      <w:bookmarkStart w:id="8" w:name="_Toc241576961"/>
       <w:r>
         <w:lastRenderedPageBreak/>
         <w:t xml:space="preserve">Procedimientos Operativos Estandarizados de Saneamiento </w:t>
@@ -9093,13 +8973,13 @@
         <w:rPr>
           <w:lang w:val="es-419" w:eastAsia="es-CO"/>
         </w:rPr>
-        <w:t xml:space="preserve"> -</w:t>
-      </w:r>
-      <w:r>
-        <w:rPr>
-          <w:lang w:val="es-419" w:eastAsia="es-CO"/>
-        </w:rPr>
-        <w:t xml:space="preserve"> 2 g por aplicación). Un exceso de detergente puede generar espuma residual difícil de eliminar.</w:t>
+        <w:t>-</w:t>
+      </w:r>
+      <w:r>
+        <w:rPr>
+          <w:lang w:val="es-419" w:eastAsia="es-CO"/>
+        </w:rPr>
+        <w:t>2 g por aplicación). Un exceso de detergente puede generar espuma residual difícil de eliminar.</w:t>
       </w:r>
     </w:p>
     <w:p>
@@ -9277,14 +9157,14 @@
     <w:tbl>
       <w:tblPr>
         <w:tblStyle w:val="SENA"/>
-        <w:tblW w:w="0" w:type="auto"/>
+        <w:tblW w:w="10060" w:type="dxa"/>
         <w:tblLook w:val="04A0" w:firstRow="1" w:lastRow="0" w:firstColumn="1" w:lastColumn="0" w:noHBand="0" w:noVBand="1"/>
       </w:tblPr>
       <w:tblGrid>
         <w:gridCol w:w="2405"/>
-        <w:gridCol w:w="2126"/>
-        <w:gridCol w:w="2410"/>
+        <w:gridCol w:w="1843"/>
         <w:gridCol w:w="2693"/>
+        <w:gridCol w:w="3119"/>
       </w:tblGrid>
       <w:tr>
         <w:trPr>
@@ -9307,7 +9187,7 @@
         </w:tc>
         <w:tc>
           <w:tcPr>
-            <w:tcW w:w="2126" w:type="dxa"/>
+            <w:tcW w:w="1843" w:type="dxa"/>
           </w:tcPr>
           <w:p>
             <w:pPr>
@@ -9320,7 +9200,7 @@
         </w:tc>
         <w:tc>
           <w:tcPr>
-            <w:tcW w:w="2410" w:type="dxa"/>
+            <w:tcW w:w="2693" w:type="dxa"/>
           </w:tcPr>
           <w:p>
             <w:pPr>
@@ -9333,7 +9213,7 @@
         </w:tc>
         <w:tc>
           <w:tcPr>
-            <w:tcW w:w="2693" w:type="dxa"/>
+            <w:tcW w:w="3119" w:type="dxa"/>
           </w:tcPr>
           <w:p>
             <w:pPr>
@@ -9364,7 +9244,7 @@
         </w:tc>
         <w:tc>
           <w:tcPr>
-            <w:tcW w:w="2126" w:type="dxa"/>
+            <w:tcW w:w="1843" w:type="dxa"/>
           </w:tcPr>
           <w:p>
             <w:pPr>
@@ -9377,7 +9257,7 @@
         </w:tc>
         <w:tc>
           <w:tcPr>
-            <w:tcW w:w="2410" w:type="dxa"/>
+            <w:tcW w:w="2693" w:type="dxa"/>
           </w:tcPr>
           <w:p>
             <w:pPr>
@@ -9390,7 +9270,7 @@
         </w:tc>
         <w:tc>
           <w:tcPr>
-            <w:tcW w:w="2693" w:type="dxa"/>
+            <w:tcW w:w="3119" w:type="dxa"/>
           </w:tcPr>
           <w:p>
             <w:pPr>
@@ -9418,7 +9298,7 @@
         </w:tc>
         <w:tc>
           <w:tcPr>
-            <w:tcW w:w="2126" w:type="dxa"/>
+            <w:tcW w:w="1843" w:type="dxa"/>
           </w:tcPr>
           <w:p>
             <w:pPr>
@@ -9428,16 +9308,16 @@
               <w:t>Ambiente (15</w:t>
             </w:r>
             <w:r>
-              <w:t xml:space="preserve"> -</w:t>
-            </w:r>
-            <w:r>
-              <w:t xml:space="preserve"> 20 °C)</w:t>
+              <w:t>-</w:t>
+            </w:r>
+            <w:r>
+              <w:t>20 °C)</w:t>
             </w:r>
           </w:p>
         </w:tc>
         <w:tc>
           <w:tcPr>
-            <w:tcW w:w="2410" w:type="dxa"/>
+            <w:tcW w:w="2693" w:type="dxa"/>
           </w:tcPr>
           <w:p>
             <w:pPr>
@@ -9450,7 +9330,7 @@
         </w:tc>
         <w:tc>
           <w:tcPr>
-            <w:tcW w:w="2693" w:type="dxa"/>
+            <w:tcW w:w="3119" w:type="dxa"/>
           </w:tcPr>
           <w:p>
             <w:pPr>
@@ -9481,7 +9361,7 @@
         </w:tc>
         <w:tc>
           <w:tcPr>
-            <w:tcW w:w="2126" w:type="dxa"/>
+            <w:tcW w:w="1843" w:type="dxa"/>
           </w:tcPr>
           <w:p>
             <w:pPr>
@@ -9494,7 +9374,7 @@
         </w:tc>
         <w:tc>
           <w:tcPr>
-            <w:tcW w:w="2410" w:type="dxa"/>
+            <w:tcW w:w="2693" w:type="dxa"/>
           </w:tcPr>
           <w:p>
             <w:pPr>
@@ -9507,7 +9387,7 @@
         </w:tc>
         <w:tc>
           <w:tcPr>
-            <w:tcW w:w="2693" w:type="dxa"/>
+            <w:tcW w:w="3119" w:type="dxa"/>
           </w:tcPr>
           <w:p>
             <w:pPr>
@@ -9535,7 +9415,7 @@
         </w:tc>
         <w:tc>
           <w:tcPr>
-            <w:tcW w:w="2126" w:type="dxa"/>
+            <w:tcW w:w="1843" w:type="dxa"/>
           </w:tcPr>
           <w:p>
             <w:pPr>
@@ -9543,19 +9423,6 @@
             </w:pPr>
             <w:r>
               <w:t>≤ 4 °C (si refrigerada)</w:t>
-            </w:r>
-          </w:p>
-        </w:tc>
-        <w:tc>
-          <w:tcPr>
-            <w:tcW w:w="2410" w:type="dxa"/>
-          </w:tcPr>
-          <w:p>
-            <w:pPr>
-              <w:pStyle w:val="TextoTablas"/>
-            </w:pPr>
-            <w:r>
-              <w:t>Sin abombamiento, sin fugas</w:t>
             </w:r>
           </w:p>
         </w:tc>
@@ -9568,6 +9435,19 @@
               <w:pStyle w:val="TextoTablas"/>
             </w:pPr>
             <w:r>
+              <w:t>Sin abombamiento, sin fugas</w:t>
+            </w:r>
+          </w:p>
+        </w:tc>
+        <w:tc>
+          <w:tcPr>
+            <w:tcW w:w="3119" w:type="dxa"/>
+          </w:tcPr>
+          <w:p>
+            <w:pPr>
+              <w:pStyle w:val="TextoTablas"/>
+            </w:pPr>
+            <w:r>
               <w:t>Sin separación excesiva, olor normal</w:t>
             </w:r>
           </w:p>
@@ -9577,22 +9457,30 @@
     <w:p>
       <w:pPr>
         <w:rPr>
-          <w:lang w:val="es-419" w:eastAsia="es-CO"/>
-        </w:rPr>
-      </w:pPr>
-      <w:r>
-        <w:rPr>
-          <w:lang w:val="es-419" w:eastAsia="es-CO"/>
-        </w:rPr>
-        <w:t>Nota. SENA, (2026).</w:t>
-      </w:r>
-    </w:p>
-    <w:p>
-      <w:pPr>
-        <w:rPr>
-          <w:lang w:val="es-419" w:eastAsia="es-CO"/>
-        </w:rPr>
-      </w:pPr>
+          <w:b/>
+          <w:bCs/>
+          <w:lang w:val="es-419" w:eastAsia="es-CO"/>
+        </w:rPr>
+      </w:pPr>
+    </w:p>
+    <w:p>
+      <w:pPr>
+        <w:spacing w:before="0" w:after="160" w:line="259" w:lineRule="auto"/>
+        <w:ind w:firstLine="0"/>
+        <w:rPr>
+          <w:b/>
+          <w:bCs/>
+          <w:lang w:val="es-419" w:eastAsia="es-CO"/>
+        </w:rPr>
+      </w:pPr>
+      <w:r>
+        <w:rPr>
+          <w:b/>
+          <w:bCs/>
+          <w:lang w:val="es-419" w:eastAsia="es-CO"/>
+        </w:rPr>
+        <w:br w:type="page"/>
+      </w:r>
     </w:p>
     <w:p>
       <w:pPr>
@@ -9855,7 +9743,7 @@
           <w:u w:val="single"/>
         </w:rPr>
       </w:pPr>
-      <w:bookmarkStart w:id="9" w:name="_Toc238885171"/>
+      <w:bookmarkStart w:id="9" w:name="_Toc241576962"/>
       <w:r>
         <w:lastRenderedPageBreak/>
         <w:t>Síntesis</w:t>
@@ -9979,10 +9867,10 @@
           <w:lang w:eastAsia="es-CO"/>
         </w:rPr>
         <w:drawing>
-          <wp:inline distT="0" distB="0" distL="0" distR="0" wp14:anchorId="6C49B330" wp14:editId="350151C3">
+          <wp:inline distT="0" distB="0" distL="0" distR="0" wp14:anchorId="6C49B330" wp14:editId="0534F225">
             <wp:extent cx="6503426" cy="1708030"/>
             <wp:effectExtent l="0" t="0" r="0" b="6985"/>
-            <wp:docPr id="829111319" name="Gráfico 9" descr="Síntesis del componente &quot;Alistamiento, mantenimiento y servicio del café&quot;, organizado en siete ejes temáticos: maquinaria y equipos para la preparación del café; mantenimiento básico y rutinas de limpieza; insumos, materias primas y grano de café; higiene y seguridad en la estación de trabajo; protocolo de servicio y etiqueta profesional; alistamiento preoperacional y verificación de equipos; y procedimientos operativos estandarizados (POES). Cada eje incluye conceptos y actividades relacionadas con el funcionamiento, limpieza, manejo de insumos, seguridad, atención al cliente, verificación de equipos y estandarización de procesos para garantizar la calidad e inocuidad en el servicio de cafetería."/>
+            <wp:docPr id="829111319" name="Gráfico 9" descr="Síntesis del componente sobre alistamiento, mantenimiento y servicio del café, organizada en siete ejes sobre equipos, limpieza, insumos, higiene, servicio, verificación y POES. "/>
             <wp:cNvGraphicFramePr>
               <a:graphicFrameLocks xmlns:a="http://schemas.openxmlformats.org/drawingml/2006/main" noChangeAspect="1"/>
             </wp:cNvGraphicFramePr>
@@ -9990,7 +9878,7 @@
               <a:graphicData uri="http://schemas.openxmlformats.org/drawingml/2006/picture">
                 <pic:pic xmlns:pic="http://schemas.openxmlformats.org/drawingml/2006/picture">
                   <pic:nvPicPr>
-                    <pic:cNvPr id="829111319" name="Gráfico 9" descr="Síntesis del componente &quot;Alistamiento, mantenimiento y servicio del café&quot;, organizado en siete ejes temáticos: maquinaria y equipos para la preparación del café; mantenimiento básico y rutinas de limpieza; insumos, materias primas y grano de café; higiene y seguridad en la estación de trabajo; protocolo de servicio y etiqueta profesional; alistamiento preoperacional y verificación de equipos; y procedimientos operativos estandarizados (POES). Cada eje incluye conceptos y actividades relacionadas con el funcionamiento, limpieza, manejo de insumos, seguridad, atención al cliente, verificación de equipos y estandarización de procesos para garantizar la calidad e inocuidad en el servicio de cafetería."/>
+                    <pic:cNvPr id="829111319" name="Gráfico 9" descr="Síntesis del componente sobre alistamiento, mantenimiento y servicio del café, organizada en siete ejes sobre equipos, limpieza, insumos, higiene, servicio, verificación y POES. "/>
                     <pic:cNvPicPr/>
                   </pic:nvPicPr>
                   <pic:blipFill>
@@ -10042,7 +9930,7 @@
       <w:pPr>
         <w:pStyle w:val="Titulosgenerales"/>
       </w:pPr>
-      <w:bookmarkStart w:id="10" w:name="_Toc238885172"/>
+      <w:bookmarkStart w:id="10" w:name="_Toc241576963"/>
       <w:r>
         <w:lastRenderedPageBreak/>
         <w:t>Glosario</w:t>
@@ -10142,7 +10030,7 @@
         <w:t xml:space="preserve">: </w:t>
       </w:r>
       <w:r>
-        <w:t>f</w:t>
+        <w:t>F</w:t>
       </w:r>
       <w:r>
         <w:t xml:space="preserve">ederación Nacional de Cafeteros de Colombia: gremio que representa a los productores, promueve la calidad del café colombiano y administra el </w:t>
@@ -10202,13 +10090,13 @@
         <w:t xml:space="preserve"> (8</w:t>
       </w:r>
       <w:r>
-        <w:t xml:space="preserve"> -</w:t>
-      </w:r>
-      <w:r>
-        <w:t xml:space="preserve"> 10 bares) y la presión del vapor en la caldera (1 </w:t>
-      </w:r>
-      <w:r>
-        <w:t xml:space="preserve">- </w:t>
+        <w:t>-</w:t>
+      </w:r>
+      <w:r>
+        <w:t>10 bares) y la presión del vapor en la caldera (1</w:t>
+      </w:r>
+      <w:r>
+        <w:t>-</w:t>
       </w:r>
       <w:r>
         <w:t>1,2 bares).</w:t>
@@ -10296,25 +10184,25 @@
         <w:t>principio “</w:t>
       </w:r>
       <w:r>
-        <w:t>p</w:t>
+        <w:t>P</w:t>
       </w:r>
       <w:r>
         <w:t xml:space="preserve">rimero en </w:t>
       </w:r>
       <w:r>
-        <w:t>e</w:t>
+        <w:t>E</w:t>
       </w:r>
       <w:r>
         <w:t xml:space="preserve">ntrar, </w:t>
       </w:r>
       <w:r>
-        <w:t>p</w:t>
+        <w:t>P</w:t>
       </w:r>
       <w:r>
         <w:t xml:space="preserve">rimero en </w:t>
       </w:r>
       <w:r>
-        <w:t>s</w:t>
+        <w:t>S</w:t>
       </w:r>
       <w:r>
         <w:t>alir” para la rotación de inventarios, aplicable a café y leche.</w:t>
@@ -10369,7 +10257,28 @@
         <w:t xml:space="preserve">: </w:t>
       </w:r>
       <w:r>
-        <w:t>procedimiento operativo estandarizado de saneamiento: documento que detalla paso a paso una tarea de limpieza, desinfección o mantenimiento.</w:t>
+        <w:t>P</w:t>
+      </w:r>
+      <w:r>
+        <w:t xml:space="preserve">rocedimiento </w:t>
+      </w:r>
+      <w:r>
+        <w:t>O</w:t>
+      </w:r>
+      <w:r>
+        <w:t xml:space="preserve">perativo </w:t>
+      </w:r>
+      <w:r>
+        <w:t>E</w:t>
+      </w:r>
+      <w:r>
+        <w:t xml:space="preserve">standarizado de </w:t>
+      </w:r>
+      <w:r>
+        <w:t>S</w:t>
+      </w:r>
+      <w:r>
+        <w:t>aneamiento: documento que detalla paso a paso una tarea de limpieza, desinfección o mantenimiento.</w:t>
       </w:r>
     </w:p>
     <w:p>
@@ -10397,7 +10306,7 @@
       <w:pPr>
         <w:pStyle w:val="Titulosgenerales"/>
       </w:pPr>
-      <w:bookmarkStart w:id="11" w:name="_Toc238885173"/>
+      <w:bookmarkStart w:id="11" w:name="_Toc241576964"/>
       <w:r>
         <w:lastRenderedPageBreak/>
         <w:t>Referencias bibliográficas</w:t>
@@ -10521,12 +10430,9 @@
           <w:rPr>
             <w:rStyle w:val="Hipervnculo"/>
           </w:rPr>
-          <w:t>https://biblioteca.cenicafe.org/handle/10778/206</w:t>
+          <w:t>https://biblioteca.cenicafe.org/bitstream/10778/358/1/avt0370.pdf</w:t>
         </w:r>
       </w:hyperlink>
-      <w:r>
-        <w:t>)</w:t>
-      </w:r>
     </w:p>
     <w:p>
       <w:proofErr w:type="spellStart"/>
@@ -10535,10 +10441,18 @@
       </w:r>
       <w:proofErr w:type="spellEnd"/>
       <w:r>
-        <w:t xml:space="preserve"> Simonelli / La </w:t>
+        <w:t xml:space="preserve"> </w:t>
       </w:r>
       <w:proofErr w:type="spellStart"/>
       <w:r>
+        <w:t>Simonelli</w:t>
+      </w:r>
+      <w:proofErr w:type="spellEnd"/>
+      <w:r>
+        <w:t xml:space="preserve"> / La </w:t>
+      </w:r>
+      <w:proofErr w:type="spellStart"/>
+      <w:r>
         <w:t>Marzocco</w:t>
       </w:r>
       <w:proofErr w:type="spellEnd"/>
@@ -10581,54 +10495,60 @@
       </w:r>
       <w:r>
         <w:t xml:space="preserve"> (Edición en español adaptada por FNC). Scott Rao Publishing. </w:t>
+      </w:r>
+    </w:p>
+    <w:p>
+      <w:r>
+        <w:t xml:space="preserve">Specialty </w:t>
+      </w:r>
+      <w:proofErr w:type="spellStart"/>
+      <w:r>
+        <w:t>Coffee</w:t>
+      </w:r>
+      <w:proofErr w:type="spellEnd"/>
+      <w:r>
+        <w:t xml:space="preserve"> </w:t>
+      </w:r>
+      <w:proofErr w:type="spellStart"/>
+      <w:r>
+        <w:t>Association</w:t>
+      </w:r>
+      <w:proofErr w:type="spellEnd"/>
+      <w:r>
+        <w:t xml:space="preserve">. (2022). SCA </w:t>
+      </w:r>
+      <w:r>
+        <w:rPr>
+          <w:rStyle w:val="Extranjerismo"/>
+        </w:rPr>
+        <w:t>Water Quality Handbook</w:t>
+      </w:r>
+      <w:r>
+        <w:t xml:space="preserve">. SCA. (Documento técnico internacional, disponible en </w:t>
       </w:r>
       <w:hyperlink r:id="rId22" w:history="1">
         <w:r>
           <w:rPr>
             <w:rStyle w:val="Hipervnculo"/>
+            <w:rFonts w:ascii="Calibri" w:hAnsi="Calibri" w:cs="Calibri"/>
           </w:rPr>
-          <w:t>https://es.scribd.com/document/397456183/rao-barista-pdf</w:t>
+          <w:t>https://panama.worldofcoffee.org/?gad_source=1&amp;gad_campaignid=24231374128&amp;gb</w:t>
         </w:r>
-      </w:hyperlink>
-    </w:p>
-    <w:p>
-      <w:r>
-        <w:t xml:space="preserve">Specialty Coffee </w:t>
-      </w:r>
-      <w:proofErr w:type="spellStart"/>
-      <w:r>
-        <w:t>Association</w:t>
-      </w:r>
-      <w:proofErr w:type="spellEnd"/>
-      <w:r>
-        <w:t xml:space="preserve">. (2022). SCA </w:t>
-      </w:r>
-      <w:r>
-        <w:rPr>
-          <w:rStyle w:val="Extranjerismo"/>
-        </w:rPr>
-        <w:t>Water Quality Handbook</w:t>
-      </w:r>
-      <w:r>
-        <w:t xml:space="preserve">. SCA. (Documento técnico internacional, disponible en </w:t>
-      </w:r>
-      <w:hyperlink r:id="rId23" w:history="1">
         <w:r>
           <w:rPr>
             <w:rStyle w:val="Hipervnculo"/>
+            <w:rFonts w:ascii="Calibri" w:hAnsi="Calibri" w:cs="Calibri"/>
           </w:rPr>
-          <w:t>https://sca.coffee</w:t>
+          <w:lastRenderedPageBreak/>
+          <w:t>raid=0AAAABEZJfwKXB3FB7y-7Wg5Yh959aEg5t&amp;gclid=CjwKCAjwoOjVBhArEiwAUwDakwYZ-XLFwNmxi00zLopbOJUDndM26iUKqHMw659n15IPS1m42qshrBoCvM8QAvD_BwE</w:t>
         </w:r>
       </w:hyperlink>
-      <w:r>
-        <w:t xml:space="preserve">) </w:t>
-      </w:r>
     </w:p>
     <w:p>
       <w:pPr>
         <w:pStyle w:val="Titulosgenerales"/>
       </w:pPr>
-      <w:bookmarkStart w:id="12" w:name="_Toc238885174"/>
+      <w:bookmarkStart w:id="12" w:name="_Toc241576965"/>
       <w:r>
         <w:lastRenderedPageBreak/>
         <w:t>Créditos</w:t>
@@ -11679,8 +11599,8 @@
       </w:pPr>
     </w:p>
     <w:sectPr>
-      <w:headerReference w:type="default" r:id="rId24"/>
-      <w:footerReference w:type="default" r:id="rId25"/>
+      <w:headerReference w:type="default" r:id="rId23"/>
+      <w:footerReference w:type="default" r:id="rId24"/>
       <w:pgSz w:w="12240" w:h="15840"/>
       <w:pgMar w:top="1701" w:right="1134" w:bottom="1134" w:left="1134" w:header="709" w:footer="737" w:gutter="0"/>
       <w:pgNumType w:start="1"/>
@@ -11693,7 +11613,7 @@
 </file>
 
 <file path=word/endnotes.xml><?xml version="1.0" encoding="utf-8"?>
-<w:endnotes xmlns:wpc="http://schemas.microsoft.com/office/word/2010/wordprocessingCanvas" xmlns:cx="http://schemas.microsoft.com/office/drawing/2014/chartex" xmlns:cx1="http://schemas.microsoft.com/office/drawing/2015/9/8/chartex" xmlns:cx2="http://schemas.microsoft.com/office/drawing/2015/10/21/chartex" xmlns:cx3="http://schemas.microsoft.com/office/drawing/2016/5/9/chartex" xmlns:cx4="http://schemas.microsoft.com/office/drawing/2016/5/10/chartex" xmlns:cx5="http://schemas.microsoft.com/office/drawing/2016/5/11/chartex" xmlns:cx6="http://schemas.microsoft.com/office/drawing/2016/5/12/chartex" xmlns:cx7="http://schemas.microsoft.com/office/drawing/2016/5/13/chartex" xmlns:cx8="http://schemas.microsoft.com/office/drawing/2016/5/14/chartex" xmlns:mc="http://schemas.openxmlformats.org/markup-compatibility/2006" xmlns:aink="http://schemas.microsoft.com/office/drawing/2016/ink" xmlns:am3d="http://schemas.microsoft.com/office/drawing/2017/model3d" xmlns:o="urn:schemas-microsoft-com:office:office" xmlns:oel="http://schemas.microsoft.com/office/2019/extlst" xmlns:r="http://schemas.openxmlformats.org/officeDocument/2006/relationships" xmlns:m="http://schemas.openxmlformats.org/officeDocument/2006/math" xmlns:v="urn:schemas-microsoft-com:vml" xmlns:wp14="http://schemas.microsoft.com/office/word/2010/wordprocessingDrawing" xmlns:wp="http://schemas.openxmlformats.org/drawingml/2006/wordprocessingDrawing" xmlns:w10="urn:schemas-microsoft-com:office:word" xmlns:w="http://schemas.openxmlformats.org/wordprocessingml/2006/main" xmlns:w14="http://schemas.microsoft.com/office/word/2010/wordml" xmlns:w15="http://schemas.microsoft.com/office/word/2012/wordml" xmlns:w16cex="http://schemas.microsoft.com/office/word/2018/wordml/cex" xmlns:w16cid="http://schemas.microsoft.com/office/word/2016/wordml/cid" xmlns:w16="http://schemas.microsoft.com/office/word/2018/wordml" xmlns:w16du="http://schemas.microsoft.com/office/word/2023/wordml/word16du" xmlns:w16sdtdh="http://schemas.microsoft.com/office/word/2020/wordml/sdtdatahash" xmlns:w16sdtfl="http://schemas.microsoft.com/office/word/2024/wordml/sdtformatlock" xmlns:w16se="http://schemas.microsoft.com/office/word/2015/wordml/symex" xmlns:wpg="http://schemas.microsoft.com/office/word/2010/wordprocessingGroup" xmlns:wpi="http://schemas.microsoft.com/office/word/2010/wordprocessingInk" xmlns:wne="http://schemas.microsoft.com/office/word/2006/wordml" xmlns:wps="http://schemas.microsoft.com/office/word/2010/wordprocessingShape" mc:Ignorable="w14 w15 w16se w16cid w16 w16cex w16sdtdh w16sdtfl w16du wp14">
+<w:endnotes xmlns:wpc="http://schemas.microsoft.com/office/word/2010/wordprocessingCanvas" xmlns:cx="http://schemas.microsoft.com/office/drawing/2014/chartex" xmlns:cx1="http://schemas.microsoft.com/office/drawing/2015/9/8/chartex" xmlns:cx2="http://schemas.microsoft.com/office/drawing/2015/10/21/chartex" xmlns:cx3="http://schemas.microsoft.com/office/drawing/2016/5/9/chartex" xmlns:cx4="http://schemas.microsoft.com/office/drawing/2016/5/10/chartex" xmlns:cx5="http://schemas.microsoft.com/office/drawing/2016/5/11/chartex" xmlns:cx6="http://schemas.microsoft.com/office/drawing/2016/5/12/chartex" xmlns:cx7="http://schemas.microsoft.com/office/drawing/2016/5/13/chartex" xmlns:cx8="http://schemas.microsoft.com/office/drawing/2016/5/14/chartex" xmlns:mc="http://schemas.openxmlformats.org/markup-compatibility/2006" xmlns:aink="http://schemas.microsoft.com/office/drawing/2016/ink" xmlns:am3d="http://schemas.microsoft.com/office/drawing/2017/model3d" xmlns:o="urn:schemas-microsoft-com:office:office" xmlns:r="http://schemas.openxmlformats.org/officeDocument/2006/relationships" xmlns:m="http://schemas.openxmlformats.org/officeDocument/2006/math" xmlns:v="urn:schemas-microsoft-com:vml" xmlns:wp14="http://schemas.microsoft.com/office/word/2010/wordprocessingDrawing" xmlns:wp="http://schemas.openxmlformats.org/drawingml/2006/wordprocessingDrawing" xmlns:w10="urn:schemas-microsoft-com:office:word" xmlns:w="http://schemas.openxmlformats.org/wordprocessingml/2006/main" xmlns:w14="http://schemas.microsoft.com/office/word/2010/wordml" xmlns:w15="http://schemas.microsoft.com/office/word/2012/wordml" xmlns:w16cex="http://schemas.microsoft.com/office/word/2018/wordml/cex" xmlns:w16cid="http://schemas.microsoft.com/office/word/2016/wordml/cid" xmlns:w16="http://schemas.microsoft.com/office/word/2018/wordml" xmlns:w16sdtdh="http://schemas.microsoft.com/office/word/2020/wordml/sdtdatahash" xmlns:w16se="http://schemas.microsoft.com/office/word/2015/wordml/symex" xmlns:wpg="http://schemas.microsoft.com/office/word/2010/wordprocessingGroup" xmlns:wpi="http://schemas.microsoft.com/office/word/2010/wordprocessingInk" xmlns:wne="http://schemas.microsoft.com/office/word/2006/wordml" xmlns:wps="http://schemas.microsoft.com/office/word/2010/wordprocessingShape" mc:Ignorable="w14 w15 w16se w16cid w16 w16cex w16sdtdh wp14">
   <w:endnote w:type="separator" w:id="-1">
     <w:p>
       <w:pPr>
@@ -11720,7 +11640,7 @@
 </file>
 
 <file path=word/footer1.xml><?xml version="1.0" encoding="utf-8"?>
-<w:ftr xmlns:wpc="http://schemas.microsoft.com/office/word/2010/wordprocessingCanvas" xmlns:cx="http://schemas.microsoft.com/office/drawing/2014/chartex" xmlns:cx1="http://schemas.microsoft.com/office/drawing/2015/9/8/chartex" xmlns:cx2="http://schemas.microsoft.com/office/drawing/2015/10/21/chartex" xmlns:cx3="http://schemas.microsoft.com/office/drawing/2016/5/9/chartex" xmlns:cx4="http://schemas.microsoft.com/office/drawing/2016/5/10/chartex" xmlns:cx5="http://schemas.microsoft.com/office/drawing/2016/5/11/chartex" xmlns:cx6="http://schemas.microsoft.com/office/drawing/2016/5/12/chartex" xmlns:cx7="http://schemas.microsoft.com/office/drawing/2016/5/13/chartex" xmlns:cx8="http://schemas.microsoft.com/office/drawing/2016/5/14/chartex" xmlns:mc="http://schemas.openxmlformats.org/markup-compatibility/2006" xmlns:aink="http://schemas.microsoft.com/office/drawing/2016/ink" xmlns:am3d="http://schemas.microsoft.com/office/drawing/2017/model3d" xmlns:o="urn:schemas-microsoft-com:office:office" xmlns:oel="http://schemas.microsoft.com/office/2019/extlst" xmlns:r="http://schemas.openxmlformats.org/officeDocument/2006/relationships" xmlns:m="http://schemas.openxmlformats.org/officeDocument/2006/math" xmlns:v="urn:schemas-microsoft-com:vml" xmlns:wp14="http://schemas.microsoft.com/office/word/2010/wordprocessingDrawing" xmlns:wp="http://schemas.openxmlformats.org/drawingml/2006/wordprocessingDrawing" xmlns:w10="urn:schemas-microsoft-com:office:word" xmlns:w="http://schemas.openxmlformats.org/wordprocessingml/2006/main" xmlns:w14="http://schemas.microsoft.com/office/word/2010/wordml" xmlns:w15="http://schemas.microsoft.com/office/word/2012/wordml" xmlns:w16cex="http://schemas.microsoft.com/office/word/2018/wordml/cex" xmlns:w16cid="http://schemas.microsoft.com/office/word/2016/wordml/cid" xmlns:w16="http://schemas.microsoft.com/office/word/2018/wordml" xmlns:w16du="http://schemas.microsoft.com/office/word/2023/wordml/word16du" xmlns:w16sdtdh="http://schemas.microsoft.com/office/word/2020/wordml/sdtdatahash" xmlns:w16sdtfl="http://schemas.microsoft.com/office/word/2024/wordml/sdtformatlock" xmlns:w16se="http://schemas.microsoft.com/office/word/2015/wordml/symex" xmlns:wpg="http://schemas.microsoft.com/office/word/2010/wordprocessingGroup" xmlns:wpi="http://schemas.microsoft.com/office/word/2010/wordprocessingInk" xmlns:wne="http://schemas.microsoft.com/office/word/2006/wordml" xmlns:wps="http://schemas.microsoft.com/office/word/2010/wordprocessingShape" mc:Ignorable="w14 w15 w16se w16cid w16 w16cex w16sdtdh w16sdtfl w16du wp14">
+<w:ftr xmlns:wpc="http://schemas.microsoft.com/office/word/2010/wordprocessingCanvas" xmlns:cx="http://schemas.microsoft.com/office/drawing/2014/chartex" xmlns:cx1="http://schemas.microsoft.com/office/drawing/2015/9/8/chartex" xmlns:cx2="http://schemas.microsoft.com/office/drawing/2015/10/21/chartex" xmlns:cx3="http://schemas.microsoft.com/office/drawing/2016/5/9/chartex" xmlns:cx4="http://schemas.microsoft.com/office/drawing/2016/5/10/chartex" xmlns:cx5="http://schemas.microsoft.com/office/drawing/2016/5/11/chartex" xmlns:cx6="http://schemas.microsoft.com/office/drawing/2016/5/12/chartex" xmlns:cx7="http://schemas.microsoft.com/office/drawing/2016/5/13/chartex" xmlns:cx8="http://schemas.microsoft.com/office/drawing/2016/5/14/chartex" xmlns:mc="http://schemas.openxmlformats.org/markup-compatibility/2006" xmlns:aink="http://schemas.microsoft.com/office/drawing/2016/ink" xmlns:am3d="http://schemas.microsoft.com/office/drawing/2017/model3d" xmlns:o="urn:schemas-microsoft-com:office:office" xmlns:r="http://schemas.openxmlformats.org/officeDocument/2006/relationships" xmlns:m="http://schemas.openxmlformats.org/officeDocument/2006/math" xmlns:v="urn:schemas-microsoft-com:vml" xmlns:wp14="http://schemas.microsoft.com/office/word/2010/wordprocessingDrawing" xmlns:wp="http://schemas.openxmlformats.org/drawingml/2006/wordprocessingDrawing" xmlns:w10="urn:schemas-microsoft-com:office:word" xmlns:w="http://schemas.openxmlformats.org/wordprocessingml/2006/main" xmlns:w14="http://schemas.microsoft.com/office/word/2010/wordml" xmlns:w15="http://schemas.microsoft.com/office/word/2012/wordml" xmlns:w16cex="http://schemas.microsoft.com/office/word/2018/wordml/cex" xmlns:w16cid="http://schemas.microsoft.com/office/word/2016/wordml/cid" xmlns:w16="http://schemas.microsoft.com/office/word/2018/wordml" xmlns:w16sdtdh="http://schemas.microsoft.com/office/word/2020/wordml/sdtdatahash" xmlns:w16se="http://schemas.microsoft.com/office/word/2015/wordml/symex" xmlns:wpg="http://schemas.microsoft.com/office/word/2010/wordprocessingGroup" xmlns:wpi="http://schemas.microsoft.com/office/word/2010/wordprocessingInk" xmlns:wne="http://schemas.microsoft.com/office/word/2006/wordml" xmlns:wps="http://schemas.microsoft.com/office/word/2010/wordprocessingShape" mc:Ignorable="w14 w15 w16se w16cid w16 w16cex w16sdtdh wp14">
   <w:sdt>
     <w:sdtPr>
       <w:id w:val="-1465197936"/>
@@ -11729,6 +11649,7 @@
         <w:docPartUnique/>
       </w:docPartObj>
     </w:sdtPr>
+    <w:sdtEndPr/>
     <w:sdtContent>
       <w:p>
         <w:pPr>
@@ -11766,7 +11687,7 @@
 </file>
 
 <file path=word/footnotes.xml><?xml version="1.0" encoding="utf-8"?>
-<w:footnotes xmlns:wpc="http://schemas.microsoft.com/office/word/2010/wordprocessingCanvas" xmlns:cx="http://schemas.microsoft.com/office/drawing/2014/chartex" xmlns:cx1="http://schemas.microsoft.com/office/drawing/2015/9/8/chartex" xmlns:cx2="http://schemas.microsoft.com/office/drawing/2015/10/21/chartex" xmlns:cx3="http://schemas.microsoft.com/office/drawing/2016/5/9/chartex" xmlns:cx4="http://schemas.microsoft.com/office/drawing/2016/5/10/chartex" xmlns:cx5="http://schemas.microsoft.com/office/drawing/2016/5/11/chartex" xmlns:cx6="http://schemas.microsoft.com/office/drawing/2016/5/12/chartex" xmlns:cx7="http://schemas.microsoft.com/office/drawing/2016/5/13/chartex" xmlns:cx8="http://schemas.microsoft.com/office/drawing/2016/5/14/chartex" xmlns:mc="http://schemas.openxmlformats.org/markup-compatibility/2006" xmlns:aink="http://schemas.microsoft.com/office/drawing/2016/ink" xmlns:am3d="http://schemas.microsoft.com/office/drawing/2017/model3d" xmlns:o="urn:schemas-microsoft-com:office:office" xmlns:oel="http://schemas.microsoft.com/office/2019/extlst" xmlns:r="http://schemas.openxmlformats.org/officeDocument/2006/relationships" xmlns:m="http://schemas.openxmlformats.org/officeDocument/2006/math" xmlns:v="urn:schemas-microsoft-com:vml" xmlns:wp14="http://schemas.microsoft.com/office/word/2010/wordprocessingDrawing" xmlns:wp="http://schemas.openxmlformats.org/drawingml/2006/wordprocessingDrawing" xmlns:w10="urn:schemas-microsoft-com:office:word" xmlns:w="http://schemas.openxmlformats.org/wordprocessingml/2006/main" xmlns:w14="http://schemas.microsoft.com/office/word/2010/wordml" xmlns:w15="http://schemas.microsoft.com/office/word/2012/wordml" xmlns:w16cex="http://schemas.microsoft.com/office/word/2018/wordml/cex" xmlns:w16cid="http://schemas.microsoft.com/office/word/2016/wordml/cid" xmlns:w16="http://schemas.microsoft.com/office/word/2018/wordml" xmlns:w16du="http://schemas.microsoft.com/office/word/2023/wordml/word16du" xmlns:w16sdtdh="http://schemas.microsoft.com/office/word/2020/wordml/sdtdatahash" xmlns:w16sdtfl="http://schemas.microsoft.com/office/word/2024/wordml/sdtformatlock" xmlns:w16se="http://schemas.microsoft.com/office/word/2015/wordml/symex" xmlns:wpg="http://schemas.microsoft.com/office/word/2010/wordprocessingGroup" xmlns:wpi="http://schemas.microsoft.com/office/word/2010/wordprocessingInk" xmlns:wne="http://schemas.microsoft.com/office/word/2006/wordml" xmlns:wps="http://schemas.microsoft.com/office/word/2010/wordprocessingShape" mc:Ignorable="w14 w15 w16se w16cid w16 w16cex w16sdtdh w16sdtfl w16du wp14">
+<w:footnotes xmlns:wpc="http://schemas.microsoft.com/office/word/2010/wordprocessingCanvas" xmlns:cx="http://schemas.microsoft.com/office/drawing/2014/chartex" xmlns:cx1="http://schemas.microsoft.com/office/drawing/2015/9/8/chartex" xmlns:cx2="http://schemas.microsoft.com/office/drawing/2015/10/21/chartex" xmlns:cx3="http://schemas.microsoft.com/office/drawing/2016/5/9/chartex" xmlns:cx4="http://schemas.microsoft.com/office/drawing/2016/5/10/chartex" xmlns:cx5="http://schemas.microsoft.com/office/drawing/2016/5/11/chartex" xmlns:cx6="http://schemas.microsoft.com/office/drawing/2016/5/12/chartex" xmlns:cx7="http://schemas.microsoft.com/office/drawing/2016/5/13/chartex" xmlns:cx8="http://schemas.microsoft.com/office/drawing/2016/5/14/chartex" xmlns:mc="http://schemas.openxmlformats.org/markup-compatibility/2006" xmlns:aink="http://schemas.microsoft.com/office/drawing/2016/ink" xmlns:am3d="http://schemas.microsoft.com/office/drawing/2017/model3d" xmlns:o="urn:schemas-microsoft-com:office:office" xmlns:r="http://schemas.openxmlformats.org/officeDocument/2006/relationships" xmlns:m="http://schemas.openxmlformats.org/officeDocument/2006/math" xmlns:v="urn:schemas-microsoft-com:vml" xmlns:wp14="http://schemas.microsoft.com/office/word/2010/wordprocessingDrawing" xmlns:wp="http://schemas.openxmlformats.org/drawingml/2006/wordprocessingDrawing" xmlns:w10="urn:schemas-microsoft-com:office:word" xmlns:w="http://schemas.openxmlformats.org/wordprocessingml/2006/main" xmlns:w14="http://schemas.microsoft.com/office/word/2010/wordml" xmlns:w15="http://schemas.microsoft.com/office/word/2012/wordml" xmlns:w16cex="http://schemas.microsoft.com/office/word/2018/wordml/cex" xmlns:w16cid="http://schemas.microsoft.com/office/word/2016/wordml/cid" xmlns:w16="http://schemas.microsoft.com/office/word/2018/wordml" xmlns:w16sdtdh="http://schemas.microsoft.com/office/word/2020/wordml/sdtdatahash" xmlns:w16se="http://schemas.microsoft.com/office/word/2015/wordml/symex" xmlns:wpg="http://schemas.microsoft.com/office/word/2010/wordprocessingGroup" xmlns:wpi="http://schemas.microsoft.com/office/word/2010/wordprocessingInk" xmlns:wne="http://schemas.microsoft.com/office/word/2006/wordml" xmlns:wps="http://schemas.microsoft.com/office/word/2010/wordprocessingShape" mc:Ignorable="w14 w15 w16se w16cid w16 w16cex w16sdtdh wp14">
   <w:footnote w:type="separator" w:id="-1">
     <w:p>
       <w:pPr>
@@ -11793,7 +11714,7 @@
 </file>
 
 <file path=word/header1.xml><?xml version="1.0" encoding="utf-8"?>
-<w:hdr xmlns:wpc="http://schemas.microsoft.com/office/word/2010/wordprocessingCanvas" xmlns:cx="http://schemas.microsoft.com/office/drawing/2014/chartex" xmlns:cx1="http://schemas.microsoft.com/office/drawing/2015/9/8/chartex" xmlns:cx2="http://schemas.microsoft.com/office/drawing/2015/10/21/chartex" xmlns:cx3="http://schemas.microsoft.com/office/drawing/2016/5/9/chartex" xmlns:cx4="http://schemas.microsoft.com/office/drawing/2016/5/10/chartex" xmlns:cx5="http://schemas.microsoft.com/office/drawing/2016/5/11/chartex" xmlns:cx6="http://schemas.microsoft.com/office/drawing/2016/5/12/chartex" xmlns:cx7="http://schemas.microsoft.com/office/drawing/2016/5/13/chartex" xmlns:cx8="http://schemas.microsoft.com/office/drawing/2016/5/14/chartex" xmlns:mc="http://schemas.openxmlformats.org/markup-compatibility/2006" xmlns:aink="http://schemas.microsoft.com/office/drawing/2016/ink" xmlns:am3d="http://schemas.microsoft.com/office/drawing/2017/model3d" xmlns:o="urn:schemas-microsoft-com:office:office" xmlns:oel="http://schemas.microsoft.com/office/2019/extlst" xmlns:r="http://schemas.openxmlformats.org/officeDocument/2006/relationships" xmlns:m="http://schemas.openxmlformats.org/officeDocument/2006/math" xmlns:v="urn:schemas-microsoft-com:vml" xmlns:wp14="http://schemas.microsoft.com/office/word/2010/wordprocessingDrawing" xmlns:wp="http://schemas.openxmlformats.org/drawingml/2006/wordprocessingDrawing" xmlns:w10="urn:schemas-microsoft-com:office:word" xmlns:w="http://schemas.openxmlformats.org/wordprocessingml/2006/main" xmlns:w14="http://schemas.microsoft.com/office/word/2010/wordml" xmlns:w15="http://schemas.microsoft.com/office/word/2012/wordml" xmlns:w16cex="http://schemas.microsoft.com/office/word/2018/wordml/cex" xmlns:w16cid="http://schemas.microsoft.com/office/word/2016/wordml/cid" xmlns:w16="http://schemas.microsoft.com/office/word/2018/wordml" xmlns:w16du="http://schemas.microsoft.com/office/word/2023/wordml/word16du" xmlns:w16sdtdh="http://schemas.microsoft.com/office/word/2020/wordml/sdtdatahash" xmlns:w16sdtfl="http://schemas.microsoft.com/office/word/2024/wordml/sdtformatlock" xmlns:w16se="http://schemas.microsoft.com/office/word/2015/wordml/symex" xmlns:wpg="http://schemas.microsoft.com/office/word/2010/wordprocessingGroup" xmlns:wpi="http://schemas.microsoft.com/office/word/2010/wordprocessingInk" xmlns:wne="http://schemas.microsoft.com/office/word/2006/wordml" xmlns:wps="http://schemas.microsoft.com/office/word/2010/wordprocessingShape" mc:Ignorable="w14 w15 w16se w16cid w16 w16cex w16sdtdh w16sdtfl w16du wp14">
+<w:hdr xmlns:wpc="http://schemas.microsoft.com/office/word/2010/wordprocessingCanvas" xmlns:cx="http://schemas.microsoft.com/office/drawing/2014/chartex" xmlns:cx1="http://schemas.microsoft.com/office/drawing/2015/9/8/chartex" xmlns:cx2="http://schemas.microsoft.com/office/drawing/2015/10/21/chartex" xmlns:cx3="http://schemas.microsoft.com/office/drawing/2016/5/9/chartex" xmlns:cx4="http://schemas.microsoft.com/office/drawing/2016/5/10/chartex" xmlns:cx5="http://schemas.microsoft.com/office/drawing/2016/5/11/chartex" xmlns:cx6="http://schemas.microsoft.com/office/drawing/2016/5/12/chartex" xmlns:cx7="http://schemas.microsoft.com/office/drawing/2016/5/13/chartex" xmlns:cx8="http://schemas.microsoft.com/office/drawing/2016/5/14/chartex" xmlns:mc="http://schemas.openxmlformats.org/markup-compatibility/2006" xmlns:aink="http://schemas.microsoft.com/office/drawing/2016/ink" xmlns:am3d="http://schemas.microsoft.com/office/drawing/2017/model3d" xmlns:o="urn:schemas-microsoft-com:office:office" xmlns:r="http://schemas.openxmlformats.org/officeDocument/2006/relationships" xmlns:m="http://schemas.openxmlformats.org/officeDocument/2006/math" xmlns:v="urn:schemas-microsoft-com:vml" xmlns:wp14="http://schemas.microsoft.com/office/word/2010/wordprocessingDrawing" xmlns:wp="http://schemas.openxmlformats.org/drawingml/2006/wordprocessingDrawing" xmlns:w10="urn:schemas-microsoft-com:office:word" xmlns:w="http://schemas.openxmlformats.org/wordprocessingml/2006/main" xmlns:w14="http://schemas.microsoft.com/office/word/2010/wordml" xmlns:w15="http://schemas.microsoft.com/office/word/2012/wordml" xmlns:w16cex="http://schemas.microsoft.com/office/word/2018/wordml/cex" xmlns:w16cid="http://schemas.microsoft.com/office/word/2016/wordml/cid" xmlns:w16="http://schemas.microsoft.com/office/word/2018/wordml" xmlns:w16sdtdh="http://schemas.microsoft.com/office/word/2020/wordml/sdtdatahash" xmlns:w16se="http://schemas.microsoft.com/office/word/2015/wordml/symex" xmlns:wpg="http://schemas.microsoft.com/office/word/2010/wordprocessingGroup" xmlns:wpi="http://schemas.microsoft.com/office/word/2010/wordprocessingInk" xmlns:wne="http://schemas.microsoft.com/office/word/2006/wordml" xmlns:wps="http://schemas.microsoft.com/office/word/2010/wordprocessingShape" mc:Ignorable="w14 w15 w16se w16cid w16 w16cex w16sdtdh wp14">
   <w:p>
     <w:pPr>
       <w:pStyle w:val="Encabezado"/>
@@ -11880,7 +11801,7 @@
 </file>
 
 <file path=word/numbering.xml><?xml version="1.0" encoding="utf-8"?>
-<w:numbering xmlns:wpc="http://schemas.microsoft.com/office/word/2010/wordprocessingCanvas" xmlns:cx="http://schemas.microsoft.com/office/drawing/2014/chartex" xmlns:cx1="http://schemas.microsoft.com/office/drawing/2015/9/8/chartex" xmlns:cx2="http://schemas.microsoft.com/office/drawing/2015/10/21/chartex" xmlns:cx3="http://schemas.microsoft.com/office/drawing/2016/5/9/chartex" xmlns:cx4="http://schemas.microsoft.com/office/drawing/2016/5/10/chartex" xmlns:cx5="http://schemas.microsoft.com/office/drawing/2016/5/11/chartex" xmlns:cx6="http://schemas.microsoft.com/office/drawing/2016/5/12/chartex" xmlns:cx7="http://schemas.microsoft.com/office/drawing/2016/5/13/chartex" xmlns:cx8="http://schemas.microsoft.com/office/drawing/2016/5/14/chartex" xmlns:mc="http://schemas.openxmlformats.org/markup-compatibility/2006" xmlns:aink="http://schemas.microsoft.com/office/drawing/2016/ink" xmlns:am3d="http://schemas.microsoft.com/office/drawing/2017/model3d" xmlns:o="urn:schemas-microsoft-com:office:office" xmlns:oel="http://schemas.microsoft.com/office/2019/extlst" xmlns:r="http://schemas.openxmlformats.org/officeDocument/2006/relationships" xmlns:m="http://schemas.openxmlformats.org/officeDocument/2006/math" xmlns:v="urn:schemas-microsoft-com:vml" xmlns:wp14="http://schemas.microsoft.com/office/word/2010/wordprocessingDrawing" xmlns:wp="http://schemas.openxmlformats.org/drawingml/2006/wordprocessingDrawing" xmlns:w10="urn:schemas-microsoft-com:office:word" xmlns:w="http://schemas.openxmlformats.org/wordprocessingml/2006/main" xmlns:w14="http://schemas.microsoft.com/office/word/2010/wordml" xmlns:w15="http://schemas.microsoft.com/office/word/2012/wordml" xmlns:w16cex="http://schemas.microsoft.com/office/word/2018/wordml/cex" xmlns:w16cid="http://schemas.microsoft.com/office/word/2016/wordml/cid" xmlns:w16="http://schemas.microsoft.com/office/word/2018/wordml" xmlns:w16du="http://schemas.microsoft.com/office/word/2023/wordml/word16du" xmlns:w16sdtdh="http://schemas.microsoft.com/office/word/2020/wordml/sdtdatahash" xmlns:w16sdtfl="http://schemas.microsoft.com/office/word/2024/wordml/sdtformatlock" xmlns:w16se="http://schemas.microsoft.com/office/word/2015/wordml/symex" xmlns:wpg="http://schemas.microsoft.com/office/word/2010/wordprocessingGroup" xmlns:wpi="http://schemas.microsoft.com/office/word/2010/wordprocessingInk" xmlns:wne="http://schemas.microsoft.com/office/word/2006/wordml" xmlns:wps="http://schemas.microsoft.com/office/word/2010/wordprocessingShape" mc:Ignorable="w14 w15 w16se w16cid w16 w16cex w16sdtdh w16sdtfl w16du wp14">
+<w:numbering xmlns:wpc="http://schemas.microsoft.com/office/word/2010/wordprocessingCanvas" xmlns:cx="http://schemas.microsoft.com/office/drawing/2014/chartex" xmlns:cx1="http://schemas.microsoft.com/office/drawing/2015/9/8/chartex" xmlns:cx2="http://schemas.microsoft.com/office/drawing/2015/10/21/chartex" xmlns:cx3="http://schemas.microsoft.com/office/drawing/2016/5/9/chartex" xmlns:cx4="http://schemas.microsoft.com/office/drawing/2016/5/10/chartex" xmlns:cx5="http://schemas.microsoft.com/office/drawing/2016/5/11/chartex" xmlns:cx6="http://schemas.microsoft.com/office/drawing/2016/5/12/chartex" xmlns:cx7="http://schemas.microsoft.com/office/drawing/2016/5/13/chartex" xmlns:cx8="http://schemas.microsoft.com/office/drawing/2016/5/14/chartex" xmlns:mc="http://schemas.openxmlformats.org/markup-compatibility/2006" xmlns:aink="http://schemas.microsoft.com/office/drawing/2016/ink" xmlns:am3d="http://schemas.microsoft.com/office/drawing/2017/model3d" xmlns:o="urn:schemas-microsoft-com:office:office" xmlns:r="http://schemas.openxmlformats.org/officeDocument/2006/relationships" xmlns:m="http://schemas.openxmlformats.org/officeDocument/2006/math" xmlns:v="urn:schemas-microsoft-com:vml" xmlns:wp14="http://schemas.microsoft.com/office/word/2010/wordprocessingDrawing" xmlns:wp="http://schemas.openxmlformats.org/drawingml/2006/wordprocessingDrawing" xmlns:w10="urn:schemas-microsoft-com:office:word" xmlns:w="http://schemas.openxmlformats.org/wordprocessingml/2006/main" xmlns:w14="http://schemas.microsoft.com/office/word/2010/wordml" xmlns:w15="http://schemas.microsoft.com/office/word/2012/wordml" xmlns:w16cex="http://schemas.microsoft.com/office/word/2018/wordml/cex" xmlns:w16cid="http://schemas.microsoft.com/office/word/2016/wordml/cid" xmlns:w16="http://schemas.microsoft.com/office/word/2018/wordml" xmlns:w16sdtdh="http://schemas.microsoft.com/office/word/2020/wordml/sdtdatahash" xmlns:w16se="http://schemas.microsoft.com/office/word/2015/wordml/symex" xmlns:wpg="http://schemas.microsoft.com/office/word/2010/wordprocessingGroup" xmlns:wpi="http://schemas.microsoft.com/office/word/2010/wordprocessingInk" xmlns:wne="http://schemas.microsoft.com/office/word/2006/wordml" xmlns:wps="http://schemas.microsoft.com/office/word/2010/wordprocessingShape" mc:Ignorable="w14 w15 w16se w16cid w16 w16cex w16sdtdh wp14">
   <w:abstractNum w:abstractNumId="0" w15:restartNumberingAfterBreak="0">
     <w:nsid w:val="FFFFFF89"/>
     <w:multiLevelType w:val="singleLevel"/>
@@ -15224,100 +15145,100 @@
       </w:rPr>
     </w:lvl>
   </w:abstractNum>
-  <w:num w:numId="1" w16cid:durableId="1341199570">
+  <w:num w:numId="1">
     <w:abstractNumId w:val="0"/>
   </w:num>
-  <w:num w:numId="2" w16cid:durableId="1488280694">
+  <w:num w:numId="2">
     <w:abstractNumId w:val="11"/>
   </w:num>
-  <w:num w:numId="3" w16cid:durableId="1311519202">
+  <w:num w:numId="3">
     <w:abstractNumId w:val="18"/>
   </w:num>
-  <w:num w:numId="4" w16cid:durableId="1408989757">
+  <w:num w:numId="4">
     <w:abstractNumId w:val="14"/>
   </w:num>
-  <w:num w:numId="5" w16cid:durableId="744107246">
+  <w:num w:numId="5">
     <w:abstractNumId w:val="15"/>
   </w:num>
-  <w:num w:numId="6" w16cid:durableId="1413048616">
+  <w:num w:numId="6">
     <w:abstractNumId w:val="16"/>
   </w:num>
-  <w:num w:numId="7" w16cid:durableId="834418430">
+  <w:num w:numId="7">
     <w:abstractNumId w:val="31"/>
   </w:num>
-  <w:num w:numId="8" w16cid:durableId="460266802">
+  <w:num w:numId="8">
     <w:abstractNumId w:val="19"/>
   </w:num>
-  <w:num w:numId="9" w16cid:durableId="568466203">
+  <w:num w:numId="9">
     <w:abstractNumId w:val="12"/>
   </w:num>
-  <w:num w:numId="10" w16cid:durableId="1867674134">
+  <w:num w:numId="10">
     <w:abstractNumId w:val="9"/>
   </w:num>
-  <w:num w:numId="11" w16cid:durableId="1283608692">
+  <w:num w:numId="11">
     <w:abstractNumId w:val="28"/>
   </w:num>
-  <w:num w:numId="12" w16cid:durableId="1079209932">
+  <w:num w:numId="12">
     <w:abstractNumId w:val="26"/>
   </w:num>
-  <w:num w:numId="13" w16cid:durableId="823744380">
+  <w:num w:numId="13">
     <w:abstractNumId w:val="8"/>
   </w:num>
-  <w:num w:numId="14" w16cid:durableId="320692433">
+  <w:num w:numId="14">
     <w:abstractNumId w:val="17"/>
   </w:num>
-  <w:num w:numId="15" w16cid:durableId="106852809">
+  <w:num w:numId="15">
     <w:abstractNumId w:val="30"/>
   </w:num>
-  <w:num w:numId="16" w16cid:durableId="1666784023">
+  <w:num w:numId="16">
     <w:abstractNumId w:val="27"/>
   </w:num>
-  <w:num w:numId="17" w16cid:durableId="613946964">
+  <w:num w:numId="17">
     <w:abstractNumId w:val="21"/>
   </w:num>
-  <w:num w:numId="18" w16cid:durableId="349724051">
+  <w:num w:numId="18">
     <w:abstractNumId w:val="24"/>
   </w:num>
-  <w:num w:numId="19" w16cid:durableId="1521966195">
+  <w:num w:numId="19">
     <w:abstractNumId w:val="22"/>
   </w:num>
-  <w:num w:numId="20" w16cid:durableId="1410887982">
+  <w:num w:numId="20">
     <w:abstractNumId w:val="7"/>
   </w:num>
-  <w:num w:numId="21" w16cid:durableId="200636120">
+  <w:num w:numId="21">
     <w:abstractNumId w:val="20"/>
   </w:num>
-  <w:num w:numId="22" w16cid:durableId="2071999822">
+  <w:num w:numId="22">
     <w:abstractNumId w:val="6"/>
   </w:num>
-  <w:num w:numId="23" w16cid:durableId="178350856">
+  <w:num w:numId="23">
     <w:abstractNumId w:val="4"/>
   </w:num>
-  <w:num w:numId="24" w16cid:durableId="802387805">
+  <w:num w:numId="24">
     <w:abstractNumId w:val="5"/>
   </w:num>
-  <w:num w:numId="25" w16cid:durableId="2010057830">
+  <w:num w:numId="25">
     <w:abstractNumId w:val="2"/>
   </w:num>
-  <w:num w:numId="26" w16cid:durableId="693924311">
+  <w:num w:numId="26">
     <w:abstractNumId w:val="10"/>
   </w:num>
-  <w:num w:numId="27" w16cid:durableId="339507999">
+  <w:num w:numId="27">
     <w:abstractNumId w:val="29"/>
   </w:num>
-  <w:num w:numId="28" w16cid:durableId="112291730">
+  <w:num w:numId="28">
     <w:abstractNumId w:val="25"/>
   </w:num>
-  <w:num w:numId="29" w16cid:durableId="1647514279">
+  <w:num w:numId="29">
     <w:abstractNumId w:val="1"/>
   </w:num>
-  <w:num w:numId="30" w16cid:durableId="1070541725">
+  <w:num w:numId="30">
     <w:abstractNumId w:val="13"/>
   </w:num>
-  <w:num w:numId="31" w16cid:durableId="1501773797">
+  <w:num w:numId="31">
     <w:abstractNumId w:val="23"/>
   </w:num>
-  <w:num w:numId="32" w16cid:durableId="1189954644">
+  <w:num w:numId="32">
     <w:abstractNumId w:val="3"/>
   </w:num>
   <w:numIdMacAtCleanup w:val="28"/>
@@ -15325,7 +15246,7 @@
 </file>
 
 <file path=word/styles.xml><?xml version="1.0" encoding="utf-8"?>
-<w:styles xmlns:mc="http://schemas.openxmlformats.org/markup-compatibility/2006" xmlns:r="http://schemas.openxmlformats.org/officeDocument/2006/relationships" xmlns:w="http://schemas.openxmlformats.org/wordprocessingml/2006/main" xmlns:w14="http://schemas.microsoft.com/office/word/2010/wordml" xmlns:w15="http://schemas.microsoft.com/office/word/2012/wordml" xmlns:w16cex="http://schemas.microsoft.com/office/word/2018/wordml/cex" xmlns:w16cid="http://schemas.microsoft.com/office/word/2016/wordml/cid" xmlns:w16="http://schemas.microsoft.com/office/word/2018/wordml" xmlns:w16du="http://schemas.microsoft.com/office/word/2023/wordml/word16du" xmlns:w16sdtdh="http://schemas.microsoft.com/office/word/2020/wordml/sdtdatahash" xmlns:w16sdtfl="http://schemas.microsoft.com/office/word/2024/wordml/sdtformatlock" xmlns:w16se="http://schemas.microsoft.com/office/word/2015/wordml/symex" mc:Ignorable="w14 w15 w16se w16cid w16 w16cex w16sdtdh w16sdtfl w16du">
+<w:styles xmlns:mc="http://schemas.openxmlformats.org/markup-compatibility/2006" xmlns:r="http://schemas.openxmlformats.org/officeDocument/2006/relationships" xmlns:w="http://schemas.openxmlformats.org/wordprocessingml/2006/main" xmlns:w14="http://schemas.microsoft.com/office/word/2010/wordml" xmlns:w15="http://schemas.microsoft.com/office/word/2012/wordml" xmlns:w16cex="http://schemas.microsoft.com/office/word/2018/wordml/cex" xmlns:w16cid="http://schemas.microsoft.com/office/word/2016/wordml/cid" xmlns:w16="http://schemas.microsoft.com/office/word/2018/wordml" xmlns:w16sdtdh="http://schemas.microsoft.com/office/word/2020/wordml/sdtdatahash" xmlns:w16se="http://schemas.microsoft.com/office/word/2015/wordml/symex" mc:Ignorable="w14 w15 w16se w16cid w16 w16cex w16sdtdh">
   <w:docDefaults>
     <w:rPrDefault>
       <w:rPr>
@@ -16673,7 +16594,7 @@
       </w:rPr>
     </w:tblStylePr>
   </w:style>
-  <w:style w:type="character" w:styleId="Fuerte">
+  <w:style w:type="character" w:styleId="Textoennegrita">
     <w:name w:val="Strong"/>
     <w:basedOn w:val="Fuentedeprrafopredeter"/>
     <w:uiPriority w:val="22"/>
@@ -17066,8 +16987,12 @@
 </file>
 
 <file path=customXml/item1.xml><?xml version="1.0" encoding="utf-8"?>
-<ct:contentTypeSchema xmlns:ct="http://schemas.microsoft.com/office/2006/metadata/contentType" xmlns:ma="http://schemas.microsoft.com/office/2006/metadata/properties/metaAttributes" ct:_="" ma:_="" ma:contentTypeName="Documento" ma:contentTypeID="0x01010005252A1EF3BD024F856B47B579AB5244" ma:contentTypeVersion="12" ma:contentTypeDescription="Crear nuevo documento." ma:contentTypeScope="" ma:versionID="32d0e18b85ac20c34eab62df21c0cf58">
-  <xsd:schema xmlns:xsd="http://www.w3.org/2001/XMLSchema" xmlns:xs="http://www.w3.org/2001/XMLSchema" xmlns:p="http://schemas.microsoft.com/office/2006/metadata/properties" xmlns:ns2="42760c81-fd8e-4d59-8953-7cdb9f38b14f" xmlns:ns3="67a0edcd-0de5-43ed-8c27-e32f38a00c91" targetNamespace="http://schemas.microsoft.com/office/2006/metadata/properties" ma:root="true" ma:fieldsID="cc2c149e99f10870fd5bc3964e5386d3" ns2:_="" ns3:_="">
+<b:Sources xmlns:b="http://schemas.openxmlformats.org/officeDocument/2006/bibliography" xmlns="http://schemas.openxmlformats.org/officeDocument/2006/bibliography" SelectedStyle="\APASixthEditionOfficeOnline.xsl" StyleName="APA" Version="6"/>
+</file>
+
+<file path=customXml/item2.xml><?xml version="1.0" encoding="utf-8"?>
+<ct:contentTypeSchema xmlns:ct="http://schemas.microsoft.com/office/2006/metadata/contentType" xmlns:ma="http://schemas.microsoft.com/office/2006/metadata/properties/metaAttributes" ct:_="" ma:_="" ma:contentTypeName="Documento" ma:contentTypeID="0x01010005252A1EF3BD024F856B47B579AB5244" ma:contentTypeVersion="13" ma:contentTypeDescription="Crear nuevo documento." ma:contentTypeScope="" ma:versionID="ddfaac56a287547bce89452cd31c5884">
+  <xsd:schema xmlns:xsd="http://www.w3.org/2001/XMLSchema" xmlns:xs="http://www.w3.org/2001/XMLSchema" xmlns:p="http://schemas.microsoft.com/office/2006/metadata/properties" xmlns:ns2="42760c81-fd8e-4d59-8953-7cdb9f38b14f" xmlns:ns3="67a0edcd-0de5-43ed-8c27-e32f38a00c91" targetNamespace="http://schemas.microsoft.com/office/2006/metadata/properties" ma:root="true" ma:fieldsID="5ac878f7c8dbf4633d03f1982e859186" ns2:_="" ns3:_="">
     <xsd:import namespace="42760c81-fd8e-4d59-8953-7cdb9f38b14f"/>
     <xsd:import namespace="67a0edcd-0de5-43ed-8c27-e32f38a00c91"/>
     <xsd:element name="properties">
@@ -17087,6 +17012,7 @@
                 <xsd:element ref="ns3:TaxCatchAll" minOccurs="0"/>
                 <xsd:element ref="ns2:MediaServiceOCR" minOccurs="0"/>
                 <xsd:element ref="ns2:MediaServiceLocation" minOccurs="0"/>
+                <xsd:element ref="ns2:MediaServiceBillingMetadata" minOccurs="0"/>
               </xsd:all>
             </xsd:complexType>
           </xsd:element>
@@ -17149,6 +17075,11 @@
     <xsd:element name="MediaServiceLocation" ma:index="19" nillable="true" ma:displayName="Location" ma:description="" ma:indexed="true" ma:internalName="MediaServiceLocation" ma:readOnly="true">
       <xsd:simpleType>
         <xsd:restriction base="dms:Text"/>
+      </xsd:simpleType>
+    </xsd:element>
+    <xsd:element name="MediaServiceBillingMetadata" ma:index="20" nillable="true" ma:displayName="MediaServiceBillingMetadata" ma:hidden="true" ma:internalName="MediaServiceBillingMetadata" ma:readOnly="true">
+      <xsd:simpleType>
+        <xsd:restriction base="dms:Note"/>
       </xsd:simpleType>
     </xsd:element>
   </xsd:schema>
@@ -17266,7 +17197,7 @@
 </ct:contentTypeSchema>
 </file>
 
-<file path=customXml/item2.xml><?xml version="1.0" encoding="utf-8"?>
+<file path=customXml/item3.xml><?xml version="1.0" encoding="utf-8"?>
 <p:properties xmlns:p="http://schemas.microsoft.com/office/2006/metadata/properties" xmlns:xsi="http://www.w3.org/2001/XMLSchema-instance" xmlns:pc="http://schemas.microsoft.com/office/infopath/2007/PartnerControls">
   <documentManagement>
     <TaxCatchAll xmlns="67a0edcd-0de5-43ed-8c27-e32f38a00c91" xsi:nil="true"/>
@@ -17277,7 +17208,7 @@
 </p:properties>
 </file>
 
-<file path=customXml/item3.xml><?xml version="1.0" encoding="utf-8"?>
+<file path=customXml/item4.xml><?xml version="1.0" encoding="utf-8"?>
 <?mso-contentType ?>
 <FormTemplates xmlns="http://schemas.microsoft.com/sharepoint/v3/contenttype/forms">
   <Display>DocumentLibraryForm</Display>
@@ -17286,30 +17217,19 @@
 </FormTemplates>
 </file>
 
-<file path=customXml/item4.xml><?xml version="1.0" encoding="utf-8"?>
-<b:Sources xmlns:b="http://schemas.openxmlformats.org/officeDocument/2006/bibliography" xmlns="http://schemas.openxmlformats.org/officeDocument/2006/bibliography" SelectedStyle="\APASixthEditionOfficeOnline.xsl" StyleName="APA" Version="6"/>
-</file>
-
 <file path=customXml/itemProps1.xml><?xml version="1.0" encoding="utf-8"?>
-<ds:datastoreItem xmlns:ds="http://schemas.openxmlformats.org/officeDocument/2006/customXml" ds:itemID="{20FD2D4A-2CF9-445D-BD46-4A18692AEF33}">
+<ds:datastoreItem xmlns:ds="http://schemas.openxmlformats.org/officeDocument/2006/customXml" ds:itemID="{EAE431FD-7059-4C09-804B-C9D69EB7B213}">
   <ds:schemaRefs>
-    <ds:schemaRef ds:uri="http://schemas.microsoft.com/office/2006/metadata/contentType"/>
-    <ds:schemaRef ds:uri="http://schemas.microsoft.com/office/2006/metadata/properties/metaAttributes"/>
-    <ds:schemaRef ds:uri="http://www.w3.org/2001/XMLSchema"/>
-    <ds:schemaRef ds:uri="http://schemas.microsoft.com/office/2006/metadata/properties"/>
-    <ds:schemaRef ds:uri="42760c81-fd8e-4d59-8953-7cdb9f38b14f"/>
-    <ds:schemaRef ds:uri="67a0edcd-0de5-43ed-8c27-e32f38a00c91"/>
-    <ds:schemaRef ds:uri="http://schemas.microsoft.com/office/2006/documentManagement/types"/>
-    <ds:schemaRef ds:uri="http://schemas.microsoft.com/office/infopath/2007/PartnerControls"/>
-    <ds:schemaRef ds:uri="http://schemas.openxmlformats.org/package/2006/metadata/core-properties"/>
-    <ds:schemaRef ds:uri="http://purl.org/dc/elements/1.1/"/>
-    <ds:schemaRef ds:uri="http://purl.org/dc/terms/"/>
-    <ds:schemaRef ds:uri="http://schemas.microsoft.com/internal/obd"/>
+    <ds:schemaRef ds:uri="http://schemas.openxmlformats.org/officeDocument/2006/bibliography"/>
   </ds:schemaRefs>
 </ds:datastoreItem>
 </file>
 
 <file path=customXml/itemProps2.xml><?xml version="1.0" encoding="utf-8"?>
+<ds:datastoreItem xmlns:ds="http://schemas.openxmlformats.org/officeDocument/2006/customXml" ds:itemID="{4B20A13F-6B83-46F2-B3C6-16018C3D266F}"/>
+</file>
+
+<file path=customXml/itemProps3.xml><?xml version="1.0" encoding="utf-8"?>
 <ds:datastoreItem xmlns:ds="http://schemas.openxmlformats.org/officeDocument/2006/customXml" ds:itemID="{1279454D-02BE-4A9C-A117-DCD1573E2608}">
   <ds:schemaRefs>
     <ds:schemaRef ds:uri="http://schemas.microsoft.com/office/2006/metadata/properties"/>
@@ -17320,18 +17240,10 @@
 </ds:datastoreItem>
 </file>
 
-<file path=customXml/itemProps3.xml><?xml version="1.0" encoding="utf-8"?>
+<file path=customXml/itemProps4.xml><?xml version="1.0" encoding="utf-8"?>
 <ds:datastoreItem xmlns:ds="http://schemas.openxmlformats.org/officeDocument/2006/customXml" ds:itemID="{10663269-2064-4804-8290-36D4A57F5557}">
   <ds:schemaRefs>
     <ds:schemaRef ds:uri="http://schemas.microsoft.com/sharepoint/v3/contenttype/forms"/>
   </ds:schemaRefs>
 </ds:datastoreItem>
-</file>
-
-<file path=customXml/itemProps4.xml><?xml version="1.0" encoding="utf-8"?>
-<ds:datastoreItem xmlns:ds="http://schemas.openxmlformats.org/officeDocument/2006/customXml" ds:itemID="{EAE431FD-7059-4C09-804B-C9D69EB7B213}">
-  <ds:schemaRefs>
-    <ds:schemaRef ds:uri="http://schemas.openxmlformats.org/officeDocument/2006/bibliography"/>
-  </ds:schemaRefs>
-</ds:datastoreItem>
 </file>
--- a/fuentes/63560006_CF02_CFA.docx
+++ b/fuentes/63560006_CF02_CFA.docx
@@ -205,7 +205,7 @@
               </wp:anchor>
             </w:drawing>
           </mc:Choice>
-          <mc:Fallback xmlns:oel="http://schemas.microsoft.com/office/2019/extlst" xmlns:w16du="http://schemas.microsoft.com/office/word/2023/wordml/word16du" xmlns:w16sdtfl="http://schemas.microsoft.com/office/word/2024/wordml/sdtformatlock" xmlns:w16cei="http://schemas.microsoft.com/office/word/2026/wordml/cei">
+          <mc:Fallback xmlns:w16cei="http://schemas.microsoft.com/office/word/2026/wordml/cei" xmlns:w16sdtfl="http://schemas.microsoft.com/office/word/2024/wordml/sdtformatlock" xmlns:w16du="http://schemas.microsoft.com/office/word/2023/wordml/word16du" xmlns:oel="http://schemas.microsoft.com/office/2019/extlst">
             <w:pict>
               <v:rect w14:anchorId="4C256C62" id="Rectángulo 3" o:spid="_x0000_s1026" alt="&quot;&quot;" style="position:absolute;margin-left:-55.95pt;margin-top:26.4pt;width:613.85pt;height:164.25pt;z-index:-251655168;visibility:visible;mso-wrap-style:square;mso-height-percent:0;mso-wrap-distance-left:9pt;mso-wrap-distance-top:0;mso-wrap-distance-right:9pt;mso-wrap-distance-bottom:0;mso-position-horizontal:absolute;mso-position-horizontal-relative:text;mso-position-vertical:absolute;mso-position-vertical-relative:text;mso-height-percent:0;mso-height-relative:margin;v-text-anchor:middle" o:gfxdata="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" fillcolor="#00314d" stroked="f" strokeweight="1pt"/>
             </w:pict>
@@ -9755,6 +9755,7 @@
     </w:p>
     <w:p>
       <w:pPr>
+        <w:ind w:firstLine="708"/>
         <w:rPr>
           <w:noProof/>
           <w:lang w:eastAsia="es-CO"/>
@@ -9854,8 +9855,7 @@
     </w:p>
     <w:p>
       <w:pPr>
-        <w:ind w:firstLine="0"/>
-        <w:jc w:val="center"/>
+        <w:ind w:firstLine="708"/>
         <w:rPr>
           <w:noProof/>
           <w:lang w:eastAsia="es-CO"/>
@@ -9867,9 +9867,29 @@
           <w:lang w:eastAsia="es-CO"/>
         </w:rPr>
         <w:drawing>
-          <wp:inline distT="0" distB="0" distL="0" distR="0" wp14:anchorId="6C49B330" wp14:editId="0534F225">
+          <wp:anchor distT="0" distB="0" distL="114300" distR="114300" simplePos="0" relativeHeight="251664384" behindDoc="1" locked="0" layoutInCell="1" allowOverlap="1" wp14:anchorId="6C49B330" wp14:editId="767625D1">
+            <wp:simplePos x="0" y="0"/>
+            <wp:positionH relativeFrom="column">
+              <wp:posOffset>-19050</wp:posOffset>
+            </wp:positionH>
+            <wp:positionV relativeFrom="paragraph">
+              <wp:posOffset>307340</wp:posOffset>
+            </wp:positionV>
             <wp:extent cx="6503426" cy="1708030"/>
             <wp:effectExtent l="0" t="0" r="0" b="6985"/>
+            <wp:wrapTight wrapText="bothSides">
+              <wp:wrapPolygon edited="0">
+                <wp:start x="127" y="0"/>
+                <wp:lineTo x="0" y="723"/>
+                <wp:lineTo x="0" y="20724"/>
+                <wp:lineTo x="127" y="21447"/>
+                <wp:lineTo x="21387" y="21447"/>
+                <wp:lineTo x="21514" y="20724"/>
+                <wp:lineTo x="21514" y="723"/>
+                <wp:lineTo x="21387" y="0"/>
+                <wp:lineTo x="127" y="0"/>
+              </wp:wrapPolygon>
+            </wp:wrapTight>
             <wp:docPr id="829111319" name="Gráfico 9" descr="Síntesis del componente sobre alistamiento, mantenimiento y servicio del café, organizada en siete ejes sobre equipos, limpieza, insumos, higiene, servicio, verificación y POES. "/>
             <wp:cNvGraphicFramePr>
               <a:graphicFrameLocks xmlns:a="http://schemas.openxmlformats.org/drawingml/2006/main" noChangeAspect="1"/>
@@ -9884,6 +9904,9 @@
                   <pic:blipFill>
                     <a:blip r:embed="rId14">
                       <a:extLst>
+                        <a:ext uri="{28A0092B-C50C-407E-A947-70E740481C1C}">
+                          <a14:useLocalDpi xmlns:a14="http://schemas.microsoft.com/office/drawing/2010/main" val="0"/>
+                        </a:ext>
                         <a:ext uri="{96DAC541-7B7A-43D3-8B79-37D633B846F1}">
                           <asvg:svgBlip xmlns:asvg="http://schemas.microsoft.com/office/drawing/2016/SVG/main" r:embed="rId15"/>
                         </a:ext>
@@ -9896,7 +9919,7 @@
                   <pic:spPr>
                     <a:xfrm>
                       <a:off x="0" y="0"/>
-                      <a:ext cx="6581383" cy="1728504"/>
+                      <a:ext cx="6503426" cy="1708030"/>
                     </a:xfrm>
                     <a:prstGeom prst="rect">
                       <a:avLst/>
@@ -9905,9 +9928,18 @@
                 </pic:pic>
               </a:graphicData>
             </a:graphic>
-          </wp:inline>
+          </wp:anchor>
         </w:drawing>
       </w:r>
+    </w:p>
+    <w:p>
+      <w:pPr>
+        <w:ind w:firstLine="708"/>
+        <w:rPr>
+          <w:noProof/>
+          <w:lang w:eastAsia="es-CO"/>
+        </w:rPr>
+      </w:pPr>
     </w:p>
     <w:p>
       <w:pPr>
@@ -16987,10 +17019,6 @@
 </file>
 
 <file path=customXml/item1.xml><?xml version="1.0" encoding="utf-8"?>
-<b:Sources xmlns:b="http://schemas.openxmlformats.org/officeDocument/2006/bibliography" xmlns="http://schemas.openxmlformats.org/officeDocument/2006/bibliography" SelectedStyle="\APASixthEditionOfficeOnline.xsl" StyleName="APA" Version="6"/>
-</file>
-
-<file path=customXml/item2.xml><?xml version="1.0" encoding="utf-8"?>
 <ct:contentTypeSchema xmlns:ct="http://schemas.microsoft.com/office/2006/metadata/contentType" xmlns:ma="http://schemas.microsoft.com/office/2006/metadata/properties/metaAttributes" ct:_="" ma:_="" ma:contentTypeName="Documento" ma:contentTypeID="0x01010005252A1EF3BD024F856B47B579AB5244" ma:contentTypeVersion="13" ma:contentTypeDescription="Crear nuevo documento." ma:contentTypeScope="" ma:versionID="ddfaac56a287547bce89452cd31c5884">
   <xsd:schema xmlns:xsd="http://www.w3.org/2001/XMLSchema" xmlns:xs="http://www.w3.org/2001/XMLSchema" xmlns:p="http://schemas.microsoft.com/office/2006/metadata/properties" xmlns:ns2="42760c81-fd8e-4d59-8953-7cdb9f38b14f" xmlns:ns3="67a0edcd-0de5-43ed-8c27-e32f38a00c91" targetNamespace="http://schemas.microsoft.com/office/2006/metadata/properties" ma:root="true" ma:fieldsID="5ac878f7c8dbf4633d03f1982e859186" ns2:_="" ns3:_="">
     <xsd:import namespace="42760c81-fd8e-4d59-8953-7cdb9f38b14f"/>
@@ -17197,7 +17225,20 @@
 </ct:contentTypeSchema>
 </file>
 
+<file path=customXml/item2.xml><?xml version="1.0" encoding="utf-8"?>
+<b:Sources xmlns:b="http://schemas.openxmlformats.org/officeDocument/2006/bibliography" xmlns="http://schemas.openxmlformats.org/officeDocument/2006/bibliography" SelectedStyle="\APASixthEditionOfficeOnline.xsl" StyleName="APA" Version="6"/>
+</file>
+
 <file path=customXml/item3.xml><?xml version="1.0" encoding="utf-8"?>
+<?mso-contentType ?>
+<FormTemplates xmlns="http://schemas.microsoft.com/sharepoint/v3/contenttype/forms">
+  <Display>DocumentLibraryForm</Display>
+  <Edit>DocumentLibraryForm</Edit>
+  <New>DocumentLibraryForm</New>
+</FormTemplates>
+</file>
+
+<file path=customXml/item4.xml><?xml version="1.0" encoding="utf-8"?>
 <p:properties xmlns:p="http://schemas.microsoft.com/office/2006/metadata/properties" xmlns:xsi="http://www.w3.org/2001/XMLSchema-instance" xmlns:pc="http://schemas.microsoft.com/office/infopath/2007/PartnerControls">
   <documentManagement>
     <TaxCatchAll xmlns="67a0edcd-0de5-43ed-8c27-e32f38a00c91" xsi:nil="true"/>
@@ -17208,16 +17249,26 @@
 </p:properties>
 </file>
 
-<file path=customXml/item4.xml><?xml version="1.0" encoding="utf-8"?>
-<?mso-contentType ?>
-<FormTemplates xmlns="http://schemas.microsoft.com/sharepoint/v3/contenttype/forms">
-  <Display>DocumentLibraryForm</Display>
-  <Edit>DocumentLibraryForm</Edit>
-  <New>DocumentLibraryForm</New>
-</FormTemplates>
+<file path=customXml/itemProps1.xml><?xml version="1.0" encoding="utf-8"?>
+<ds:datastoreItem xmlns:ds="http://schemas.openxmlformats.org/officeDocument/2006/customXml" ds:itemID="{4B20A13F-6B83-46F2-B3C6-16018C3D266F}">
+  <ds:schemaRefs>
+    <ds:schemaRef ds:uri="http://schemas.microsoft.com/office/2006/metadata/contentType"/>
+    <ds:schemaRef ds:uri="http://schemas.microsoft.com/office/2006/metadata/properties/metaAttributes"/>
+    <ds:schemaRef ds:uri="http://www.w3.org/2001/XMLSchema"/>
+    <ds:schemaRef ds:uri="http://schemas.microsoft.com/office/2006/metadata/properties"/>
+    <ds:schemaRef ds:uri="42760c81-fd8e-4d59-8953-7cdb9f38b14f"/>
+    <ds:schemaRef ds:uri="67a0edcd-0de5-43ed-8c27-e32f38a00c91"/>
+    <ds:schemaRef ds:uri="http://schemas.microsoft.com/office/2006/documentManagement/types"/>
+    <ds:schemaRef ds:uri="http://schemas.microsoft.com/office/infopath/2007/PartnerControls"/>
+    <ds:schemaRef ds:uri="http://schemas.openxmlformats.org/package/2006/metadata/core-properties"/>
+    <ds:schemaRef ds:uri="http://purl.org/dc/elements/1.1/"/>
+    <ds:schemaRef ds:uri="http://purl.org/dc/terms/"/>
+    <ds:schemaRef ds:uri="http://schemas.microsoft.com/internal/obd"/>
+  </ds:schemaRefs>
+</ds:datastoreItem>
 </file>
 
-<file path=customXml/itemProps1.xml><?xml version="1.0" encoding="utf-8"?>
+<file path=customXml/itemProps2.xml><?xml version="1.0" encoding="utf-8"?>
 <ds:datastoreItem xmlns:ds="http://schemas.openxmlformats.org/officeDocument/2006/customXml" ds:itemID="{EAE431FD-7059-4C09-804B-C9D69EB7B213}">
   <ds:schemaRefs>
     <ds:schemaRef ds:uri="http://schemas.openxmlformats.org/officeDocument/2006/bibliography"/>
@@ -17225,11 +17276,15 @@
 </ds:datastoreItem>
 </file>
 
-<file path=customXml/itemProps2.xml><?xml version="1.0" encoding="utf-8"?>
-<ds:datastoreItem xmlns:ds="http://schemas.openxmlformats.org/officeDocument/2006/customXml" ds:itemID="{4B20A13F-6B83-46F2-B3C6-16018C3D266F}"/>
+<file path=customXml/itemProps3.xml><?xml version="1.0" encoding="utf-8"?>
+<ds:datastoreItem xmlns:ds="http://schemas.openxmlformats.org/officeDocument/2006/customXml" ds:itemID="{10663269-2064-4804-8290-36D4A57F5557}">
+  <ds:schemaRefs>
+    <ds:schemaRef ds:uri="http://schemas.microsoft.com/sharepoint/v3/contenttype/forms"/>
+  </ds:schemaRefs>
+</ds:datastoreItem>
 </file>
 
-<file path=customXml/itemProps3.xml><?xml version="1.0" encoding="utf-8"?>
+<file path=customXml/itemProps4.xml><?xml version="1.0" encoding="utf-8"?>
 <ds:datastoreItem xmlns:ds="http://schemas.openxmlformats.org/officeDocument/2006/customXml" ds:itemID="{1279454D-02BE-4A9C-A117-DCD1573E2608}">
   <ds:schemaRefs>
     <ds:schemaRef ds:uri="http://schemas.microsoft.com/office/2006/metadata/properties"/>
@@ -17238,12 +17293,4 @@
     <ds:schemaRef ds:uri="42760c81-fd8e-4d59-8953-7cdb9f38b14f"/>
   </ds:schemaRefs>
 </ds:datastoreItem>
-</file>
-
-<file path=customXml/itemProps4.xml><?xml version="1.0" encoding="utf-8"?>
-<ds:datastoreItem xmlns:ds="http://schemas.openxmlformats.org/officeDocument/2006/customXml" ds:itemID="{10663269-2064-4804-8290-36D4A57F5557}">
-  <ds:schemaRefs>
-    <ds:schemaRef ds:uri="http://schemas.microsoft.com/sharepoint/v3/contenttype/forms"/>
-  </ds:schemaRefs>
-</ds:datastoreItem>
 </file>
--- a/fuentes/63560006_CF02_CFA.docx
+++ b/fuentes/63560006_CF02_CFA.docx
@@ -2651,23 +2651,7 @@
         <w:t>Nota.</w:t>
       </w:r>
       <w:r>
-        <w:t xml:space="preserve"> Adaptado de </w:t>
-      </w:r>
-      <w:proofErr w:type="spellStart"/>
-      <w:r>
-        <w:t>Nuova</w:t>
-      </w:r>
-      <w:proofErr w:type="spellEnd"/>
-      <w:r>
-        <w:t xml:space="preserve"> </w:t>
-      </w:r>
-      <w:proofErr w:type="spellStart"/>
-      <w:r>
-        <w:t>Simonelli</w:t>
-      </w:r>
-      <w:proofErr w:type="spellEnd"/>
-      <w:r>
-        <w:t xml:space="preserve"> (2021) y Rancilio (2020).</w:t>
+        <w:t xml:space="preserve"> Adaptado de Nuova Simonelli (2021) y Rancilio (2020).</w:t>
       </w:r>
     </w:p>
     <w:p>
@@ -2896,17 +2880,8 @@
           <w:b/>
           <w:bCs/>
         </w:rPr>
-        <w:t xml:space="preserve">Pisón o </w:t>
-      </w:r>
-      <w:proofErr w:type="spellStart"/>
-      <w:r>
-        <w:rPr>
-          <w:b/>
-          <w:bCs/>
-        </w:rPr>
-        <w:t>tamper</w:t>
-      </w:r>
-      <w:proofErr w:type="spellEnd"/>
+        <w:t>Pisón o tamper</w:t>
+      </w:r>
       <w:r>
         <w:t>: con base plana de 58 mm de diámetro. Se utiliza para compactar el café molido en la cesta del portafiltro con presión nivelada de 10-15 kg. La base debe mantenerse limpia y sin rayones.</w:t>
       </w:r>
@@ -3472,7 +3447,6 @@
         </w:rPr>
         <w:t xml:space="preserve">: </w:t>
       </w:r>
-      <w:proofErr w:type="spellStart"/>
       <w:r>
         <w:rPr>
           <w:lang w:val="es-419" w:eastAsia="es-CO"/>
@@ -3483,14 +3457,7 @@
         <w:rPr>
           <w:lang w:val="es-419" w:eastAsia="es-CO"/>
         </w:rPr>
-        <w:t>ortafiltro</w:t>
-      </w:r>
-      <w:proofErr w:type="spellEnd"/>
-      <w:r>
-        <w:rPr>
-          <w:lang w:val="es-419" w:eastAsia="es-CO"/>
-        </w:rPr>
-        <w:t xml:space="preserve"> con su cesta extraíble y un cepillo de cerdas duras cepillando la cesta. Elimina los residuos de café después de cada extracción.</w:t>
+        <w:t>ortafiltro con su cesta extraíble y un cepillo de cerdas duras cepillando la cesta. Elimina los residuos de café después de cada extracción.</w:t>
       </w:r>
     </w:p>
     <w:p>
@@ -3539,7 +3506,6 @@
         </w:rPr>
         <w:t xml:space="preserve">: </w:t>
       </w:r>
-      <w:proofErr w:type="spellStart"/>
       <w:r>
         <w:rPr>
           <w:lang w:val="es-419" w:eastAsia="es-CO"/>
@@ -3550,14 +3516,7 @@
         <w:rPr>
           <w:lang w:val="es-419" w:eastAsia="es-CO"/>
         </w:rPr>
-        <w:t>ortafiltro</w:t>
-      </w:r>
-      <w:proofErr w:type="spellEnd"/>
-      <w:r>
-        <w:rPr>
-          <w:lang w:val="es-419" w:eastAsia="es-CO"/>
-        </w:rPr>
-        <w:t xml:space="preserve"> con disco ciego insertado en el grupo. Flechas azules indican contrapresión. Limpia el sistema hidráulico al final de la jornada (5 ciclos de 10 s).</w:t>
+        <w:t>ortafiltro con disco ciego insertado en el grupo. Flechas azules indican contrapresión. Limpia el sistema hidráulico al final de la jornada (5 ciclos de 10 s).</w:t>
       </w:r>
     </w:p>
     <w:p>
@@ -5149,21 +5108,7 @@
         <w:rPr>
           <w:lang w:val="es-419" w:eastAsia="es-CO"/>
         </w:rPr>
-        <w:t xml:space="preserve">: grano de color pardo a negro, encogido, arrugado. Causas: falta de agua durante el desarrollo, fermentación prolongada, cerezas </w:t>
-      </w:r>
-      <w:proofErr w:type="spellStart"/>
-      <w:r>
-        <w:rPr>
-          <w:lang w:val="es-419" w:eastAsia="es-CO"/>
-        </w:rPr>
-        <w:t>sobremaduras</w:t>
-      </w:r>
-      <w:proofErr w:type="spellEnd"/>
-      <w:r>
-        <w:rPr>
-          <w:lang w:val="es-419" w:eastAsia="es-CO"/>
-        </w:rPr>
-        <w:t xml:space="preserve"> del suelo. Consecuencia en taza: sabor a podrido, fenólico, astringente.</w:t>
+        <w:t>: grano de color pardo a negro, encogido, arrugado. Causas: falta de agua durante el desarrollo, fermentación prolongada, cerezas sobremaduras del suelo. Consecuencia en taza: sabor a podrido, fenólico, astringente.</w:t>
       </w:r>
     </w:p>
     <w:p>
@@ -5859,16 +5804,8 @@
         <w:rPr>
           <w:lang w:val="es-419" w:eastAsia="es-CO"/>
         </w:rPr>
-        <w:t xml:space="preserve">7,5, dureza (como </w:t>
-      </w:r>
-      <w:proofErr w:type="spellStart"/>
-      <w:r>
-        <w:rPr>
-          <w:lang w:val="es-419" w:eastAsia="es-CO"/>
-        </w:rPr>
-        <w:t>CaCO</w:t>
-      </w:r>
-      <w:proofErr w:type="spellEnd"/>
+        <w:t>7,5, dureza (como CaCO</w:t>
+      </w:r>
       <w:r>
         <w:rPr>
           <w:rFonts w:ascii="Calibri" w:hAnsi="Calibri" w:cs="Calibri"/>
@@ -7337,7 +7274,6 @@
         </w:rPr>
         <w:t xml:space="preserve">La bebida debe servirse en una taza precalentada. Las temperaturas de servicio ideales son: </w:t>
       </w:r>
-      <w:proofErr w:type="spellStart"/>
       <w:r>
         <w:rPr>
           <w:rStyle w:val="Extranjerismo"/>
@@ -7345,7 +7281,6 @@
         </w:rPr>
         <w:t>espresso</w:t>
       </w:r>
-      <w:proofErr w:type="spellEnd"/>
       <w:r>
         <w:rPr>
           <w:lang w:val="es-419" w:eastAsia="es-CO"/>
@@ -7388,7 +7323,6 @@
         </w:rPr>
         <w:t xml:space="preserve"> pero se enfría al contacto con la taza y el ambiente), capuchino y </w:t>
       </w:r>
-      <w:proofErr w:type="spellStart"/>
       <w:r>
         <w:rPr>
           <w:rStyle w:val="Extranjerismo"/>
@@ -7396,7 +7330,6 @@
         </w:rPr>
         <w:t>latte</w:t>
       </w:r>
-      <w:proofErr w:type="spellEnd"/>
       <w:r>
         <w:rPr>
           <w:lang w:val="es-419" w:eastAsia="es-CO"/>
@@ -7427,47 +7360,13 @@
         </w:rPr>
         <w:t>75 °C, bebidas frías (</w:t>
       </w:r>
-      <w:proofErr w:type="spellStart"/>
       <w:r>
         <w:rPr>
           <w:rStyle w:val="Extranjerismo"/>
           <w:lang w:val="es-419" w:eastAsia="es-CO"/>
         </w:rPr>
-        <w:t>iced</w:t>
-      </w:r>
-      <w:proofErr w:type="spellEnd"/>
-      <w:r>
-        <w:rPr>
-          <w:rStyle w:val="Extranjerismo"/>
-          <w:lang w:val="es-419" w:eastAsia="es-CO"/>
-        </w:rPr>
-        <w:t xml:space="preserve"> </w:t>
-      </w:r>
-      <w:proofErr w:type="spellStart"/>
-      <w:r>
-        <w:rPr>
-          <w:rStyle w:val="Extranjerismo"/>
-          <w:lang w:val="es-419" w:eastAsia="es-CO"/>
-        </w:rPr>
-        <w:t>latte</w:t>
-      </w:r>
-      <w:proofErr w:type="spellEnd"/>
-      <w:r>
-        <w:rPr>
-          <w:rStyle w:val="Extranjerismo"/>
-          <w:lang w:val="es-419" w:eastAsia="es-CO"/>
-        </w:rPr>
-        <w:t xml:space="preserve">, </w:t>
-      </w:r>
-      <w:proofErr w:type="spellStart"/>
-      <w:r>
-        <w:rPr>
-          <w:rStyle w:val="Extranjerismo"/>
-          <w:lang w:val="es-419" w:eastAsia="es-CO"/>
-        </w:rPr>
-        <w:t>frappe</w:t>
-      </w:r>
-      <w:proofErr w:type="spellEnd"/>
+        <w:t>iced latte, frappe</w:t>
+      </w:r>
       <w:r>
         <w:rPr>
           <w:lang w:val="es-419" w:eastAsia="es-CO"/>
@@ -7512,7 +7411,6 @@
         </w:rPr>
         <w:t xml:space="preserve">90 ml para </w:t>
       </w:r>
-      <w:proofErr w:type="spellStart"/>
       <w:r>
         <w:rPr>
           <w:rStyle w:val="Extranjerismo"/>
@@ -7520,7 +7418,6 @@
         </w:rPr>
         <w:t>espresso</w:t>
       </w:r>
-      <w:proofErr w:type="spellEnd"/>
       <w:r>
         <w:rPr>
           <w:lang w:val="es-419" w:eastAsia="es-CO"/>
@@ -7551,7 +7448,6 @@
         </w:rPr>
         <w:t xml:space="preserve">250 ml para </w:t>
       </w:r>
-      <w:proofErr w:type="spellStart"/>
       <w:r>
         <w:rPr>
           <w:rStyle w:val="Extranjerismo"/>
@@ -7559,7 +7455,6 @@
         </w:rPr>
         <w:t>latte</w:t>
       </w:r>
-      <w:proofErr w:type="spellEnd"/>
       <w:r>
         <w:rPr>
           <w:lang w:val="es-419" w:eastAsia="es-CO"/>
@@ -7663,7 +7558,6 @@
         </w:rPr>
         <w:t>Si se sirven dos bebidas simultáneamente, colocar primero la más caliente (americano) y luego la más fría (</w:t>
       </w:r>
-      <w:proofErr w:type="spellStart"/>
       <w:r>
         <w:rPr>
           <w:rStyle w:val="Extranjerismo"/>
@@ -7671,7 +7565,6 @@
         </w:rPr>
         <w:t>latte</w:t>
       </w:r>
-      <w:proofErr w:type="spellEnd"/>
       <w:r>
         <w:rPr>
           <w:lang w:val="es-419" w:eastAsia="es-CO"/>
@@ -7696,92 +7589,56 @@
         </w:rPr>
         <w:t>En el caso de café filtrado (</w:t>
       </w:r>
-      <w:proofErr w:type="spellStart"/>
       <w:r>
         <w:rPr>
           <w:rStyle w:val="Extranjerismo"/>
           <w:lang w:val="es-419" w:eastAsia="es-CO"/>
         </w:rPr>
-        <w:t>pour</w:t>
-      </w:r>
-      <w:proofErr w:type="spellEnd"/>
+        <w:t>pour over</w:t>
+      </w:r>
+      <w:r>
+        <w:rPr>
+          <w:lang w:val="es-419" w:eastAsia="es-CO"/>
+        </w:rPr>
+        <w:t>), presentar la jarra con tapa (para mantener la temperatura) y una taza vacía, permitiendo que el cliente se sirva.</w:t>
+      </w:r>
+    </w:p>
+    <w:p>
+      <w:pPr>
+        <w:rPr>
+          <w:b/>
+          <w:bCs/>
+          <w:lang w:val="es-419" w:eastAsia="es-CO"/>
+        </w:rPr>
+      </w:pPr>
+      <w:r>
+        <w:rPr>
+          <w:b/>
+          <w:bCs/>
+          <w:lang w:val="es-419" w:eastAsia="es-CO"/>
+        </w:rPr>
+        <w:t>Normas de protocolo según contexto</w:t>
+      </w:r>
+    </w:p>
+    <w:p>
+      <w:pPr>
+        <w:rPr>
+          <w:lang w:val="es-419" w:eastAsia="es-CO"/>
+        </w:rPr>
+      </w:pPr>
+      <w:r>
+        <w:rPr>
+          <w:lang w:val="es-419" w:eastAsia="es-CO"/>
+        </w:rPr>
+        <w:t xml:space="preserve">En cafetería informal o </w:t>
+      </w:r>
       <w:r>
         <w:rPr>
           <w:rStyle w:val="Extranjerismo"/>
           <w:lang w:val="es-419" w:eastAsia="es-CO"/>
         </w:rPr>
-        <w:t xml:space="preserve"> </w:t>
-      </w:r>
-      <w:proofErr w:type="spellStart"/>
-      <w:r>
-        <w:rPr>
-          <w:rStyle w:val="Extranjerismo"/>
-          <w:lang w:val="es-419" w:eastAsia="es-CO"/>
-        </w:rPr>
-        <w:t>over</w:t>
-      </w:r>
-      <w:proofErr w:type="spellEnd"/>
-      <w:r>
-        <w:rPr>
-          <w:lang w:val="es-419" w:eastAsia="es-CO"/>
-        </w:rPr>
-        <w:t>), presentar la jarra con tapa (para mantener la temperatura) y una taza vacía, permitiendo que el cliente se sirva.</w:t>
-      </w:r>
-    </w:p>
-    <w:p>
-      <w:pPr>
-        <w:rPr>
-          <w:b/>
-          <w:bCs/>
-          <w:lang w:val="es-419" w:eastAsia="es-CO"/>
-        </w:rPr>
-      </w:pPr>
-      <w:r>
-        <w:rPr>
-          <w:b/>
-          <w:bCs/>
-          <w:lang w:val="es-419" w:eastAsia="es-CO"/>
-        </w:rPr>
-        <w:t>Normas de protocolo según contexto</w:t>
-      </w:r>
-    </w:p>
-    <w:p>
-      <w:pPr>
-        <w:rPr>
-          <w:lang w:val="es-419" w:eastAsia="es-CO"/>
-        </w:rPr>
-      </w:pPr>
-      <w:r>
-        <w:rPr>
-          <w:lang w:val="es-419" w:eastAsia="es-CO"/>
-        </w:rPr>
-        <w:t xml:space="preserve">En cafetería informal o </w:t>
-      </w:r>
-      <w:proofErr w:type="spellStart"/>
-      <w:r>
-        <w:rPr>
-          <w:rStyle w:val="Extranjerismo"/>
-          <w:lang w:val="es-419" w:eastAsia="es-CO"/>
-        </w:rPr>
-        <w:t>take</w:t>
-      </w:r>
-      <w:proofErr w:type="spellEnd"/>
-      <w:r>
-        <w:rPr>
-          <w:rStyle w:val="Extranjerismo"/>
-          <w:lang w:val="es-419" w:eastAsia="es-CO"/>
-        </w:rPr>
-        <w:t xml:space="preserve"> </w:t>
-      </w:r>
-      <w:proofErr w:type="spellStart"/>
-      <w:r>
-        <w:rPr>
-          <w:rStyle w:val="Extranjerismo"/>
-          <w:lang w:val="es-419" w:eastAsia="es-CO"/>
-        </w:rPr>
-        <w:t>away</w:t>
-      </w:r>
-      <w:proofErr w:type="spellEnd"/>
+        <w:t>take away</w:t>
+      </w:r>
       <w:r>
         <w:rPr>
           <w:lang w:val="es-419" w:eastAsia="es-CO"/>
@@ -8284,31 +8141,13 @@
         </w:rPr>
         <w:t xml:space="preserve">96 °C, medida en la salida del difusor (grupo). Se puede verificar con un termómetro de contacto (menos preciso) o, idealmente, con un termofiltro con termopar (instrumento de calibración profesional). Si la temperatura es baja, se debe ajustar el termostato de la caldera (para máquinas de caldera simple) o revisar el restrictor (para intercambiador de calor). Si es alta, se puede realizar un </w:t>
       </w:r>
-      <w:proofErr w:type="spellStart"/>
       <w:r>
         <w:rPr>
           <w:rStyle w:val="Extranjerismo"/>
           <w:lang w:val="es-419" w:eastAsia="es-CO"/>
         </w:rPr>
-        <w:t>cooling</w:t>
-      </w:r>
-      <w:proofErr w:type="spellEnd"/>
-      <w:r>
-        <w:rPr>
-          <w:rStyle w:val="Extranjerismo"/>
-          <w:lang w:val="es-419" w:eastAsia="es-CO"/>
-        </w:rPr>
-        <w:t xml:space="preserve"> </w:t>
-      </w:r>
-      <w:proofErr w:type="spellStart"/>
-      <w:r>
-        <w:rPr>
-          <w:rStyle w:val="Extranjerismo"/>
-          <w:lang w:val="es-419" w:eastAsia="es-CO"/>
-        </w:rPr>
-        <w:t>flush</w:t>
-      </w:r>
-      <w:proofErr w:type="spellEnd"/>
+        <w:t>cooling flush</w:t>
+      </w:r>
       <w:r>
         <w:rPr>
           <w:lang w:val="es-419" w:eastAsia="es-CO"/>
@@ -8472,7 +8311,6 @@
         </w:rPr>
         <w:t xml:space="preserve">Tener disponibles jarabes, saborizantes y </w:t>
       </w:r>
-      <w:proofErr w:type="spellStart"/>
       <w:r>
         <w:rPr>
           <w:rStyle w:val="Extranjerismo"/>
@@ -8480,7 +8318,6 @@
         </w:rPr>
         <w:t>toppings</w:t>
       </w:r>
-      <w:proofErr w:type="spellEnd"/>
       <w:r>
         <w:rPr>
           <w:lang w:val="es-419" w:eastAsia="es-CO"/>
@@ -9738,7 +9575,9 @@
     <w:p>
       <w:pPr>
         <w:pStyle w:val="Titulosgenerales"/>
-        <w:ind w:left="-360"/>
+        <w:tabs>
+          <w:tab w:val="left" w:pos="0"/>
+        </w:tabs>
         <w:rPr>
           <w:u w:val="single"/>
         </w:rPr>
@@ -9766,130 +9605,17 @@
           <w:noProof/>
           <w:lang w:eastAsia="es-CO"/>
         </w:rPr>
-        <w:t xml:space="preserve">Este componente formativo permitió fortalecer los conocimientos relacionados con la </w:t>
+        <w:t>Este componente formativo permitió fortalecer los conocimientos relacionados con la Maquinaria y equipos para la preparación de café, el Mantenimiento básico y rutinas de limpieza, los Insumos, materias primas y grano de café, la Higiene y seguridad en la estación de trabajo, el Protocolo de servicio y etiqueta profesional, el Alistamiento preoperacional y verificación de equipos y los Procedimientos Operativos Estandarizados de Saneamiento (POES). La integración de estos conocimientos proporciona las bases para desarrollar procesos de preparación del café con calidad, seguridad, eficiencia y apego a la normativa vigente.</w:t>
       </w:r>
       <w:r>
         <w:rPr>
           <w:noProof/>
           <w:lang w:eastAsia="es-CO"/>
         </w:rPr>
-        <w:t>m</w:t>
-      </w:r>
-      <w:r>
-        <w:rPr>
-          <w:noProof/>
-          <w:lang w:eastAsia="es-CO"/>
-        </w:rPr>
-        <w:t xml:space="preserve">aquinaria y equipos para la preparación de café, el </w:t>
-      </w:r>
-      <w:r>
-        <w:rPr>
-          <w:noProof/>
-          <w:lang w:eastAsia="es-CO"/>
-        </w:rPr>
-        <w:t>m</w:t>
-      </w:r>
-      <w:r>
-        <w:rPr>
-          <w:noProof/>
-          <w:lang w:eastAsia="es-CO"/>
-        </w:rPr>
-        <w:t xml:space="preserve">antenimiento básico y rutinas de limpieza, los </w:t>
-      </w:r>
-      <w:r>
-        <w:rPr>
-          <w:noProof/>
-          <w:lang w:eastAsia="es-CO"/>
-        </w:rPr>
-        <w:t>i</w:t>
-      </w:r>
-      <w:r>
-        <w:rPr>
-          <w:noProof/>
-          <w:lang w:eastAsia="es-CO"/>
-        </w:rPr>
-        <w:t xml:space="preserve">nsumos, materias primas y grano de café, la </w:t>
-      </w:r>
-      <w:r>
-        <w:rPr>
-          <w:noProof/>
-          <w:lang w:eastAsia="es-CO"/>
-        </w:rPr>
-        <w:t>h</w:t>
-      </w:r>
-      <w:r>
-        <w:rPr>
-          <w:noProof/>
-          <w:lang w:eastAsia="es-CO"/>
-        </w:rPr>
-        <w:t xml:space="preserve">igiene y seguridad en la estación de trabajo, el </w:t>
-      </w:r>
-      <w:r>
-        <w:rPr>
-          <w:noProof/>
-          <w:lang w:eastAsia="es-CO"/>
-        </w:rPr>
-        <w:t>p</w:t>
-      </w:r>
-      <w:r>
-        <w:rPr>
-          <w:noProof/>
-          <w:lang w:eastAsia="es-CO"/>
-        </w:rPr>
-        <w:t xml:space="preserve">rotocolo de servicio y etiqueta profesional, el </w:t>
-      </w:r>
-      <w:r>
-        <w:rPr>
-          <w:noProof/>
-          <w:lang w:eastAsia="es-CO"/>
-        </w:rPr>
-        <w:t>a</w:t>
-      </w:r>
-      <w:r>
-        <w:rPr>
-          <w:noProof/>
-          <w:lang w:eastAsia="es-CO"/>
-        </w:rPr>
-        <w:t>listamiento preoperacional y verificación de equipos y los Procedimientos Operativos Estandarizados (POES). La integración de estos conocimientos proporciona las bases para desarrollar procesos de preparación del café con calidad, seguridad, eficiencia y apego a la normativa vigente.</w:t>
-      </w:r>
-    </w:p>
-    <w:p>
-      <w:pPr>
-        <w:ind w:firstLine="708"/>
-        <w:rPr>
-          <w:noProof/>
-          <w:lang w:eastAsia="es-CO"/>
-        </w:rPr>
-      </w:pPr>
-      <w:r>
-        <w:rPr>
-          <w:noProof/>
-          <w:lang w:eastAsia="es-CO"/>
-        </w:rPr>
         <w:drawing>
-          <wp:anchor distT="0" distB="0" distL="114300" distR="114300" simplePos="0" relativeHeight="251664384" behindDoc="1" locked="0" layoutInCell="1" allowOverlap="1" wp14:anchorId="6C49B330" wp14:editId="767625D1">
-            <wp:simplePos x="0" y="0"/>
-            <wp:positionH relativeFrom="column">
-              <wp:posOffset>-19050</wp:posOffset>
-            </wp:positionH>
-            <wp:positionV relativeFrom="paragraph">
-              <wp:posOffset>307340</wp:posOffset>
-            </wp:positionV>
+          <wp:inline distT="0" distB="0" distL="0" distR="0" wp14:anchorId="6C49B330" wp14:editId="175E8B76">
             <wp:extent cx="6503426" cy="1708030"/>
             <wp:effectExtent l="0" t="0" r="0" b="6985"/>
-            <wp:wrapTight wrapText="bothSides">
-              <wp:wrapPolygon edited="0">
-                <wp:start x="127" y="0"/>
-                <wp:lineTo x="0" y="723"/>
-                <wp:lineTo x="0" y="20724"/>
-                <wp:lineTo x="127" y="21447"/>
-                <wp:lineTo x="21387" y="21447"/>
-                <wp:lineTo x="21514" y="20724"/>
-                <wp:lineTo x="21514" y="723"/>
-                <wp:lineTo x="21387" y="0"/>
-                <wp:lineTo x="127" y="0"/>
-              </wp:wrapPolygon>
-            </wp:wrapTight>
             <wp:docPr id="829111319" name="Gráfico 9" descr="Síntesis del componente sobre alistamiento, mantenimiento y servicio del café, organizada en siete ejes sobre equipos, limpieza, insumos, higiene, servicio, verificación y POES. "/>
             <wp:cNvGraphicFramePr>
               <a:graphicFrameLocks xmlns:a="http://schemas.openxmlformats.org/drawingml/2006/main" noChangeAspect="1"/>
@@ -9928,7 +9654,7 @@
                 </pic:pic>
               </a:graphicData>
             </a:graphic>
-          </wp:anchor>
+          </wp:inline>
         </w:drawing>
       </w:r>
     </w:p>
@@ -10467,29 +10193,8 @@
       </w:hyperlink>
     </w:p>
     <w:p>
-      <w:proofErr w:type="spellStart"/>
-      <w:r>
-        <w:t>Nuova</w:t>
-      </w:r>
-      <w:proofErr w:type="spellEnd"/>
-      <w:r>
-        <w:t xml:space="preserve"> </w:t>
-      </w:r>
-      <w:proofErr w:type="spellStart"/>
-      <w:r>
-        <w:t>Simonelli</w:t>
-      </w:r>
-      <w:proofErr w:type="spellEnd"/>
-      <w:r>
-        <w:t xml:space="preserve"> / La </w:t>
-      </w:r>
-      <w:proofErr w:type="spellStart"/>
-      <w:r>
-        <w:t>Marzocco</w:t>
-      </w:r>
-      <w:proofErr w:type="spellEnd"/>
-      <w:r>
-        <w:t xml:space="preserve">. (2021). Manual de mantenimiento de máquinas de </w:t>
+      <w:r>
+        <w:t xml:space="preserve">Nuova Simonelli / La Marzocco. (2021). Manual de mantenimiento de máquinas de </w:t>
       </w:r>
       <w:r>
         <w:rPr>
@@ -10531,48 +10236,14 @@
     </w:p>
     <w:p>
       <w:r>
-        <w:t xml:space="preserve">Specialty </w:t>
-      </w:r>
-      <w:proofErr w:type="spellStart"/>
-      <w:r>
-        <w:t>Coffee</w:t>
-      </w:r>
-      <w:proofErr w:type="spellEnd"/>
-      <w:r>
-        <w:t xml:space="preserve"> </w:t>
-      </w:r>
-      <w:proofErr w:type="spellStart"/>
-      <w:r>
-        <w:t>Association</w:t>
-      </w:r>
-      <w:proofErr w:type="spellEnd"/>
-      <w:r>
-        <w:t xml:space="preserve">. (2022). SCA </w:t>
-      </w:r>
-      <w:r>
-        <w:rPr>
-          <w:rStyle w:val="Extranjerismo"/>
-        </w:rPr>
-        <w:t>Water Quality Handbook</w:t>
-      </w:r>
-      <w:r>
-        <w:t xml:space="preserve">. SCA. (Documento técnico internacional, disponible en </w:t>
+        <w:t xml:space="preserve">Specialty Coffee Association. (2018). The 2018 SCA Water Quality Handbook. </w:t>
       </w:r>
       <w:hyperlink r:id="rId22" w:history="1">
         <w:r>
           <w:rPr>
             <w:rStyle w:val="Hipervnculo"/>
-            <w:rFonts w:ascii="Calibri" w:hAnsi="Calibri" w:cs="Calibri"/>
           </w:rPr>
-          <w:t>https://panama.worldofcoffee.org/?gad_source=1&amp;gad_campaignid=24231374128&amp;gb</w:t>
-        </w:r>
-        <w:r>
-          <w:rPr>
-            <w:rStyle w:val="Hipervnculo"/>
-            <w:rFonts w:ascii="Calibri" w:hAnsi="Calibri" w:cs="Calibri"/>
-          </w:rPr>
-          <w:lastRenderedPageBreak/>
-          <w:t>raid=0AAAABEZJfwKXB3FB7y-7Wg5Yh959aEg5t&amp;gclid=CjwKCAjwoOjVBhArEiwAUwDakwYZ-XLFwNmxi00zLopbOJUDndM26iUKqHMw659n15IPS1m42qshrBoCvM8QAvD_BwE</w:t>
+          <w:t>https://sca.coffee/store/p/the-2018-sca-water-quality-handbook-l57sj</w:t>
         </w:r>
       </w:hyperlink>
     </w:p>
@@ -11111,17 +10782,8 @@
                 <w:rStyle w:val="Extranjerismo"/>
                 <w:lang w:val="es-CO"/>
               </w:rPr>
-              <w:t xml:space="preserve">full </w:t>
-            </w:r>
-            <w:proofErr w:type="spellStart"/>
-            <w:r>
-              <w:rPr>
-                <w:rStyle w:val="Extranjerismo"/>
-                <w:lang w:val="es-CO"/>
-              </w:rPr>
-              <w:t>stack</w:t>
-            </w:r>
-            <w:proofErr w:type="spellEnd"/>
+              <w:t>full stack</w:t>
+            </w:r>
           </w:p>
         </w:tc>
         <w:tc>
@@ -17019,6 +16681,17 @@
 </file>
 
 <file path=customXml/item1.xml><?xml version="1.0" encoding="utf-8"?>
+<p:properties xmlns:p="http://schemas.microsoft.com/office/2006/metadata/properties" xmlns:xsi="http://www.w3.org/2001/XMLSchema-instance" xmlns:pc="http://schemas.microsoft.com/office/infopath/2007/PartnerControls">
+  <documentManagement>
+    <TaxCatchAll xmlns="67a0edcd-0de5-43ed-8c27-e32f38a00c91" xsi:nil="true"/>
+    <lcf76f155ced4ddcb4097134ff3c332f xmlns="42760c81-fd8e-4d59-8953-7cdb9f38b14f">
+      <Terms xmlns="http://schemas.microsoft.com/office/infopath/2007/PartnerControls"/>
+    </lcf76f155ced4ddcb4097134ff3c332f>
+  </documentManagement>
+</p:properties>
+</file>
+
+<file path=customXml/item2.xml><?xml version="1.0" encoding="utf-8"?>
 <ct:contentTypeSchema xmlns:ct="http://schemas.microsoft.com/office/2006/metadata/contentType" xmlns:ma="http://schemas.microsoft.com/office/2006/metadata/properties/metaAttributes" ct:_="" ma:_="" ma:contentTypeName="Documento" ma:contentTypeID="0x01010005252A1EF3BD024F856B47B579AB5244" ma:contentTypeVersion="13" ma:contentTypeDescription="Crear nuevo documento." ma:contentTypeScope="" ma:versionID="ddfaac56a287547bce89452cd31c5884">
   <xsd:schema xmlns:xsd="http://www.w3.org/2001/XMLSchema" xmlns:xs="http://www.w3.org/2001/XMLSchema" xmlns:p="http://schemas.microsoft.com/office/2006/metadata/properties" xmlns:ns2="42760c81-fd8e-4d59-8953-7cdb9f38b14f" xmlns:ns3="67a0edcd-0de5-43ed-8c27-e32f38a00c91" targetNamespace="http://schemas.microsoft.com/office/2006/metadata/properties" ma:root="true" ma:fieldsID="5ac878f7c8dbf4633d03f1982e859186" ns2:_="" ns3:_="">
     <xsd:import namespace="42760c81-fd8e-4d59-8953-7cdb9f38b14f"/>
@@ -17225,11 +16898,11 @@
 </ct:contentTypeSchema>
 </file>
 
-<file path=customXml/item2.xml><?xml version="1.0" encoding="utf-8"?>
+<file path=customXml/item3.xml><?xml version="1.0" encoding="utf-8"?>
 <b:Sources xmlns:b="http://schemas.openxmlformats.org/officeDocument/2006/bibliography" xmlns="http://schemas.openxmlformats.org/officeDocument/2006/bibliography" SelectedStyle="\APASixthEditionOfficeOnline.xsl" StyleName="APA" Version="6"/>
 </file>
 
-<file path=customXml/item3.xml><?xml version="1.0" encoding="utf-8"?>
+<file path=customXml/item4.xml><?xml version="1.0" encoding="utf-8"?>
 <?mso-contentType ?>
 <FormTemplates xmlns="http://schemas.microsoft.com/sharepoint/v3/contenttype/forms">
   <Display>DocumentLibraryForm</Display>
@@ -17238,18 +16911,18 @@
 </FormTemplates>
 </file>
 
-<file path=customXml/item4.xml><?xml version="1.0" encoding="utf-8"?>
-<p:properties xmlns:p="http://schemas.microsoft.com/office/2006/metadata/properties" xmlns:xsi="http://www.w3.org/2001/XMLSchema-instance" xmlns:pc="http://schemas.microsoft.com/office/infopath/2007/PartnerControls">
-  <documentManagement>
-    <TaxCatchAll xmlns="67a0edcd-0de5-43ed-8c27-e32f38a00c91" xsi:nil="true"/>
-    <lcf76f155ced4ddcb4097134ff3c332f xmlns="42760c81-fd8e-4d59-8953-7cdb9f38b14f">
-      <Terms xmlns="http://schemas.microsoft.com/office/infopath/2007/PartnerControls"/>
-    </lcf76f155ced4ddcb4097134ff3c332f>
-  </documentManagement>
-</p:properties>
+<file path=customXml/itemProps1.xml><?xml version="1.0" encoding="utf-8"?>
+<ds:datastoreItem xmlns:ds="http://schemas.openxmlformats.org/officeDocument/2006/customXml" ds:itemID="{1279454D-02BE-4A9C-A117-DCD1573E2608}">
+  <ds:schemaRefs>
+    <ds:schemaRef ds:uri="http://schemas.microsoft.com/office/2006/metadata/properties"/>
+    <ds:schemaRef ds:uri="http://schemas.microsoft.com/office/infopath/2007/PartnerControls"/>
+    <ds:schemaRef ds:uri="67a0edcd-0de5-43ed-8c27-e32f38a00c91"/>
+    <ds:schemaRef ds:uri="42760c81-fd8e-4d59-8953-7cdb9f38b14f"/>
+  </ds:schemaRefs>
+</ds:datastoreItem>
 </file>
 
-<file path=customXml/itemProps1.xml><?xml version="1.0" encoding="utf-8"?>
+<file path=customXml/itemProps2.xml><?xml version="1.0" encoding="utf-8"?>
 <ds:datastoreItem xmlns:ds="http://schemas.openxmlformats.org/officeDocument/2006/customXml" ds:itemID="{4B20A13F-6B83-46F2-B3C6-16018C3D266F}">
   <ds:schemaRefs>
     <ds:schemaRef ds:uri="http://schemas.microsoft.com/office/2006/metadata/contentType"/>
@@ -17268,7 +16941,7 @@
 </ds:datastoreItem>
 </file>
 
-<file path=customXml/itemProps2.xml><?xml version="1.0" encoding="utf-8"?>
+<file path=customXml/itemProps3.xml><?xml version="1.0" encoding="utf-8"?>
 <ds:datastoreItem xmlns:ds="http://schemas.openxmlformats.org/officeDocument/2006/customXml" ds:itemID="{EAE431FD-7059-4C09-804B-C9D69EB7B213}">
   <ds:schemaRefs>
     <ds:schemaRef ds:uri="http://schemas.openxmlformats.org/officeDocument/2006/bibliography"/>
@@ -17276,21 +16949,10 @@
 </ds:datastoreItem>
 </file>
 
-<file path=customXml/itemProps3.xml><?xml version="1.0" encoding="utf-8"?>
+<file path=customXml/itemProps4.xml><?xml version="1.0" encoding="utf-8"?>
 <ds:datastoreItem xmlns:ds="http://schemas.openxmlformats.org/officeDocument/2006/customXml" ds:itemID="{10663269-2064-4804-8290-36D4A57F5557}">
   <ds:schemaRefs>
     <ds:schemaRef ds:uri="http://schemas.microsoft.com/sharepoint/v3/contenttype/forms"/>
   </ds:schemaRefs>
 </ds:datastoreItem>
-</file>
-
-<file path=customXml/itemProps4.xml><?xml version="1.0" encoding="utf-8"?>
-<ds:datastoreItem xmlns:ds="http://schemas.openxmlformats.org/officeDocument/2006/customXml" ds:itemID="{1279454D-02BE-4A9C-A117-DCD1573E2608}">
-  <ds:schemaRefs>
-    <ds:schemaRef ds:uri="http://schemas.microsoft.com/office/2006/metadata/properties"/>
-    <ds:schemaRef ds:uri="http://schemas.microsoft.com/office/infopath/2007/PartnerControls"/>
-    <ds:schemaRef ds:uri="67a0edcd-0de5-43ed-8c27-e32f38a00c91"/>
-    <ds:schemaRef ds:uri="42760c81-fd8e-4d59-8953-7cdb9f38b14f"/>
-  </ds:schemaRefs>
-</ds:datastoreItem>
 </file>